--- a/result_sheet_templates/template_main_icat_test1.docx
+++ b/result_sheet_templates/template_main_icat_test1.docx
@@ -129,13 +129,13 @@
         <w:gridCol w:w="1173"/>
         <w:gridCol w:w="687"/>
         <w:gridCol w:w="392"/>
-        <w:gridCol w:w="215"/>
+        <w:gridCol w:w="214"/>
         <w:gridCol w:w="324"/>
         <w:gridCol w:w="372"/>
         <w:gridCol w:w="2622"/>
         <w:gridCol w:w="354"/>
         <w:gridCol w:w="1134"/>
-        <w:gridCol w:w="828"/>
+        <w:gridCol w:w="829"/>
         <w:gridCol w:w="896"/>
       </w:tblGrid>
       <w:tr>
@@ -150,6 +150,8 @@
             <w:pPr>
               <w:pStyle w:val="Normal"/>
               <w:widowControl/>
+              <w:suppressAutoHyphens w:val="true"/>
+              <w:bidi w:val="0"/>
               <w:spacing w:before="0" w:after="0"/>
               <w:jc w:val="center"/>
               <w:rPr>
@@ -164,6 +166,33 @@
             <w:r>
               <w:rPr>
                 <w:rFonts w:cs="Arial" w:ascii="Arial" w:hAnsi="Arial"/>
+                <w:b/>
+                <w:bCs/>
+                <w:sz w:val="16"/>
+                <w:szCs w:val="16"/>
+                <w:lang w:val="en-PH"/>
+              </w:rPr>
+              <w:t>{{applicant_reference}}</w:t>
+            </w:r>
+          </w:p>
+        </w:tc>
+        <w:tc>
+          <w:tcPr>
+            <w:tcW w:w="2252" w:type="dxa"/>
+            <w:gridSpan w:val="3"/>
+            <w:tcBorders/>
+            <w:vAlign w:val="bottom"/>
+          </w:tcPr>
+          <w:p>
+            <w:pPr>
+              <w:pStyle w:val="Normal"/>
+              <w:widowControl/>
+              <w:suppressAutoHyphens w:val="true"/>
+              <w:bidi w:val="0"/>
+              <w:spacing w:before="0" w:after="0"/>
+              <w:jc w:val="center"/>
+              <w:rPr>
+                <w:rFonts w:ascii="Arial" w:hAnsi="Arial" w:cs="Arial"/>
                 <w:b/>
                 <w:bCs/>
                 <w:kern w:val="0"/>
@@ -171,25 +200,10 @@
                 <w:szCs w:val="16"/>
                 <w:lang w:val="en-PH" w:eastAsia="en-US" w:bidi="ar-SA"/>
               </w:rPr>
-            </w:r>
-          </w:p>
-        </w:tc>
-        <w:tc>
-          <w:tcPr>
-            <w:tcW w:w="2252" w:type="dxa"/>
-            <w:gridSpan w:val="3"/>
-            <w:tcBorders/>
-            <w:vAlign w:val="bottom"/>
-          </w:tcPr>
-          <w:p>
-            <w:pPr>
-              <w:pStyle w:val="Normal"/>
-              <w:widowControl/>
-              <w:bidi w:val="0"/>
-              <w:spacing w:before="0" w:after="0"/>
-              <w:jc w:val="center"/>
-              <w:rPr>
-                <w:rFonts w:ascii="Arial" w:hAnsi="Arial" w:cs="Arial"/>
+            </w:pPr>
+            <w:r>
+              <w:rPr>
+                <w:rFonts w:cs="Arial" w:ascii="Arial" w:hAnsi="Arial"/>
                 <w:b/>
                 <w:bCs/>
                 <w:kern w:val="0"/>
@@ -197,6 +211,32 @@
                 <w:szCs w:val="16"/>
                 <w:lang w:val="en-PH" w:eastAsia="en-US" w:bidi="ar-SA"/>
               </w:rPr>
+              <w:t>{{family_name}}</w:t>
+            </w:r>
+          </w:p>
+        </w:tc>
+        <w:tc>
+          <w:tcPr>
+            <w:tcW w:w="3532" w:type="dxa"/>
+            <w:gridSpan w:val="4"/>
+            <w:tcBorders/>
+            <w:vAlign w:val="bottom"/>
+          </w:tcPr>
+          <w:p>
+            <w:pPr>
+              <w:pStyle w:val="Normal"/>
+              <w:widowControl/>
+              <w:suppressAutoHyphens w:val="true"/>
+              <w:spacing w:before="0" w:after="0"/>
+              <w:jc w:val="center"/>
+              <w:rPr>
+                <w:rFonts w:ascii="Arial" w:hAnsi="Arial" w:cs="Arial"/>
+                <w:b/>
+                <w:bCs/>
+                <w:sz w:val="16"/>
+                <w:szCs w:val="16"/>
+                <w:lang w:val="en-PH"/>
+              </w:rPr>
             </w:pPr>
             <w:r>
               <w:rPr>
@@ -208,14 +248,14 @@
                 <w:szCs w:val="16"/>
                 <w:lang w:val="en-PH" w:eastAsia="en-US" w:bidi="ar-SA"/>
               </w:rPr>
-              <w:t>{{family_name}}</w:t>
-            </w:r>
-          </w:p>
-        </w:tc>
-        <w:tc>
-          <w:tcPr>
-            <w:tcW w:w="3533" w:type="dxa"/>
-            <w:gridSpan w:val="4"/>
+              <w:t>{{first_name}}</w:t>
+            </w:r>
+          </w:p>
+        </w:tc>
+        <w:tc>
+          <w:tcPr>
+            <w:tcW w:w="1488" w:type="dxa"/>
+            <w:gridSpan w:val="2"/>
             <w:tcBorders/>
             <w:vAlign w:val="bottom"/>
           </w:tcPr>
@@ -223,6 +263,7 @@
             <w:pPr>
               <w:pStyle w:val="Normal"/>
               <w:widowControl/>
+              <w:suppressAutoHyphens w:val="true"/>
               <w:spacing w:before="0" w:after="0"/>
               <w:jc w:val="center"/>
               <w:rPr>
@@ -244,21 +285,21 @@
                 <w:szCs w:val="16"/>
                 <w:lang w:val="en-PH" w:eastAsia="en-US" w:bidi="ar-SA"/>
               </w:rPr>
-              <w:t>{{first_name}}</w:t>
-            </w:r>
-          </w:p>
-        </w:tc>
-        <w:tc>
-          <w:tcPr>
-            <w:tcW w:w="1488" w:type="dxa"/>
-            <w:gridSpan w:val="2"/>
+              <w:t>{{middle_name}}</w:t>
+            </w:r>
+          </w:p>
+        </w:tc>
+        <w:tc>
+          <w:tcPr>
+            <w:tcW w:w="829" w:type="dxa"/>
             <w:tcBorders/>
-            <w:vAlign w:val="bottom"/>
-          </w:tcPr>
-          <w:p>
-            <w:pPr>
-              <w:pStyle w:val="Normal"/>
-              <w:widowControl/>
+            <w:vAlign w:val="center"/>
+          </w:tcPr>
+          <w:p>
+            <w:pPr>
+              <w:pStyle w:val="Normal"/>
+              <w:widowControl/>
+              <w:suppressAutoHyphens w:val="true"/>
               <w:spacing w:before="0" w:after="0"/>
               <w:jc w:val="center"/>
               <w:rPr>
@@ -280,13 +321,13 @@
                 <w:szCs w:val="16"/>
                 <w:lang w:val="en-PH" w:eastAsia="en-US" w:bidi="ar-SA"/>
               </w:rPr>
-              <w:t>{{middle_name}}</w:t>
-            </w:r>
-          </w:p>
-        </w:tc>
-        <w:tc>
-          <w:tcPr>
-            <w:tcW w:w="828" w:type="dxa"/>
+              <w:t>{{sex}}</w:t>
+            </w:r>
+          </w:p>
+        </w:tc>
+        <w:tc>
+          <w:tcPr>
+            <w:tcW w:w="896" w:type="dxa"/>
             <w:tcBorders/>
             <w:vAlign w:val="center"/>
           </w:tcPr>
@@ -294,6 +335,7 @@
             <w:pPr>
               <w:pStyle w:val="Normal"/>
               <w:widowControl/>
+              <w:suppressAutoHyphens w:val="true"/>
               <w:spacing w:before="0" w:after="0"/>
               <w:jc w:val="center"/>
               <w:rPr>
@@ -315,41 +357,6 @@
                 <w:szCs w:val="16"/>
                 <w:lang w:val="en-PH" w:eastAsia="en-US" w:bidi="ar-SA"/>
               </w:rPr>
-              <w:t>{{sex}}</w:t>
-            </w:r>
-          </w:p>
-        </w:tc>
-        <w:tc>
-          <w:tcPr>
-            <w:tcW w:w="896" w:type="dxa"/>
-            <w:tcBorders/>
-            <w:vAlign w:val="center"/>
-          </w:tcPr>
-          <w:p>
-            <w:pPr>
-              <w:pStyle w:val="Normal"/>
-              <w:widowControl/>
-              <w:spacing w:before="0" w:after="0"/>
-              <w:jc w:val="center"/>
-              <w:rPr>
-                <w:rFonts w:ascii="Arial" w:hAnsi="Arial" w:cs="Arial"/>
-                <w:b/>
-                <w:bCs/>
-                <w:sz w:val="16"/>
-                <w:szCs w:val="16"/>
-                <w:lang w:val="en-PH"/>
-              </w:rPr>
-            </w:pPr>
-            <w:r>
-              <w:rPr>
-                <w:rFonts w:cs="Arial" w:ascii="Arial" w:hAnsi="Arial"/>
-                <w:b/>
-                <w:bCs/>
-                <w:kern w:val="0"/>
-                <w:sz w:val="16"/>
-                <w:szCs w:val="16"/>
-                <w:lang w:val="en-PH" w:eastAsia="en-US" w:bidi="ar-SA"/>
-              </w:rPr>
               <w:t>{{gwa}}{{gwa}}</w:t>
             </w:r>
           </w:p>
@@ -370,6 +377,7 @@
             <w:pPr>
               <w:pStyle w:val="Normal"/>
               <w:widowControl/>
+              <w:suppressAutoHyphens w:val="true"/>
               <w:spacing w:before="0" w:after="0"/>
               <w:jc w:val="center"/>
               <w:rPr>
@@ -409,6 +417,7 @@
             <w:pPr>
               <w:pStyle w:val="Normal"/>
               <w:widowControl/>
+              <w:suppressAutoHyphens w:val="true"/>
               <w:spacing w:before="0" w:after="0"/>
               <w:jc w:val="center"/>
               <w:rPr>
@@ -436,7 +445,7 @@
         </w:tc>
         <w:tc>
           <w:tcPr>
-            <w:tcW w:w="3533" w:type="dxa"/>
+            <w:tcW w:w="3532" w:type="dxa"/>
             <w:gridSpan w:val="4"/>
             <w:tcBorders>
               <w:start w:val="nil"/>
@@ -448,6 +457,7 @@
             <w:pPr>
               <w:pStyle w:val="Normal"/>
               <w:widowControl/>
+              <w:suppressAutoHyphens w:val="true"/>
               <w:spacing w:before="0" w:after="0"/>
               <w:jc w:val="center"/>
               <w:rPr>
@@ -487,6 +497,7 @@
             <w:pPr>
               <w:pStyle w:val="Normal"/>
               <w:widowControl/>
+              <w:suppressAutoHyphens w:val="true"/>
               <w:spacing w:before="0" w:after="0"/>
               <w:jc w:val="center"/>
               <w:rPr>
@@ -514,7 +525,7 @@
         </w:tc>
         <w:tc>
           <w:tcPr>
-            <w:tcW w:w="828" w:type="dxa"/>
+            <w:tcW w:w="829" w:type="dxa"/>
             <w:tcBorders>
               <w:start w:val="nil"/>
               <w:bottom w:val="nil"/>
@@ -525,6 +536,7 @@
             <w:pPr>
               <w:pStyle w:val="Normal"/>
               <w:widowControl/>
+              <w:suppressAutoHyphens w:val="true"/>
               <w:spacing w:before="0" w:after="0"/>
               <w:jc w:val="center"/>
               <w:rPr>
@@ -563,6 +575,7 @@
             <w:pPr>
               <w:pStyle w:val="Normal"/>
               <w:widowControl/>
+              <w:suppressAutoHyphens w:val="true"/>
               <w:spacing w:before="0" w:after="0"/>
               <w:jc w:val="center"/>
               <w:rPr>
@@ -607,6 +620,7 @@
             <w:pPr>
               <w:pStyle w:val="Normal"/>
               <w:widowControl/>
+              <w:suppressAutoHyphens w:val="true"/>
               <w:spacing w:before="0" w:after="0"/>
               <w:jc w:val="start"/>
               <w:rPr>
@@ -623,10 +637,9 @@
                 <w:rFonts w:cs="Arial" w:ascii="Arial" w:hAnsi="Arial"/>
                 <w:b/>
                 <w:bCs/>
-                <w:kern w:val="0"/>
-                <w:sz w:val="22"/>
-                <w:szCs w:val="22"/>
-                <w:lang w:val="en-PH" w:eastAsia="en-US" w:bidi="ar-SA"/>
+                <w:sz w:val="22"/>
+                <w:szCs w:val="22"/>
+                <w:lang w:val="en-PH"/>
               </w:rPr>
             </w:r>
           </w:p>
@@ -645,6 +658,7 @@
             <w:pPr>
               <w:pStyle w:val="Normal"/>
               <w:widowControl/>
+              <w:suppressAutoHyphens w:val="true"/>
               <w:spacing w:before="0" w:after="0"/>
               <w:jc w:val="start"/>
               <w:rPr>
@@ -661,17 +675,16 @@
                 <w:rFonts w:cs="Arial" w:ascii="Arial" w:hAnsi="Arial"/>
                 <w:b/>
                 <w:bCs/>
-                <w:kern w:val="0"/>
-                <w:sz w:val="22"/>
-                <w:szCs w:val="22"/>
-                <w:lang w:val="en-PH" w:eastAsia="en-US" w:bidi="ar-SA"/>
-              </w:rPr>
-            </w:r>
-          </w:p>
-        </w:tc>
-        <w:tc>
-          <w:tcPr>
-            <w:tcW w:w="1294" w:type="dxa"/>
+                <w:sz w:val="22"/>
+                <w:szCs w:val="22"/>
+                <w:lang w:val="en-PH"/>
+              </w:rPr>
+            </w:r>
+          </w:p>
+        </w:tc>
+        <w:tc>
+          <w:tcPr>
+            <w:tcW w:w="1293" w:type="dxa"/>
             <w:gridSpan w:val="3"/>
             <w:tcBorders>
               <w:top w:val="nil"/>
@@ -684,6 +697,7 @@
             <w:pPr>
               <w:pStyle w:val="Normal"/>
               <w:widowControl/>
+              <w:suppressAutoHyphens w:val="true"/>
               <w:spacing w:before="0" w:after="0"/>
               <w:jc w:val="start"/>
               <w:rPr>
@@ -700,17 +714,16 @@
                 <w:rFonts w:cs="Arial" w:ascii="Arial" w:hAnsi="Arial"/>
                 <w:b/>
                 <w:bCs/>
-                <w:kern w:val="0"/>
-                <w:sz w:val="22"/>
-                <w:szCs w:val="22"/>
-                <w:lang w:val="en-PH" w:eastAsia="en-US" w:bidi="ar-SA"/>
-              </w:rPr>
-            </w:r>
-          </w:p>
-        </w:tc>
-        <w:tc>
-          <w:tcPr>
-            <w:tcW w:w="6530" w:type="dxa"/>
+                <w:sz w:val="22"/>
+                <w:szCs w:val="22"/>
+                <w:lang w:val="en-PH"/>
+              </w:rPr>
+            </w:r>
+          </w:p>
+        </w:tc>
+        <w:tc>
+          <w:tcPr>
+            <w:tcW w:w="6531" w:type="dxa"/>
             <w:gridSpan w:val="7"/>
             <w:tcBorders>
               <w:top w:val="nil"/>
@@ -723,6 +736,7 @@
             <w:pPr>
               <w:pStyle w:val="Normal"/>
               <w:widowControl/>
+              <w:suppressAutoHyphens w:val="true"/>
               <w:spacing w:before="0" w:after="0"/>
               <w:jc w:val="start"/>
               <w:rPr>
@@ -739,10 +753,9 @@
                 <w:rFonts w:cs="Arial" w:ascii="Arial" w:hAnsi="Arial"/>
                 <w:b/>
                 <w:bCs/>
-                <w:kern w:val="0"/>
-                <w:sz w:val="22"/>
-                <w:szCs w:val="22"/>
-                <w:lang w:val="en-PH" w:eastAsia="en-US" w:bidi="ar-SA"/>
+                <w:sz w:val="22"/>
+                <w:szCs w:val="22"/>
+                <w:lang w:val="en-PH"/>
               </w:rPr>
             </w:r>
           </w:p>
@@ -760,6 +773,7 @@
             <w:pPr>
               <w:pStyle w:val="Normal"/>
               <w:widowControl/>
+              <w:suppressAutoHyphens w:val="true"/>
               <w:spacing w:before="0" w:after="0"/>
               <w:jc w:val="center"/>
               <w:rPr>
@@ -776,11 +790,11 @@
                 <w:rFonts w:cs="Arial" w:ascii="Arial" w:hAnsi="Arial"/>
                 <w:b/>
                 <w:bCs/>
-                <w:kern w:val="0"/>
                 <w:sz w:val="16"/>
                 <w:szCs w:val="16"/>
-                <w:lang w:val="en-PH" w:eastAsia="en-US" w:bidi="ar-SA"/>
-              </w:rPr>
+                <w:lang w:val="en-PH"/>
+              </w:rPr>
+              <w:t>{{course_applied}}</w:t>
             </w:r>
           </w:p>
         </w:tc>
@@ -795,6 +809,7 @@
             <w:pPr>
               <w:pStyle w:val="Normal"/>
               <w:widowControl/>
+              <w:suppressAutoHyphens w:val="true"/>
               <w:spacing w:before="0" w:after="0"/>
               <w:jc w:val="center"/>
               <w:rPr>
@@ -811,17 +826,17 @@
                 <w:rFonts w:cs="Arial" w:ascii="Arial" w:hAnsi="Arial"/>
                 <w:b/>
                 <w:bCs/>
-                <w:kern w:val="0"/>
                 <w:sz w:val="16"/>
                 <w:szCs w:val="16"/>
-                <w:lang w:val="en-PH" w:eastAsia="en-US" w:bidi="ar-SA"/>
-              </w:rPr>
-            </w:r>
-          </w:p>
-        </w:tc>
-        <w:tc>
-          <w:tcPr>
-            <w:tcW w:w="931" w:type="dxa"/>
+                <w:lang w:val="en-PH"/>
+              </w:rPr>
+              <w:t>{{strand}}</w:t>
+            </w:r>
+          </w:p>
+        </w:tc>
+        <w:tc>
+          <w:tcPr>
+            <w:tcW w:w="930" w:type="dxa"/>
             <w:gridSpan w:val="3"/>
             <w:tcBorders>
               <w:top w:val="nil"/>
@@ -833,6 +848,7 @@
             <w:pPr>
               <w:pStyle w:val="Normal"/>
               <w:widowControl/>
+              <w:suppressAutoHyphens w:val="true"/>
               <w:spacing w:before="0" w:after="0"/>
               <w:jc w:val="start"/>
               <w:rPr>
@@ -849,17 +865,16 @@
                 <w:rFonts w:cs="Arial" w:ascii="Arial" w:hAnsi="Arial"/>
                 <w:b/>
                 <w:bCs/>
-                <w:kern w:val="0"/>
-                <w:sz w:val="22"/>
-                <w:szCs w:val="22"/>
-                <w:lang w:val="en-PH" w:eastAsia="en-US" w:bidi="ar-SA"/>
-              </w:rPr>
-            </w:r>
-          </w:p>
-        </w:tc>
-        <w:tc>
-          <w:tcPr>
-            <w:tcW w:w="6206" w:type="dxa"/>
+                <w:sz w:val="22"/>
+                <w:szCs w:val="22"/>
+                <w:lang w:val="en-PH"/>
+              </w:rPr>
+            </w:r>
+          </w:p>
+        </w:tc>
+        <w:tc>
+          <w:tcPr>
+            <w:tcW w:w="6207" w:type="dxa"/>
             <w:gridSpan w:val="6"/>
             <w:tcBorders>
               <w:top w:val="nil"/>
@@ -874,6 +889,7 @@
             <w:pPr>
               <w:pStyle w:val="Normal"/>
               <w:widowControl/>
+              <w:suppressAutoHyphens w:val="true"/>
               <w:spacing w:before="0" w:after="0"/>
               <w:ind w:start="-114"/>
               <w:jc w:val="start"/>
@@ -923,6 +939,7 @@
             <w:pPr>
               <w:pStyle w:val="Normal"/>
               <w:widowControl/>
+              <w:suppressAutoHyphens w:val="true"/>
               <w:spacing w:before="0" w:after="0"/>
               <w:jc w:val="center"/>
               <w:rPr>
@@ -962,6 +979,7 @@
             <w:pPr>
               <w:pStyle w:val="Normal"/>
               <w:widowControl/>
+              <w:suppressAutoHyphens w:val="true"/>
               <w:spacing w:before="0" w:after="0"/>
               <w:jc w:val="center"/>
               <w:rPr>
@@ -989,7 +1007,7 @@
         </w:tc>
         <w:tc>
           <w:tcPr>
-            <w:tcW w:w="931" w:type="dxa"/>
+            <w:tcW w:w="930" w:type="dxa"/>
             <w:gridSpan w:val="3"/>
             <w:tcBorders>
               <w:top w:val="nil"/>
@@ -1003,6 +1021,7 @@
             <w:pPr>
               <w:pStyle w:val="Normal"/>
               <w:widowControl/>
+              <w:suppressAutoHyphens w:val="true"/>
               <w:spacing w:before="0" w:after="0"/>
               <w:jc w:val="center"/>
               <w:rPr>
@@ -1019,17 +1038,16 @@
                 <w:rFonts w:cs="Arial" w:ascii="Arial" w:hAnsi="Arial"/>
                 <w:b/>
                 <w:bCs/>
-                <w:kern w:val="0"/>
-                <w:sz w:val="22"/>
-                <w:szCs w:val="22"/>
-                <w:lang w:val="en-PH" w:eastAsia="en-US" w:bidi="ar-SA"/>
-              </w:rPr>
-            </w:r>
-          </w:p>
-        </w:tc>
-        <w:tc>
-          <w:tcPr>
-            <w:tcW w:w="6206" w:type="dxa"/>
+                <w:sz w:val="22"/>
+                <w:szCs w:val="22"/>
+                <w:lang w:val="en-PH"/>
+              </w:rPr>
+            </w:r>
+          </w:p>
+        </w:tc>
+        <w:tc>
+          <w:tcPr>
+            <w:tcW w:w="6207" w:type="dxa"/>
             <w:gridSpan w:val="6"/>
             <w:tcBorders>
               <w:top w:val="single" w:sz="18" w:space="0" w:color="000000"/>
@@ -1044,6 +1062,7 @@
             <w:pPr>
               <w:pStyle w:val="Normal"/>
               <w:widowControl/>
+              <w:suppressAutoHyphens w:val="true"/>
               <w:spacing w:before="0" w:after="0"/>
               <w:jc w:val="start"/>
               <w:rPr>
@@ -1086,6 +1105,7 @@
             <w:pPr>
               <w:pStyle w:val="Normal"/>
               <w:widowControl/>
+              <w:suppressAutoHyphens w:val="true"/>
               <w:spacing w:before="0" w:after="0"/>
               <w:jc w:val="start"/>
               <w:rPr>
@@ -1102,10 +1122,9 @@
                 <w:rFonts w:cs="Arial" w:ascii="Arial" w:hAnsi="Arial"/>
                 <w:b/>
                 <w:bCs/>
-                <w:kern w:val="0"/>
-                <w:sz w:val="22"/>
-                <w:szCs w:val="22"/>
-                <w:lang w:val="en-PH" w:eastAsia="en-US" w:bidi="ar-SA"/>
+                <w:sz w:val="22"/>
+                <w:szCs w:val="22"/>
+                <w:lang w:val="en-PH"/>
               </w:rPr>
             </w:r>
           </w:p>
@@ -1124,6 +1143,7 @@
             <w:pPr>
               <w:pStyle w:val="Normal"/>
               <w:widowControl/>
+              <w:suppressAutoHyphens w:val="true"/>
               <w:spacing w:before="0" w:after="0"/>
               <w:jc w:val="start"/>
               <w:rPr>
@@ -1140,17 +1160,16 @@
                 <w:rFonts w:cs="Arial" w:ascii="Arial" w:hAnsi="Arial"/>
                 <w:b/>
                 <w:bCs/>
-                <w:kern w:val="0"/>
-                <w:sz w:val="22"/>
-                <w:szCs w:val="22"/>
-                <w:lang w:val="en-PH" w:eastAsia="en-US" w:bidi="ar-SA"/>
-              </w:rPr>
-            </w:r>
-          </w:p>
-        </w:tc>
-        <w:tc>
-          <w:tcPr>
-            <w:tcW w:w="1294" w:type="dxa"/>
+                <w:sz w:val="22"/>
+                <w:szCs w:val="22"/>
+                <w:lang w:val="en-PH"/>
+              </w:rPr>
+            </w:r>
+          </w:p>
+        </w:tc>
+        <w:tc>
+          <w:tcPr>
+            <w:tcW w:w="1293" w:type="dxa"/>
             <w:gridSpan w:val="3"/>
             <w:tcBorders>
               <w:top w:val="nil"/>
@@ -1163,6 +1182,7 @@
             <w:pPr>
               <w:pStyle w:val="Normal"/>
               <w:widowControl/>
+              <w:suppressAutoHyphens w:val="true"/>
               <w:spacing w:before="0" w:after="0"/>
               <w:jc w:val="start"/>
               <w:rPr>
@@ -1179,10 +1199,9 @@
                 <w:rFonts w:cs="Arial" w:ascii="Arial" w:hAnsi="Arial"/>
                 <w:b/>
                 <w:bCs/>
-                <w:kern w:val="0"/>
-                <w:sz w:val="22"/>
-                <w:szCs w:val="22"/>
-                <w:lang w:val="en-PH" w:eastAsia="en-US" w:bidi="ar-SA"/>
+                <w:sz w:val="22"/>
+                <w:szCs w:val="22"/>
+                <w:lang w:val="en-PH"/>
               </w:rPr>
             </w:r>
           </w:p>
@@ -1201,6 +1220,7 @@
             <w:pPr>
               <w:pStyle w:val="Normal"/>
               <w:widowControl/>
+              <w:suppressAutoHyphens w:val="true"/>
               <w:spacing w:before="0" w:after="0"/>
               <w:jc w:val="start"/>
               <w:rPr>
@@ -1217,10 +1237,9 @@
                 <w:rFonts w:cs="Arial" w:ascii="Arial" w:hAnsi="Arial"/>
                 <w:b/>
                 <w:bCs/>
-                <w:kern w:val="0"/>
-                <w:sz w:val="22"/>
-                <w:szCs w:val="22"/>
-                <w:lang w:val="en-PH" w:eastAsia="en-US" w:bidi="ar-SA"/>
+                <w:sz w:val="22"/>
+                <w:szCs w:val="22"/>
+                <w:lang w:val="en-PH"/>
               </w:rPr>
             </w:r>
           </w:p>
@@ -1241,6 +1260,7 @@
             <w:pPr>
               <w:pStyle w:val="Normal"/>
               <w:widowControl/>
+              <w:suppressAutoHyphens w:val="true"/>
               <w:spacing w:before="0" w:after="0"/>
               <w:jc w:val="center"/>
               <w:rPr>
@@ -1257,10 +1277,9 @@
                 <w:rFonts w:cs="Arial" w:ascii="Arial" w:hAnsi="Arial"/>
                 <w:b/>
                 <w:bCs/>
-                <w:kern w:val="0"/>
                 <w:sz w:val="16"/>
                 <w:szCs w:val="16"/>
-                <w:lang w:val="en-PH" w:eastAsia="en-US" w:bidi="ar-SA"/>
+                <w:lang w:val="en-PH"/>
               </w:rPr>
             </w:r>
           </w:p>
@@ -1281,6 +1300,7 @@
             <w:pPr>
               <w:pStyle w:val="Normal"/>
               <w:widowControl/>
+              <w:suppressAutoHyphens w:val="true"/>
               <w:spacing w:before="0" w:after="0"/>
               <w:jc w:val="start"/>
               <w:rPr>
@@ -1320,6 +1340,7 @@
             <w:pPr>
               <w:pStyle w:val="Normal"/>
               <w:widowControl/>
+              <w:suppressAutoHyphens w:val="true"/>
               <w:spacing w:before="0" w:after="0"/>
               <w:jc w:val="center"/>
               <w:rPr>
@@ -1336,17 +1357,16 @@
                 <w:rFonts w:cs="Arial" w:ascii="Arial" w:hAnsi="Arial"/>
                 <w:b/>
                 <w:bCs/>
-                <w:kern w:val="0"/>
-                <w:sz w:val="22"/>
-                <w:szCs w:val="22"/>
-                <w:lang w:val="en-PH" w:eastAsia="en-US" w:bidi="ar-SA"/>
-              </w:rPr>
-            </w:r>
-          </w:p>
-        </w:tc>
-        <w:tc>
-          <w:tcPr>
-            <w:tcW w:w="2858" w:type="dxa"/>
+                <w:sz w:val="22"/>
+                <w:szCs w:val="22"/>
+                <w:lang w:val="en-PH"/>
+              </w:rPr>
+            </w:r>
+          </w:p>
+        </w:tc>
+        <w:tc>
+          <w:tcPr>
+            <w:tcW w:w="2859" w:type="dxa"/>
             <w:gridSpan w:val="3"/>
             <w:tcBorders>
               <w:top w:val="single" w:sz="18" w:space="0" w:color="000000"/>
@@ -1361,6 +1381,7 @@
             <w:pPr>
               <w:pStyle w:val="Normal"/>
               <w:widowControl/>
+              <w:suppressAutoHyphens w:val="true"/>
               <w:spacing w:before="0" w:after="0"/>
               <w:jc w:val="start"/>
               <w:rPr>
@@ -1403,6 +1424,7 @@
             <w:pPr>
               <w:pStyle w:val="Normal"/>
               <w:widowControl/>
+              <w:suppressAutoHyphens w:val="true"/>
               <w:spacing w:before="0" w:after="0"/>
               <w:ind w:start="-108"/>
               <w:jc w:val="start"/>
@@ -1435,7 +1457,7 @@
         </w:tc>
         <w:tc>
           <w:tcPr>
-            <w:tcW w:w="1294" w:type="dxa"/>
+            <w:tcW w:w="1293" w:type="dxa"/>
             <w:gridSpan w:val="3"/>
             <w:tcBorders>
               <w:top w:val="nil"/>
@@ -1448,6 +1470,7 @@
             <w:pPr>
               <w:pStyle w:val="Normal"/>
               <w:widowControl/>
+              <w:suppressAutoHyphens w:val="true"/>
               <w:spacing w:before="0" w:after="0"/>
               <w:jc w:val="start"/>
               <w:rPr>
@@ -1464,10 +1487,9 @@
                 <w:rFonts w:cs="Arial" w:ascii="Arial" w:hAnsi="Arial"/>
                 <w:b/>
                 <w:bCs/>
-                <w:kern w:val="0"/>
-                <w:sz w:val="22"/>
-                <w:szCs w:val="22"/>
-                <w:lang w:val="en-PH" w:eastAsia="en-US" w:bidi="ar-SA"/>
+                <w:sz w:val="22"/>
+                <w:szCs w:val="22"/>
+                <w:lang w:val="en-PH"/>
               </w:rPr>
             </w:r>
           </w:p>
@@ -1486,6 +1508,7 @@
             <w:pPr>
               <w:pStyle w:val="Normal"/>
               <w:widowControl/>
+              <w:suppressAutoHyphens w:val="true"/>
               <w:spacing w:before="0" w:after="0"/>
               <w:jc w:val="start"/>
               <w:rPr>
@@ -1502,10 +1525,9 @@
                 <w:rFonts w:cs="Arial" w:ascii="Arial" w:hAnsi="Arial"/>
                 <w:b/>
                 <w:bCs/>
-                <w:kern w:val="0"/>
-                <w:sz w:val="22"/>
-                <w:szCs w:val="22"/>
-                <w:lang w:val="en-PH" w:eastAsia="en-US" w:bidi="ar-SA"/>
+                <w:sz w:val="22"/>
+                <w:szCs w:val="22"/>
+                <w:lang w:val="en-PH"/>
               </w:rPr>
             </w:r>
           </w:p>
@@ -1525,6 +1547,7 @@
             <w:pPr>
               <w:pStyle w:val="Normal"/>
               <w:widowControl/>
+              <w:suppressAutoHyphens w:val="true"/>
               <w:spacing w:before="0" w:after="0"/>
               <w:jc w:val="center"/>
               <w:rPr>
@@ -1541,10 +1564,9 @@
                 <w:rFonts w:cs="Arial" w:ascii="Arial" w:hAnsi="Arial"/>
                 <w:b/>
                 <w:bCs/>
-                <w:kern w:val="0"/>
                 <w:sz w:val="16"/>
                 <w:szCs w:val="16"/>
-                <w:lang w:val="en-PH" w:eastAsia="en-US" w:bidi="ar-SA"/>
+                <w:lang w:val="en-PH"/>
               </w:rPr>
             </w:r>
           </w:p>
@@ -1565,6 +1587,7 @@
             <w:pPr>
               <w:pStyle w:val="Normal"/>
               <w:widowControl/>
+              <w:suppressAutoHyphens w:val="true"/>
               <w:spacing w:before="0" w:after="0"/>
               <w:jc w:val="start"/>
               <w:rPr>
@@ -1604,6 +1627,7 @@
             <w:pPr>
               <w:pStyle w:val="Normal"/>
               <w:widowControl/>
+              <w:suppressAutoHyphens w:val="true"/>
               <w:spacing w:before="0" w:after="0"/>
               <w:jc w:val="center"/>
               <w:rPr>
@@ -1631,7 +1655,7 @@
         </w:tc>
         <w:tc>
           <w:tcPr>
-            <w:tcW w:w="2858" w:type="dxa"/>
+            <w:tcW w:w="2859" w:type="dxa"/>
             <w:gridSpan w:val="3"/>
             <w:tcBorders>
               <w:top w:val="single" w:sz="2" w:space="0" w:color="FFFFFF"/>
@@ -1646,6 +1670,7 @@
             <w:pPr>
               <w:pStyle w:val="Normal"/>
               <w:widowControl/>
+              <w:suppressAutoHyphens w:val="true"/>
               <w:spacing w:before="0" w:after="0"/>
               <w:jc w:val="start"/>
               <w:rPr>
@@ -1687,6 +1712,7 @@
             <w:pPr>
               <w:pStyle w:val="Normal"/>
               <w:widowControl/>
+              <w:suppressAutoHyphens w:val="true"/>
               <w:spacing w:before="0" w:after="0"/>
               <w:jc w:val="center"/>
               <w:rPr>
@@ -1728,6 +1754,7 @@
             <w:pPr>
               <w:pStyle w:val="Normal"/>
               <w:widowControl/>
+              <w:suppressAutoHyphens w:val="true"/>
               <w:spacing w:before="0" w:after="0"/>
               <w:jc w:val="center"/>
               <w:rPr>
@@ -1756,7 +1783,7 @@
         </w:tc>
         <w:tc>
           <w:tcPr>
-            <w:tcW w:w="1294" w:type="dxa"/>
+            <w:tcW w:w="1293" w:type="dxa"/>
             <w:gridSpan w:val="3"/>
             <w:vMerge w:val="restart"/>
             <w:tcBorders>
@@ -1771,6 +1798,7 @@
             <w:pPr>
               <w:pStyle w:val="Normal"/>
               <w:widowControl/>
+              <w:suppressAutoHyphens w:val="true"/>
               <w:spacing w:before="0" w:after="0"/>
               <w:jc w:val="center"/>
               <w:rPr>
@@ -1811,6 +1839,7 @@
             <w:pPr>
               <w:pStyle w:val="Normal"/>
               <w:widowControl/>
+              <w:suppressAutoHyphens w:val="true"/>
               <w:spacing w:before="0" w:after="0"/>
               <w:jc w:val="start"/>
               <w:rPr>
@@ -1827,10 +1856,9 @@
                 <w:rFonts w:cs="Arial" w:ascii="Arial" w:hAnsi="Arial"/>
                 <w:b/>
                 <w:bCs/>
-                <w:kern w:val="0"/>
-                <w:sz w:val="22"/>
-                <w:szCs w:val="22"/>
-                <w:lang w:val="en-PH" w:eastAsia="en-US" w:bidi="ar-SA"/>
+                <w:sz w:val="22"/>
+                <w:szCs w:val="22"/>
+                <w:lang w:val="en-PH"/>
               </w:rPr>
             </w:r>
           </w:p>
@@ -1850,6 +1878,7 @@
             <w:pPr>
               <w:pStyle w:val="Normal"/>
               <w:widowControl/>
+              <w:suppressAutoHyphens w:val="true"/>
               <w:spacing w:before="0" w:after="0"/>
               <w:jc w:val="center"/>
               <w:rPr>
@@ -1866,10 +1895,9 @@
                 <w:rFonts w:cs="Arial" w:ascii="Arial" w:hAnsi="Arial"/>
                 <w:b/>
                 <w:bCs/>
-                <w:kern w:val="0"/>
-                <w:sz w:val="22"/>
-                <w:szCs w:val="22"/>
-                <w:lang w:val="en-PH" w:eastAsia="en-US" w:bidi="ar-SA"/>
+                <w:sz w:val="22"/>
+                <w:szCs w:val="22"/>
+                <w:lang w:val="en-PH"/>
               </w:rPr>
             </w:r>
           </w:p>
@@ -1889,6 +1917,7 @@
             <w:pPr>
               <w:pStyle w:val="Normal"/>
               <w:widowControl/>
+              <w:suppressAutoHyphens w:val="true"/>
               <w:spacing w:before="0" w:after="0"/>
               <w:jc w:val="start"/>
               <w:rPr>
@@ -1928,6 +1957,7 @@
             <w:pPr>
               <w:pStyle w:val="Normal"/>
               <w:widowControl/>
+              <w:suppressAutoHyphens w:val="true"/>
               <w:spacing w:before="0" w:after="0"/>
               <w:jc w:val="center"/>
               <w:rPr>
@@ -1944,17 +1974,16 @@
                 <w:rFonts w:cs="Arial" w:ascii="Arial" w:hAnsi="Arial"/>
                 <w:b/>
                 <w:bCs/>
-                <w:kern w:val="0"/>
-                <w:sz w:val="22"/>
-                <w:szCs w:val="22"/>
-                <w:lang w:val="en-PH" w:eastAsia="en-US" w:bidi="ar-SA"/>
-              </w:rPr>
-            </w:r>
-          </w:p>
-        </w:tc>
-        <w:tc>
-          <w:tcPr>
-            <w:tcW w:w="2858" w:type="dxa"/>
+                <w:sz w:val="22"/>
+                <w:szCs w:val="22"/>
+                <w:lang w:val="en-PH"/>
+              </w:rPr>
+            </w:r>
+          </w:p>
+        </w:tc>
+        <w:tc>
+          <w:tcPr>
+            <w:tcW w:w="2859" w:type="dxa"/>
             <w:gridSpan w:val="3"/>
             <w:tcBorders>
               <w:top w:val="single" w:sz="2" w:space="0" w:color="FFFFFF"/>
@@ -1969,6 +1998,7 @@
             <w:pPr>
               <w:pStyle w:val="Normal"/>
               <w:widowControl/>
+              <w:suppressAutoHyphens w:val="true"/>
               <w:spacing w:before="0" w:after="0"/>
               <w:jc w:val="start"/>
               <w:rPr>
@@ -2011,6 +2041,7 @@
             <w:pPr>
               <w:pStyle w:val="Normal"/>
               <w:widowControl/>
+              <w:suppressAutoHyphens w:val="true"/>
               <w:spacing w:before="0" w:after="0"/>
               <w:jc w:val="center"/>
               <w:rPr>
@@ -2027,10 +2058,9 @@
                 <w:rFonts w:cs="Arial" w:ascii="Arial" w:hAnsi="Arial"/>
                 <w:b/>
                 <w:bCs/>
-                <w:kern w:val="0"/>
-                <w:sz w:val="22"/>
-                <w:szCs w:val="22"/>
-                <w:lang w:val="en-PH" w:eastAsia="en-US" w:bidi="ar-SA"/>
+                <w:sz w:val="22"/>
+                <w:szCs w:val="22"/>
+                <w:lang w:val="en-PH"/>
               </w:rPr>
             </w:r>
           </w:p>
@@ -2049,6 +2079,7 @@
             <w:pPr>
               <w:pStyle w:val="Normal"/>
               <w:widowControl/>
+              <w:suppressAutoHyphens w:val="true"/>
               <w:spacing w:before="0" w:after="0"/>
               <w:jc w:val="center"/>
               <w:rPr>
@@ -2065,17 +2096,16 @@
                 <w:rFonts w:cs="Arial" w:ascii="Arial" w:hAnsi="Arial"/>
                 <w:b/>
                 <w:bCs/>
-                <w:kern w:val="0"/>
-                <w:sz w:val="22"/>
-                <w:szCs w:val="22"/>
-                <w:lang w:val="en-PH" w:eastAsia="en-US" w:bidi="ar-SA"/>
-              </w:rPr>
-            </w:r>
-          </w:p>
-        </w:tc>
-        <w:tc>
-          <w:tcPr>
-            <w:tcW w:w="1294" w:type="dxa"/>
+                <w:sz w:val="22"/>
+                <w:szCs w:val="22"/>
+                <w:lang w:val="en-PH"/>
+              </w:rPr>
+            </w:r>
+          </w:p>
+        </w:tc>
+        <w:tc>
+          <w:tcPr>
+            <w:tcW w:w="1293" w:type="dxa"/>
             <w:gridSpan w:val="3"/>
             <w:vMerge w:val="continue"/>
             <w:tcBorders>
@@ -2089,6 +2119,7 @@
             <w:pPr>
               <w:pStyle w:val="Normal"/>
               <w:widowControl/>
+              <w:suppressAutoHyphens w:val="true"/>
               <w:spacing w:before="0" w:after="0"/>
               <w:jc w:val="center"/>
               <w:rPr>
@@ -2105,10 +2136,9 @@
                 <w:rFonts w:cs="Arial" w:ascii="Arial" w:hAnsi="Arial"/>
                 <w:b/>
                 <w:bCs/>
-                <w:kern w:val="0"/>
-                <w:sz w:val="22"/>
-                <w:szCs w:val="22"/>
-                <w:lang w:val="en-PH" w:eastAsia="en-US" w:bidi="ar-SA"/>
+                <w:sz w:val="22"/>
+                <w:szCs w:val="22"/>
+                <w:lang w:val="en-PH"/>
               </w:rPr>
             </w:r>
           </w:p>
@@ -2127,6 +2157,7 @@
             <w:pPr>
               <w:pStyle w:val="Normal"/>
               <w:widowControl/>
+              <w:suppressAutoHyphens w:val="true"/>
               <w:spacing w:before="0" w:after="0"/>
               <w:jc w:val="start"/>
               <w:rPr>
@@ -2143,10 +2174,9 @@
                 <w:rFonts w:cs="Arial" w:ascii="Arial" w:hAnsi="Arial"/>
                 <w:b/>
                 <w:bCs/>
-                <w:kern w:val="0"/>
-                <w:sz w:val="22"/>
-                <w:szCs w:val="22"/>
-                <w:lang w:val="en-PH" w:eastAsia="en-US" w:bidi="ar-SA"/>
+                <w:sz w:val="22"/>
+                <w:szCs w:val="22"/>
+                <w:lang w:val="en-PH"/>
               </w:rPr>
             </w:r>
           </w:p>
@@ -2166,6 +2196,7 @@
             <w:pPr>
               <w:pStyle w:val="Normal"/>
               <w:widowControl/>
+              <w:suppressAutoHyphens w:val="true"/>
               <w:spacing w:before="0" w:after="0"/>
               <w:jc w:val="center"/>
               <w:rPr>
@@ -2182,10 +2213,9 @@
                 <w:rFonts w:cs="Arial" w:ascii="Arial" w:hAnsi="Arial"/>
                 <w:b/>
                 <w:bCs/>
-                <w:kern w:val="0"/>
-                <w:sz w:val="22"/>
-                <w:szCs w:val="22"/>
-                <w:lang w:val="en-PH" w:eastAsia="en-US" w:bidi="ar-SA"/>
+                <w:sz w:val="22"/>
+                <w:szCs w:val="22"/>
+                <w:lang w:val="en-PH"/>
               </w:rPr>
             </w:r>
           </w:p>
@@ -2206,6 +2236,7 @@
             <w:pPr>
               <w:pStyle w:val="Normal"/>
               <w:widowControl/>
+              <w:suppressAutoHyphens w:val="true"/>
               <w:spacing w:before="0" w:after="0"/>
               <w:jc w:val="start"/>
               <w:rPr>
@@ -2245,8 +2276,46 @@
             <w:pPr>
               <w:pStyle w:val="Normal"/>
               <w:widowControl/>
+              <w:suppressAutoHyphens w:val="true"/>
               <w:spacing w:before="0" w:after="0"/>
               <w:jc w:val="center"/>
+              <w:rPr>
+                <w:rFonts w:ascii="Arial" w:hAnsi="Arial" w:cs="Arial"/>
+                <w:sz w:val="16"/>
+                <w:szCs w:val="16"/>
+                <w:lang w:val="en-PH"/>
+              </w:rPr>
+            </w:pPr>
+            <w:r>
+              <w:rPr>
+                <w:rFonts w:cs="Arial" w:ascii="Arial" w:hAnsi="Arial"/>
+                <w:sz w:val="16"/>
+                <w:szCs w:val="16"/>
+                <w:lang w:val="en-PH"/>
+              </w:rPr>
+            </w:r>
+          </w:p>
+        </w:tc>
+        <w:tc>
+          <w:tcPr>
+            <w:tcW w:w="2859" w:type="dxa"/>
+            <w:gridSpan w:val="3"/>
+            <w:tcBorders>
+              <w:top w:val="single" w:sz="2" w:space="0" w:color="FFFFFF"/>
+              <w:start w:val="single" w:sz="2" w:space="0" w:color="FFFFFF"/>
+              <w:bottom w:val="single" w:sz="2" w:space="0" w:color="FFFFFF"/>
+              <w:end w:val="single" w:sz="2" w:space="0" w:color="FFFFFF"/>
+            </w:tcBorders>
+            <w:shd w:color="auto" w:fill="D0CECE" w:themeFill="background2" w:themeFillShade="e6" w:val="clear"/>
+            <w:vAlign w:val="center"/>
+          </w:tcPr>
+          <w:p>
+            <w:pPr>
+              <w:pStyle w:val="Normal"/>
+              <w:widowControl/>
+              <w:suppressAutoHyphens w:val="true"/>
+              <w:spacing w:before="0" w:after="0"/>
+              <w:jc w:val="start"/>
               <w:rPr>
                 <w:rFonts w:ascii="Arial" w:hAnsi="Arial" w:cs="Arial"/>
                 <w:sz w:val="16"/>
@@ -2262,43 +2331,6 @@
                 <w:szCs w:val="16"/>
                 <w:lang w:val="en-PH" w:eastAsia="en-US" w:bidi="ar-SA"/>
               </w:rPr>
-            </w:r>
-          </w:p>
-        </w:tc>
-        <w:tc>
-          <w:tcPr>
-            <w:tcW w:w="2858" w:type="dxa"/>
-            <w:gridSpan w:val="3"/>
-            <w:tcBorders>
-              <w:top w:val="single" w:sz="2" w:space="0" w:color="FFFFFF"/>
-              <w:start w:val="single" w:sz="2" w:space="0" w:color="FFFFFF"/>
-              <w:bottom w:val="single" w:sz="2" w:space="0" w:color="FFFFFF"/>
-              <w:end w:val="single" w:sz="2" w:space="0" w:color="FFFFFF"/>
-            </w:tcBorders>
-            <w:shd w:color="auto" w:fill="D0CECE" w:themeFill="background2" w:themeFillShade="e6" w:val="clear"/>
-            <w:vAlign w:val="center"/>
-          </w:tcPr>
-          <w:p>
-            <w:pPr>
-              <w:pStyle w:val="Normal"/>
-              <w:widowControl/>
-              <w:spacing w:before="0" w:after="0"/>
-              <w:jc w:val="start"/>
-              <w:rPr>
-                <w:rFonts w:ascii="Arial" w:hAnsi="Arial" w:cs="Arial"/>
-                <w:sz w:val="16"/>
-                <w:szCs w:val="16"/>
-                <w:lang w:val="en-PH"/>
-              </w:rPr>
-            </w:pPr>
-            <w:r>
-              <w:rPr>
-                <w:rFonts w:cs="Arial" w:ascii="Arial" w:hAnsi="Arial"/>
-                <w:kern w:val="0"/>
-                <w:sz w:val="16"/>
-                <w:szCs w:val="16"/>
-                <w:lang w:val="en-PH" w:eastAsia="en-US" w:bidi="ar-SA"/>
-              </w:rPr>
               <w:t>BS Entrepreneurship</w:t>
             </w:r>
           </w:p>
@@ -2322,6 +2354,7 @@
             <w:pPr>
               <w:pStyle w:val="Normal"/>
               <w:widowControl/>
+              <w:suppressAutoHyphens w:val="true"/>
               <w:spacing w:before="0" w:after="0"/>
               <w:jc w:val="start"/>
               <w:rPr>
@@ -2364,6 +2397,8 @@
             <w:pPr>
               <w:pStyle w:val="Normal"/>
               <w:widowControl/>
+              <w:suppressAutoHyphens w:val="true"/>
+              <w:bidi w:val="0"/>
               <w:spacing w:before="0" w:after="0"/>
               <w:jc w:val="center"/>
               <w:rPr>
@@ -2380,17 +2415,17 @@
                 <w:rFonts w:cs="Arial" w:ascii="Arial" w:hAnsi="Arial"/>
                 <w:b/>
                 <w:bCs/>
-                <w:kern w:val="0"/>
                 <w:sz w:val="16"/>
                 <w:szCs w:val="16"/>
-                <w:lang w:val="en-PH" w:eastAsia="en-US" w:bidi="ar-SA"/>
-              </w:rPr>
-            </w:r>
-          </w:p>
-        </w:tc>
-        <w:tc>
-          <w:tcPr>
-            <w:tcW w:w="1294" w:type="dxa"/>
+                <w:lang w:val="en-PH"/>
+              </w:rPr>
+              <w:t>{{general_ability}}</w:t>
+            </w:r>
+          </w:p>
+        </w:tc>
+        <w:tc>
+          <w:tcPr>
+            <w:tcW w:w="1293" w:type="dxa"/>
             <w:gridSpan w:val="3"/>
             <w:tcBorders>
               <w:top w:val="single" w:sz="18" w:space="0" w:color="000000"/>
@@ -2405,6 +2440,7 @@
             <w:pPr>
               <w:pStyle w:val="Normal"/>
               <w:widowControl/>
+              <w:suppressAutoHyphens w:val="true"/>
               <w:spacing w:before="0" w:after="0"/>
               <w:jc w:val="center"/>
               <w:rPr>
@@ -2421,10 +2457,9 @@
                 <w:rFonts w:cs="Arial" w:ascii="Arial" w:hAnsi="Arial"/>
                 <w:b/>
                 <w:bCs/>
-                <w:kern w:val="0"/>
                 <w:sz w:val="16"/>
                 <w:szCs w:val="16"/>
-                <w:lang w:val="en-PH" w:eastAsia="en-US" w:bidi="ar-SA"/>
+                <w:lang w:val="en-PH"/>
               </w:rPr>
             </w:r>
           </w:p>
@@ -2443,6 +2478,7 @@
             <w:pPr>
               <w:pStyle w:val="Normal"/>
               <w:widowControl/>
+              <w:suppressAutoHyphens w:val="true"/>
               <w:spacing w:before="0" w:after="0"/>
               <w:jc w:val="start"/>
               <w:rPr>
@@ -2459,10 +2495,9 @@
                 <w:rFonts w:cs="Arial" w:ascii="Arial" w:hAnsi="Arial"/>
                 <w:b/>
                 <w:bCs/>
-                <w:kern w:val="0"/>
-                <w:sz w:val="22"/>
-                <w:szCs w:val="22"/>
-                <w:lang w:val="en-PH" w:eastAsia="en-US" w:bidi="ar-SA"/>
+                <w:sz w:val="22"/>
+                <w:szCs w:val="22"/>
+                <w:lang w:val="en-PH"/>
               </w:rPr>
             </w:r>
           </w:p>
@@ -2482,6 +2517,7 @@
             <w:pPr>
               <w:pStyle w:val="Normal"/>
               <w:widowControl/>
+              <w:suppressAutoHyphens w:val="true"/>
               <w:spacing w:before="0" w:after="0"/>
               <w:jc w:val="center"/>
               <w:rPr>
@@ -2498,10 +2534,9 @@
                 <w:rFonts w:cs="Arial" w:ascii="Arial" w:hAnsi="Arial"/>
                 <w:b/>
                 <w:bCs/>
-                <w:kern w:val="0"/>
-                <w:sz w:val="22"/>
-                <w:szCs w:val="22"/>
-                <w:lang w:val="en-PH" w:eastAsia="en-US" w:bidi="ar-SA"/>
+                <w:sz w:val="22"/>
+                <w:szCs w:val="22"/>
+                <w:lang w:val="en-PH"/>
               </w:rPr>
             </w:r>
           </w:p>
@@ -2522,6 +2557,7 @@
             <w:pPr>
               <w:pStyle w:val="Normal"/>
               <w:widowControl/>
+              <w:suppressAutoHyphens w:val="true"/>
               <w:spacing w:before="0" w:after="0"/>
               <w:jc w:val="start"/>
               <w:rPr>
@@ -2561,6 +2597,7 @@
             <w:pPr>
               <w:pStyle w:val="Normal"/>
               <w:widowControl/>
+              <w:suppressAutoHyphens w:val="true"/>
               <w:spacing w:before="0" w:after="0"/>
               <w:jc w:val="center"/>
               <w:rPr>
@@ -2577,17 +2614,16 @@
                 <w:rFonts w:cs="Arial" w:ascii="Arial" w:hAnsi="Arial"/>
                 <w:b/>
                 <w:bCs/>
-                <w:kern w:val="0"/>
-                <w:sz w:val="22"/>
-                <w:szCs w:val="22"/>
-                <w:lang w:val="en-PH" w:eastAsia="en-US" w:bidi="ar-SA"/>
-              </w:rPr>
-            </w:r>
-          </w:p>
-        </w:tc>
-        <w:tc>
-          <w:tcPr>
-            <w:tcW w:w="2858" w:type="dxa"/>
+                <w:sz w:val="22"/>
+                <w:szCs w:val="22"/>
+                <w:lang w:val="en-PH"/>
+              </w:rPr>
+            </w:r>
+          </w:p>
+        </w:tc>
+        <w:tc>
+          <w:tcPr>
+            <w:tcW w:w="2859" w:type="dxa"/>
             <w:gridSpan w:val="3"/>
             <w:tcBorders>
               <w:top w:val="single" w:sz="2" w:space="0" w:color="FFFFFF"/>
@@ -2602,6 +2638,7 @@
             <w:pPr>
               <w:pStyle w:val="Normal"/>
               <w:widowControl/>
+              <w:suppressAutoHyphens w:val="true"/>
               <w:spacing w:before="0" w:after="0"/>
               <w:jc w:val="start"/>
               <w:rPr>
@@ -2618,10 +2655,9 @@
                 <w:rFonts w:cs="Arial" w:ascii="Arial" w:hAnsi="Arial"/>
                 <w:b/>
                 <w:bCs/>
-                <w:kern w:val="0"/>
-                <w:sz w:val="22"/>
-                <w:szCs w:val="22"/>
-                <w:lang w:val="en-PH" w:eastAsia="en-US" w:bidi="ar-SA"/>
+                <w:sz w:val="22"/>
+                <w:szCs w:val="22"/>
+                <w:lang w:val="en-PH"/>
               </w:rPr>
             </w:r>
           </w:p>
@@ -2645,6 +2681,7 @@
             <w:pPr>
               <w:pStyle w:val="Normal"/>
               <w:widowControl/>
+              <w:suppressAutoHyphens w:val="true"/>
               <w:spacing w:before="0" w:after="0"/>
               <w:jc w:val="start"/>
               <w:rPr>
@@ -2687,6 +2724,7 @@
             <w:pPr>
               <w:pStyle w:val="Normal"/>
               <w:widowControl/>
+              <w:suppressAutoHyphens w:val="true"/>
               <w:spacing w:before="0" w:after="0"/>
               <w:jc w:val="center"/>
               <w:rPr>
@@ -2708,13 +2746,13 @@
                 <w:szCs w:val="16"/>
                 <w:lang w:val="en-PH" w:eastAsia="en-US" w:bidi="ar-SA"/>
               </w:rPr>
-              <w:t>{{verbal_reasoning}}</w:t>
-            </w:r>
-          </w:p>
-        </w:tc>
-        <w:tc>
-          <w:tcPr>
-            <w:tcW w:w="1294" w:type="dxa"/>
+              <w:t>{{verbal_aptitude}}</w:t>
+            </w:r>
+          </w:p>
+        </w:tc>
+        <w:tc>
+          <w:tcPr>
+            <w:tcW w:w="1293" w:type="dxa"/>
             <w:gridSpan w:val="3"/>
             <w:tcBorders>
               <w:top w:val="single" w:sz="4" w:space="0" w:color="FFFFFF"/>
@@ -2729,6 +2767,7 @@
             <w:pPr>
               <w:pStyle w:val="Normal"/>
               <w:widowControl/>
+              <w:suppressAutoHyphens w:val="true"/>
               <w:spacing w:before="0" w:after="0"/>
               <w:jc w:val="center"/>
               <w:rPr>
@@ -2745,10 +2784,9 @@
                 <w:rFonts w:cs="Arial" w:ascii="Arial" w:hAnsi="Arial"/>
                 <w:b/>
                 <w:bCs/>
-                <w:kern w:val="0"/>
                 <w:sz w:val="16"/>
                 <w:szCs w:val="16"/>
-                <w:lang w:val="en-PH" w:eastAsia="en-US" w:bidi="ar-SA"/>
+                <w:lang w:val="en-PH"/>
               </w:rPr>
             </w:r>
           </w:p>
@@ -2767,6 +2805,7 @@
             <w:pPr>
               <w:pStyle w:val="Normal"/>
               <w:widowControl/>
+              <w:suppressAutoHyphens w:val="true"/>
               <w:spacing w:before="0" w:after="0"/>
               <w:jc w:val="start"/>
               <w:rPr>
@@ -2783,17 +2822,16 @@
                 <w:rFonts w:cs="Arial" w:ascii="Arial" w:hAnsi="Arial"/>
                 <w:b/>
                 <w:bCs/>
-                <w:kern w:val="0"/>
-                <w:sz w:val="22"/>
-                <w:szCs w:val="22"/>
-                <w:lang w:val="en-PH" w:eastAsia="en-US" w:bidi="ar-SA"/>
-              </w:rPr>
-            </w:r>
-          </w:p>
-        </w:tc>
-        <w:tc>
-          <w:tcPr>
-            <w:tcW w:w="6206" w:type="dxa"/>
+                <w:sz w:val="22"/>
+                <w:szCs w:val="22"/>
+                <w:lang w:val="en-PH"/>
+              </w:rPr>
+            </w:r>
+          </w:p>
+        </w:tc>
+        <w:tc>
+          <w:tcPr>
+            <w:tcW w:w="6207" w:type="dxa"/>
             <w:gridSpan w:val="6"/>
             <w:vMerge w:val="restart"/>
             <w:tcBorders>
@@ -2807,6 +2845,7 @@
             <w:pPr>
               <w:pStyle w:val="Normal"/>
               <w:widowControl/>
+              <w:suppressAutoHyphens w:val="true"/>
               <w:spacing w:before="0" w:after="0"/>
               <w:ind w:start="-24"/>
               <w:jc w:val="start"/>
@@ -2864,6 +2903,7 @@
             <w:pPr>
               <w:pStyle w:val="Normal"/>
               <w:widowControl/>
+              <w:suppressAutoHyphens w:val="true"/>
               <w:spacing w:before="0" w:after="0"/>
               <w:jc w:val="start"/>
               <w:rPr>
@@ -2906,6 +2946,7 @@
             <w:pPr>
               <w:pStyle w:val="Normal"/>
               <w:widowControl/>
+              <w:suppressAutoHyphens w:val="true"/>
               <w:spacing w:before="0" w:after="0"/>
               <w:jc w:val="center"/>
               <w:rPr>
@@ -2927,13 +2968,13 @@
                 <w:szCs w:val="16"/>
                 <w:lang w:val="en-PH" w:eastAsia="en-US" w:bidi="ar-SA"/>
               </w:rPr>
-              <w:t>{{numerical_ability}}</w:t>
-            </w:r>
-          </w:p>
-        </w:tc>
-        <w:tc>
-          <w:tcPr>
-            <w:tcW w:w="1294" w:type="dxa"/>
+              <w:t>{{numerical_aptitude_rating}}</w:t>
+            </w:r>
+          </w:p>
+        </w:tc>
+        <w:tc>
+          <w:tcPr>
+            <w:tcW w:w="1293" w:type="dxa"/>
             <w:gridSpan w:val="3"/>
             <w:tcBorders>
               <w:top w:val="single" w:sz="4" w:space="0" w:color="FFFFFF"/>
@@ -2948,6 +2989,7 @@
             <w:pPr>
               <w:pStyle w:val="Normal"/>
               <w:widowControl/>
+              <w:suppressAutoHyphens w:val="true"/>
               <w:spacing w:before="0" w:after="0"/>
               <w:jc w:val="center"/>
               <w:rPr>
@@ -2964,10 +3006,9 @@
                 <w:rFonts w:cs="Arial" w:ascii="Arial" w:hAnsi="Arial"/>
                 <w:b/>
                 <w:bCs/>
-                <w:kern w:val="0"/>
                 <w:sz w:val="16"/>
                 <w:szCs w:val="16"/>
-                <w:lang w:val="en-PH" w:eastAsia="en-US" w:bidi="ar-SA"/>
+                <w:lang w:val="en-PH"/>
               </w:rPr>
             </w:r>
           </w:p>
@@ -2986,6 +3027,7 @@
             <w:pPr>
               <w:pStyle w:val="Normal"/>
               <w:widowControl/>
+              <w:suppressAutoHyphens w:val="true"/>
               <w:spacing w:before="0" w:after="0"/>
               <w:jc w:val="start"/>
               <w:rPr>
@@ -3002,17 +3044,16 @@
                 <w:rFonts w:cs="Arial" w:ascii="Arial" w:hAnsi="Arial"/>
                 <w:b/>
                 <w:bCs/>
-                <w:kern w:val="0"/>
-                <w:sz w:val="22"/>
-                <w:szCs w:val="22"/>
-                <w:lang w:val="en-PH" w:eastAsia="en-US" w:bidi="ar-SA"/>
-              </w:rPr>
-            </w:r>
-          </w:p>
-        </w:tc>
-        <w:tc>
-          <w:tcPr>
-            <w:tcW w:w="6206" w:type="dxa"/>
+                <w:sz w:val="22"/>
+                <w:szCs w:val="22"/>
+                <w:lang w:val="en-PH"/>
+              </w:rPr>
+            </w:r>
+          </w:p>
+        </w:tc>
+        <w:tc>
+          <w:tcPr>
+            <w:tcW w:w="6207" w:type="dxa"/>
             <w:gridSpan w:val="6"/>
             <w:vMerge w:val="continue"/>
             <w:tcBorders>
@@ -3025,6 +3066,7 @@
             <w:pPr>
               <w:pStyle w:val="Normal"/>
               <w:widowControl/>
+              <w:suppressAutoHyphens w:val="true"/>
               <w:spacing w:before="0" w:after="0"/>
               <w:jc w:val="start"/>
               <w:rPr>
@@ -3041,17 +3083,18 @@
                 <w:rFonts w:cs="Arial" w:ascii="Arial" w:hAnsi="Arial"/>
                 <w:b/>
                 <w:bCs/>
-                <w:kern w:val="0"/>
-                <w:sz w:val="22"/>
-                <w:szCs w:val="22"/>
-                <w:lang w:val="en-PH" w:eastAsia="en-US" w:bidi="ar-SA"/>
+                <w:sz w:val="22"/>
+                <w:szCs w:val="22"/>
+                <w:lang w:val="en-PH"/>
               </w:rPr>
             </w:r>
           </w:p>
         </w:tc>
       </w:tr>
       <w:tr>
-        <w:trPr/>
+        <w:trPr>
+          <w:trHeight w:val="412" w:hRule="atLeast"/>
+        </w:trPr>
         <w:tc>
           <w:tcPr>
             <w:tcW w:w="1793" w:type="dxa"/>
@@ -3068,6 +3111,7 @@
             <w:pPr>
               <w:pStyle w:val="Normal"/>
               <w:widowControl/>
+              <w:suppressAutoHyphens w:val="true"/>
               <w:spacing w:before="0" w:after="0"/>
               <w:jc w:val="start"/>
               <w:rPr>
@@ -3110,6 +3154,7 @@
             <w:pPr>
               <w:pStyle w:val="Normal"/>
               <w:widowControl/>
+              <w:suppressAutoHyphens w:val="true"/>
               <w:spacing w:before="0" w:after="0"/>
               <w:jc w:val="center"/>
               <w:rPr>
@@ -3131,13 +3176,13 @@
                 <w:szCs w:val="16"/>
                 <w:lang w:val="en-PH" w:eastAsia="en-US" w:bidi="ar-SA"/>
               </w:rPr>
-              <w:t>{{spatial_awareness}}</w:t>
-            </w:r>
-          </w:p>
-        </w:tc>
-        <w:tc>
-          <w:tcPr>
-            <w:tcW w:w="1294" w:type="dxa"/>
+              <w:t>{{spatial_aptitude}</w:t>
+            </w:r>
+          </w:p>
+        </w:tc>
+        <w:tc>
+          <w:tcPr>
+            <w:tcW w:w="1293" w:type="dxa"/>
             <w:gridSpan w:val="3"/>
             <w:tcBorders>
               <w:top w:val="single" w:sz="4" w:space="0" w:color="FFFFFF"/>
@@ -3152,6 +3197,7 @@
             <w:pPr>
               <w:pStyle w:val="Normal"/>
               <w:widowControl/>
+              <w:suppressAutoHyphens w:val="true"/>
               <w:spacing w:before="0" w:after="0"/>
               <w:jc w:val="center"/>
               <w:rPr>
@@ -3168,10 +3214,9 @@
                 <w:rFonts w:cs="Arial" w:ascii="Arial" w:hAnsi="Arial"/>
                 <w:b/>
                 <w:bCs/>
-                <w:kern w:val="0"/>
                 <w:sz w:val="16"/>
                 <w:szCs w:val="16"/>
-                <w:lang w:val="en-PH" w:eastAsia="en-US" w:bidi="ar-SA"/>
+                <w:lang w:val="en-PH"/>
               </w:rPr>
             </w:r>
           </w:p>
@@ -3190,6 +3235,7 @@
             <w:pPr>
               <w:pStyle w:val="Normal"/>
               <w:widowControl/>
+              <w:suppressAutoHyphens w:val="true"/>
               <w:spacing w:before="0" w:after="0"/>
               <w:jc w:val="start"/>
               <w:rPr>
@@ -3206,10 +3252,9 @@
                 <w:rFonts w:cs="Arial" w:ascii="Arial" w:hAnsi="Arial"/>
                 <w:b/>
                 <w:bCs/>
-                <w:kern w:val="0"/>
-                <w:sz w:val="22"/>
-                <w:szCs w:val="22"/>
-                <w:lang w:val="en-PH" w:eastAsia="en-US" w:bidi="ar-SA"/>
+                <w:sz w:val="22"/>
+                <w:szCs w:val="22"/>
+                <w:lang w:val="en-PH"/>
               </w:rPr>
             </w:r>
           </w:p>
@@ -3228,6 +3273,7 @@
             <w:pPr>
               <w:pStyle w:val="Normal"/>
               <w:widowControl/>
+              <w:suppressAutoHyphens w:val="true"/>
               <w:spacing w:before="0" w:after="0"/>
               <w:jc w:val="start"/>
               <w:rPr>
@@ -3244,10 +3290,9 @@
                 <w:rFonts w:cs="Arial" w:ascii="Arial" w:hAnsi="Arial"/>
                 <w:b/>
                 <w:bCs/>
-                <w:kern w:val="0"/>
-                <w:sz w:val="22"/>
-                <w:szCs w:val="22"/>
-                <w:lang w:val="en-PH" w:eastAsia="en-US" w:bidi="ar-SA"/>
+                <w:sz w:val="22"/>
+                <w:szCs w:val="22"/>
+                <w:lang w:val="en-PH"/>
               </w:rPr>
             </w:r>
           </w:p>
@@ -3266,6 +3311,7 @@
             <w:pPr>
               <w:pStyle w:val="Normal"/>
               <w:widowControl/>
+              <w:suppressAutoHyphens w:val="true"/>
               <w:spacing w:before="0" w:after="0"/>
               <w:jc w:val="start"/>
               <w:rPr>
@@ -3282,10 +3328,9 @@
                 <w:rFonts w:cs="Arial" w:ascii="Arial" w:hAnsi="Arial"/>
                 <w:b/>
                 <w:bCs/>
-                <w:kern w:val="0"/>
-                <w:sz w:val="22"/>
-                <w:szCs w:val="22"/>
-                <w:lang w:val="en-PH" w:eastAsia="en-US" w:bidi="ar-SA"/>
+                <w:sz w:val="22"/>
+                <w:szCs w:val="22"/>
+                <w:lang w:val="en-PH"/>
               </w:rPr>
             </w:r>
           </w:p>
@@ -3304,6 +3349,7 @@
             <w:pPr>
               <w:pStyle w:val="Normal"/>
               <w:widowControl/>
+              <w:suppressAutoHyphens w:val="true"/>
               <w:spacing w:before="0" w:after="0"/>
               <w:jc w:val="start"/>
               <w:rPr>
@@ -3320,17 +3366,16 @@
                 <w:rFonts w:cs="Arial" w:ascii="Arial" w:hAnsi="Arial"/>
                 <w:b/>
                 <w:bCs/>
-                <w:kern w:val="0"/>
-                <w:sz w:val="22"/>
-                <w:szCs w:val="22"/>
-                <w:lang w:val="en-PH" w:eastAsia="en-US" w:bidi="ar-SA"/>
-              </w:rPr>
-            </w:r>
-          </w:p>
-        </w:tc>
-        <w:tc>
-          <w:tcPr>
-            <w:tcW w:w="2858" w:type="dxa"/>
+                <w:sz w:val="22"/>
+                <w:szCs w:val="22"/>
+                <w:lang w:val="en-PH"/>
+              </w:rPr>
+            </w:r>
+          </w:p>
+        </w:tc>
+        <w:tc>
+          <w:tcPr>
+            <w:tcW w:w="2859" w:type="dxa"/>
             <w:gridSpan w:val="3"/>
             <w:tcBorders>
               <w:top w:val="nil"/>
@@ -3343,6 +3388,7 @@
             <w:pPr>
               <w:pStyle w:val="Normal"/>
               <w:widowControl/>
+              <w:suppressAutoHyphens w:val="true"/>
               <w:spacing w:before="0" w:after="0"/>
               <w:jc w:val="start"/>
               <w:rPr>
@@ -3359,10 +3405,9 @@
                 <w:rFonts w:cs="Arial" w:ascii="Arial" w:hAnsi="Arial"/>
                 <w:b/>
                 <w:bCs/>
-                <w:kern w:val="0"/>
-                <w:sz w:val="22"/>
-                <w:szCs w:val="22"/>
-                <w:lang w:val="en-PH" w:eastAsia="en-US" w:bidi="ar-SA"/>
+                <w:sz w:val="22"/>
+                <w:szCs w:val="22"/>
+                <w:lang w:val="en-PH"/>
               </w:rPr>
             </w:r>
           </w:p>
@@ -3386,6 +3431,7 @@
             <w:pPr>
               <w:pStyle w:val="Normal"/>
               <w:widowControl/>
+              <w:suppressAutoHyphens w:val="true"/>
               <w:spacing w:before="0" w:after="0"/>
               <w:jc w:val="start"/>
               <w:rPr>
@@ -3428,16 +3474,11 @@
             <w:pPr>
               <w:pStyle w:val="Normal"/>
               <w:widowControl/>
+              <w:suppressAutoHyphens w:val="true"/>
+              <w:bidi w:val="0"/>
               <w:spacing w:before="0" w:after="0"/>
               <w:jc w:val="center"/>
-              <w:rPr>
-                <w:rFonts w:ascii="Arial" w:hAnsi="Arial" w:cs="Arial"/>
-                <w:b/>
-                <w:bCs/>
-                <w:sz w:val="16"/>
-                <w:szCs w:val="16"/>
-                <w:lang w:val="en-PH"/>
-              </w:rPr>
+              <w:rPr/>
             </w:pPr>
             <w:r>
               <w:rPr>
@@ -3449,13 +3490,13 @@
                 <w:szCs w:val="16"/>
                 <w:lang w:val="en-PH" w:eastAsia="en-US" w:bidi="ar-SA"/>
               </w:rPr>
-              <w:t>{{perceptual_speed_accuracy}}</w:t>
-            </w:r>
-          </w:p>
-        </w:tc>
-        <w:tc>
-          <w:tcPr>
-            <w:tcW w:w="1294" w:type="dxa"/>
+              <w:t>{{perceptual_aptitude}}</w:t>
+            </w:r>
+          </w:p>
+        </w:tc>
+        <w:tc>
+          <w:tcPr>
+            <w:tcW w:w="1293" w:type="dxa"/>
             <w:gridSpan w:val="3"/>
             <w:tcBorders>
               <w:top w:val="single" w:sz="4" w:space="0" w:color="FFFFFF"/>
@@ -3470,6 +3511,7 @@
             <w:pPr>
               <w:pStyle w:val="Normal"/>
               <w:widowControl/>
+              <w:suppressAutoHyphens w:val="true"/>
               <w:spacing w:before="0" w:after="0"/>
               <w:jc w:val="center"/>
               <w:rPr>
@@ -3486,10 +3528,9 @@
                 <w:rFonts w:cs="Arial" w:ascii="Arial" w:hAnsi="Arial"/>
                 <w:b/>
                 <w:bCs/>
-                <w:kern w:val="0"/>
                 <w:sz w:val="16"/>
                 <w:szCs w:val="16"/>
-                <w:lang w:val="en-PH" w:eastAsia="en-US" w:bidi="ar-SA"/>
+                <w:lang w:val="en-PH"/>
               </w:rPr>
             </w:r>
           </w:p>
@@ -3508,6 +3549,7 @@
             <w:pPr>
               <w:pStyle w:val="Normal"/>
               <w:widowControl/>
+              <w:suppressAutoHyphens w:val="true"/>
               <w:spacing w:before="0" w:after="0"/>
               <w:jc w:val="start"/>
               <w:rPr>
@@ -3524,10 +3566,9 @@
                 <w:rFonts w:cs="Arial" w:ascii="Arial" w:hAnsi="Arial"/>
                 <w:b/>
                 <w:bCs/>
-                <w:kern w:val="0"/>
-                <w:sz w:val="22"/>
-                <w:szCs w:val="22"/>
-                <w:lang w:val="en-PH" w:eastAsia="en-US" w:bidi="ar-SA"/>
+                <w:sz w:val="22"/>
+                <w:szCs w:val="22"/>
+                <w:lang w:val="en-PH"/>
               </w:rPr>
             </w:r>
           </w:p>
@@ -3546,6 +3587,7 @@
             <w:pPr>
               <w:pStyle w:val="Normal"/>
               <w:widowControl/>
+              <w:suppressAutoHyphens w:val="true"/>
               <w:spacing w:before="0" w:after="0"/>
               <w:jc w:val="start"/>
               <w:rPr>
@@ -3562,17 +3604,16 @@
                 <w:rFonts w:cs="Arial" w:ascii="Arial" w:hAnsi="Arial"/>
                 <w:b/>
                 <w:bCs/>
-                <w:kern w:val="0"/>
-                <w:sz w:val="22"/>
-                <w:szCs w:val="22"/>
-                <w:lang w:val="en-PH" w:eastAsia="en-US" w:bidi="ar-SA"/>
-              </w:rPr>
-            </w:r>
-          </w:p>
-        </w:tc>
-        <w:tc>
-          <w:tcPr>
-            <w:tcW w:w="5834" w:type="dxa"/>
+                <w:sz w:val="22"/>
+                <w:szCs w:val="22"/>
+                <w:lang w:val="en-PH"/>
+              </w:rPr>
+            </w:r>
+          </w:p>
+        </w:tc>
+        <w:tc>
+          <w:tcPr>
+            <w:tcW w:w="5835" w:type="dxa"/>
             <w:gridSpan w:val="5"/>
             <w:tcBorders>
               <w:top w:val="nil"/>
@@ -3585,6 +3626,7 @@
             <w:pPr>
               <w:pStyle w:val="Normal"/>
               <w:widowControl/>
+              <w:suppressAutoHyphens w:val="true"/>
               <w:spacing w:before="0" w:after="0"/>
               <w:jc w:val="center"/>
               <w:rPr>
@@ -3600,7 +3642,7 @@
               <mc:AlternateContent>
                 <mc:Choice Requires="wps">
                   <w:drawing>
-                    <wp:anchor distT="0" distB="0" distL="0" distR="0" simplePos="0" relativeHeight="53" behindDoc="0" locked="0" layoutInCell="1" allowOverlap="1" wp14:anchorId="6E58EC38">
+                    <wp:anchor distT="6985" distB="6985" distL="0" distR="635" simplePos="0" relativeHeight="58" behindDoc="0" locked="0" layoutInCell="1" allowOverlap="1" wp14:anchorId="6E58EC38">
                       <wp:simplePos x="0" y="0"/>
                       <wp:positionH relativeFrom="column">
                         <wp:posOffset>629920</wp:posOffset>
@@ -3693,6 +3735,7 @@
             <w:pPr>
               <w:pStyle w:val="Normal"/>
               <w:widowControl/>
+              <w:suppressAutoHyphens w:val="true"/>
               <w:spacing w:before="0" w:after="0"/>
               <w:jc w:val="start"/>
               <w:rPr>
@@ -3735,6 +3778,8 @@
             <w:pPr>
               <w:pStyle w:val="Normal"/>
               <w:widowControl/>
+              <w:suppressAutoHyphens w:val="true"/>
+              <w:bidi w:val="0"/>
               <w:spacing w:before="0" w:after="0"/>
               <w:jc w:val="center"/>
               <w:rPr>
@@ -3751,17 +3796,17 @@
                 <w:rFonts w:cs="Arial" w:ascii="Arial" w:hAnsi="Arial"/>
                 <w:b/>
                 <w:bCs/>
-                <w:kern w:val="0"/>
                 <w:sz w:val="16"/>
                 <w:szCs w:val="16"/>
-                <w:lang w:val="en-PH" w:eastAsia="en-US" w:bidi="ar-SA"/>
-              </w:rPr>
-            </w:r>
-          </w:p>
-        </w:tc>
-        <w:tc>
-          <w:tcPr>
-            <w:tcW w:w="1294" w:type="dxa"/>
+                <w:lang w:val="en-PH"/>
+              </w:rPr>
+              <w:t>{{manual_dexterity_rating}}</w:t>
+            </w:r>
+          </w:p>
+        </w:tc>
+        <w:tc>
+          <w:tcPr>
+            <w:tcW w:w="1293" w:type="dxa"/>
             <w:gridSpan w:val="3"/>
             <w:tcBorders>
               <w:top w:val="single" w:sz="4" w:space="0" w:color="FFFFFF"/>
@@ -3776,6 +3821,7 @@
             <w:pPr>
               <w:pStyle w:val="Normal"/>
               <w:widowControl/>
+              <w:suppressAutoHyphens w:val="true"/>
               <w:spacing w:before="0" w:after="0"/>
               <w:jc w:val="center"/>
               <w:rPr>
@@ -3792,10 +3838,9 @@
                 <w:rFonts w:cs="Arial" w:ascii="Arial" w:hAnsi="Arial"/>
                 <w:b/>
                 <w:bCs/>
-                <w:kern w:val="0"/>
                 <w:sz w:val="16"/>
                 <w:szCs w:val="16"/>
-                <w:lang w:val="en-PH" w:eastAsia="en-US" w:bidi="ar-SA"/>
+                <w:lang w:val="en-PH"/>
               </w:rPr>
             </w:r>
           </w:p>
@@ -3814,6 +3859,7 @@
             <w:pPr>
               <w:pStyle w:val="Normal"/>
               <w:widowControl/>
+              <w:suppressAutoHyphens w:val="true"/>
               <w:spacing w:before="0" w:after="0"/>
               <w:jc w:val="start"/>
               <w:rPr>
@@ -3830,10 +3876,9 @@
                 <w:rFonts w:cs="Arial" w:ascii="Arial" w:hAnsi="Arial"/>
                 <w:b/>
                 <w:bCs/>
-                <w:kern w:val="0"/>
-                <w:sz w:val="22"/>
-                <w:szCs w:val="22"/>
-                <w:lang w:val="en-PH" w:eastAsia="en-US" w:bidi="ar-SA"/>
+                <w:sz w:val="22"/>
+                <w:szCs w:val="22"/>
+                <w:lang w:val="en-PH"/>
               </w:rPr>
             </w:r>
           </w:p>
@@ -3852,6 +3897,7 @@
             <w:pPr>
               <w:pStyle w:val="Normal"/>
               <w:widowControl/>
+              <w:suppressAutoHyphens w:val="true"/>
               <w:spacing w:before="0" w:after="0"/>
               <w:jc w:val="start"/>
               <w:rPr>
@@ -3868,17 +3914,16 @@
                 <w:rFonts w:cs="Arial" w:ascii="Arial" w:hAnsi="Arial"/>
                 <w:b/>
                 <w:bCs/>
-                <w:kern w:val="0"/>
-                <w:sz w:val="22"/>
-                <w:szCs w:val="22"/>
-                <w:lang w:val="en-PH" w:eastAsia="en-US" w:bidi="ar-SA"/>
-              </w:rPr>
-            </w:r>
-          </w:p>
-        </w:tc>
-        <w:tc>
-          <w:tcPr>
-            <w:tcW w:w="5834" w:type="dxa"/>
+                <w:sz w:val="22"/>
+                <w:szCs w:val="22"/>
+                <w:lang w:val="en-PH"/>
+              </w:rPr>
+            </w:r>
+          </w:p>
+        </w:tc>
+        <w:tc>
+          <w:tcPr>
+            <w:tcW w:w="5835" w:type="dxa"/>
             <w:gridSpan w:val="5"/>
             <w:tcBorders>
               <w:top w:val="nil"/>
@@ -3891,6 +3936,7 @@
             <w:pPr>
               <w:pStyle w:val="Normal"/>
               <w:widowControl/>
+              <w:suppressAutoHyphens w:val="true"/>
               <w:spacing w:before="0" w:after="0"/>
               <w:jc w:val="center"/>
               <w:rPr>
@@ -3931,6 +3977,7 @@
             <w:pPr>
               <w:pStyle w:val="Normal"/>
               <w:widowControl/>
+              <w:suppressAutoHyphens w:val="true"/>
               <w:spacing w:before="0" w:after="0"/>
               <w:jc w:val="start"/>
               <w:rPr>
@@ -3948,15 +3995,13 @@
                 <w:b/>
                 <w:bCs/>
                 <w:color w:val="000000"/>
-                <w:kern w:val="0"/>
                 <w:sz w:val="16"/>
                 <w:szCs w:val="16"/>
-                <w:lang w:val="en-US" w:eastAsia="en-US" w:bidi="ar-SA"/>
               </w:rPr>
               <mc:AlternateContent>
                 <mc:Choice Requires="wps">
                   <w:drawing>
-                    <wp:anchor distT="0" distB="25400" distL="0" distR="28575" simplePos="0" relativeHeight="54" behindDoc="0" locked="0" layoutInCell="1" allowOverlap="1" wp14:anchorId="3E375A78">
+                    <wp:anchor distT="6985" distB="5715" distL="6985" distR="5715" simplePos="0" relativeHeight="59" behindDoc="0" locked="0" layoutInCell="1" allowOverlap="1" wp14:anchorId="3E375A78">
                       <wp:simplePos x="0" y="0"/>
                       <wp:positionH relativeFrom="column">
                         <wp:posOffset>76200</wp:posOffset>
@@ -4000,7 +4045,7 @@
                               <w:txbxContent>
                                 <w:p>
                                   <w:pPr>
-                                    <w:pStyle w:val="FrameContents"/>
+                                    <w:pStyle w:val="FrameContentsuser"/>
                                     <w:jc w:val="center"/>
                                     <w:rPr>
                                       <w:rFonts w:ascii="Courier New" w:hAnsi="Courier New" w:cs="Courier New"/>
@@ -4015,6 +4060,7 @@
                                       <w:rFonts w:cs="Courier New" w:ascii="Courier New" w:hAnsi="Courier New"/>
                                       <w:b/>
                                       <w:bCs/>
+                                      <w:color w:val="000000"/>
                                       <w:sz w:val="16"/>
                                       <w:szCs w:val="16"/>
                                     </w:rPr>
@@ -4023,7 +4069,7 @@
                                 </w:p>
                                 <w:p>
                                   <w:pPr>
-                                    <w:pStyle w:val="FrameContents"/>
+                                    <w:pStyle w:val="FrameContentsuser"/>
                                     <w:jc w:val="center"/>
                                     <w:rPr>
                                       <w:rFonts w:ascii="Courier New" w:hAnsi="Courier New" w:cs="Courier New"/>
@@ -4047,7 +4093,7 @@
                                 </w:p>
                                 <w:p>
                                   <w:pPr>
-                                    <w:pStyle w:val="FrameContents"/>
+                                    <w:pStyle w:val="FrameContentsuser"/>
                                     <w:jc w:val="center"/>
                                     <w:rPr>
                                       <w:rFonts w:ascii="Courier New" w:hAnsi="Courier New" w:cs="Courier New"/>
@@ -4060,6 +4106,7 @@
                                       <w:rFonts w:cs="Courier New" w:ascii="Courier New" w:hAnsi="Courier New"/>
                                       <w:b/>
                                       <w:bCs/>
+                                      <w:color w:val="000000"/>
                                     </w:rPr>
                                   </w:r>
                                 </w:p>
@@ -4097,7 +4144,7 @@
                                       </w:tcPr>
                                       <w:p>
                                         <w:pPr>
-                                          <w:pStyle w:val="FrameContents"/>
+                                          <w:pStyle w:val="FrameContentsuser"/>
                                           <w:jc w:val="center"/>
                                           <w:rPr>
                                             <w:sz w:val="20"/>
@@ -4120,7 +4167,7 @@
                                       </w:tcPr>
                                       <w:p>
                                         <w:pPr>
-                                          <w:pStyle w:val="FrameContents"/>
+                                          <w:pStyle w:val="FrameContentsuser"/>
                                           <w:jc w:val="center"/>
                                           <w:rPr>
                                             <w:sz w:val="20"/>
@@ -4143,7 +4190,7 @@
                                       </w:tcPr>
                                       <w:p>
                                         <w:pPr>
-                                          <w:pStyle w:val="FrameContents"/>
+                                          <w:pStyle w:val="FrameContentsuser"/>
                                           <w:jc w:val="center"/>
                                           <w:rPr>
                                             <w:sz w:val="20"/>
@@ -4166,7 +4213,7 @@
                                       </w:tcPr>
                                       <w:p>
                                         <w:pPr>
-                                          <w:pStyle w:val="FrameContents"/>
+                                          <w:pStyle w:val="FrameContentsuser"/>
                                           <w:jc w:val="center"/>
                                           <w:rPr>
                                             <w:sz w:val="20"/>
@@ -4189,7 +4236,7 @@
                                       </w:tcPr>
                                       <w:p>
                                         <w:pPr>
-                                          <w:pStyle w:val="FrameContents"/>
+                                          <w:pStyle w:val="FrameContentsuser"/>
                                           <w:jc w:val="center"/>
                                           <w:rPr>
                                             <w:sz w:val="20"/>
@@ -4212,7 +4259,7 @@
                                       </w:tcPr>
                                       <w:p>
                                         <w:pPr>
-                                          <w:pStyle w:val="FrameContents"/>
+                                          <w:pStyle w:val="FrameContentsuser"/>
                                           <w:jc w:val="center"/>
                                           <w:rPr>
                                             <w:sz w:val="20"/>
@@ -4231,7 +4278,7 @@
                                 </w:tbl>
                                 <w:p>
                                   <w:pPr>
-                                    <w:pStyle w:val="FrameContents"/>
+                                    <w:pStyle w:val="FrameContentsuser"/>
                                     <w:jc w:val="center"/>
                                     <w:rPr>
                                       <w:rFonts w:ascii="Arial" w:hAnsi="Arial" w:cs="Arial"/>
@@ -4244,19 +4291,22 @@
                                       <w:rFonts w:cs="Arial" w:ascii="Arial" w:hAnsi="Arial"/>
                                       <w:b/>
                                       <w:bCs/>
+                                      <w:color w:val="000000"/>
                                     </w:rPr>
                                   </w:r>
                                 </w:p>
                                 <w:p>
                                   <w:pPr>
-                                    <w:pStyle w:val="FrameContents"/>
+                                    <w:pStyle w:val="FrameContentsuser"/>
                                     <w:jc w:val="center"/>
                                     <w:rPr>
                                       <w:rFonts w:ascii="Courier New" w:hAnsi="Courier New" w:cs="Courier New"/>
                                     </w:rPr>
                                   </w:pPr>
                                   <w:r>
-                                    <w:rPr/>
+                                    <w:rPr>
+                                      <w:color w:val="000000"/>
+                                    </w:rPr>
                                   </w:r>
                                 </w:p>
                               </w:txbxContent>
@@ -4272,14 +4322,14 @@
                 </mc:Choice>
                 <mc:Fallback>
                   <w:pict>
-                    <v:rect id="shape_0" fillcolor="white" stroked="t" o:allowincell="f" style="position:absolute;margin-left:6pt;margin-top:0.9pt;width:512.2pt;height:17.5pt;mso-wrap-style:square;v-text-anchor:top" wp14:anchorId="3E375A78">
+                    <v:rect id="shape_0" fillcolor="white" stroked="t" o:allowincell="t" style="position:absolute;margin-left:6pt;margin-top:0.9pt;width:512.2pt;height:17.5pt;mso-wrap-style:square;v-text-anchor:top" wp14:anchorId="3E375A78">
                       <v:fill o:detectmouseclick="t" type="solid" color2="black"/>
                       <v:stroke color="black" weight="12600" joinstyle="miter" endcap="flat"/>
                       <v:textbox>
                         <w:txbxContent>
                           <w:p>
                             <w:pPr>
-                              <w:pStyle w:val="FrameContents"/>
+                              <w:pStyle w:val="FrameContentsuser"/>
                               <w:jc w:val="center"/>
                               <w:rPr>
                                 <w:rFonts w:ascii="Courier New" w:hAnsi="Courier New" w:cs="Courier New"/>
@@ -4294,6 +4344,7 @@
                                 <w:rFonts w:cs="Courier New" w:ascii="Courier New" w:hAnsi="Courier New"/>
                                 <w:b/>
                                 <w:bCs/>
+                                <w:color w:val="000000"/>
                                 <w:sz w:val="16"/>
                                 <w:szCs w:val="16"/>
                               </w:rPr>
@@ -4302,7 +4353,7 @@
                           </w:p>
                           <w:p>
                             <w:pPr>
-                              <w:pStyle w:val="FrameContents"/>
+                              <w:pStyle w:val="FrameContentsuser"/>
                               <w:jc w:val="center"/>
                               <w:rPr>
                                 <w:rFonts w:ascii="Courier New" w:hAnsi="Courier New" w:cs="Courier New"/>
@@ -4326,7 +4377,7 @@
                           </w:p>
                           <w:p>
                             <w:pPr>
-                              <w:pStyle w:val="FrameContents"/>
+                              <w:pStyle w:val="FrameContentsuser"/>
                               <w:jc w:val="center"/>
                               <w:rPr>
                                 <w:rFonts w:ascii="Courier New" w:hAnsi="Courier New" w:cs="Courier New"/>
@@ -4339,6 +4390,7 @@
                                 <w:rFonts w:cs="Courier New" w:ascii="Courier New" w:hAnsi="Courier New"/>
                                 <w:b/>
                                 <w:bCs/>
+                                <w:color w:val="000000"/>
                               </w:rPr>
                             </w:r>
                           </w:p>
@@ -4376,7 +4428,7 @@
                                 </w:tcPr>
                                 <w:p>
                                   <w:pPr>
-                                    <w:pStyle w:val="FrameContents"/>
+                                    <w:pStyle w:val="FrameContentsuser"/>
                                     <w:jc w:val="center"/>
                                     <w:rPr>
                                       <w:sz w:val="20"/>
@@ -4399,7 +4451,7 @@
                                 </w:tcPr>
                                 <w:p>
                                   <w:pPr>
-                                    <w:pStyle w:val="FrameContents"/>
+                                    <w:pStyle w:val="FrameContentsuser"/>
                                     <w:jc w:val="center"/>
                                     <w:rPr>
                                       <w:sz w:val="20"/>
@@ -4422,7 +4474,7 @@
                                 </w:tcPr>
                                 <w:p>
                                   <w:pPr>
-                                    <w:pStyle w:val="FrameContents"/>
+                                    <w:pStyle w:val="FrameContentsuser"/>
                                     <w:jc w:val="center"/>
                                     <w:rPr>
                                       <w:sz w:val="20"/>
@@ -4445,7 +4497,7 @@
                                 </w:tcPr>
                                 <w:p>
                                   <w:pPr>
-                                    <w:pStyle w:val="FrameContents"/>
+                                    <w:pStyle w:val="FrameContentsuser"/>
                                     <w:jc w:val="center"/>
                                     <w:rPr>
                                       <w:sz w:val="20"/>
@@ -4468,7 +4520,7 @@
                                 </w:tcPr>
                                 <w:p>
                                   <w:pPr>
-                                    <w:pStyle w:val="FrameContents"/>
+                                    <w:pStyle w:val="FrameContentsuser"/>
                                     <w:jc w:val="center"/>
                                     <w:rPr>
                                       <w:sz w:val="20"/>
@@ -4491,7 +4543,7 @@
                                 </w:tcPr>
                                 <w:p>
                                   <w:pPr>
-                                    <w:pStyle w:val="FrameContents"/>
+                                    <w:pStyle w:val="FrameContentsuser"/>
                                     <w:jc w:val="center"/>
                                     <w:rPr>
                                       <w:sz w:val="20"/>
@@ -4510,7 +4562,7 @@
                           </w:tbl>
                           <w:p>
                             <w:pPr>
-                              <w:pStyle w:val="FrameContents"/>
+                              <w:pStyle w:val="FrameContentsuser"/>
                               <w:jc w:val="center"/>
                               <w:rPr>
                                 <w:rFonts w:ascii="Arial" w:hAnsi="Arial" w:cs="Arial"/>
@@ -4523,19 +4575,22 @@
                                 <w:rFonts w:cs="Arial" w:ascii="Arial" w:hAnsi="Arial"/>
                                 <w:b/>
                                 <w:bCs/>
+                                <w:color w:val="000000"/>
                               </w:rPr>
                             </w:r>
                           </w:p>
                           <w:p>
                             <w:pPr>
-                              <w:pStyle w:val="FrameContents"/>
+                              <w:pStyle w:val="FrameContentsuser"/>
                               <w:jc w:val="center"/>
                               <w:rPr>
                                 <w:rFonts w:ascii="Courier New" w:hAnsi="Courier New" w:cs="Courier New"/>
                               </w:rPr>
                             </w:pPr>
                             <w:r>
-                              <w:rPr/>
+                              <w:rPr>
+                                <w:color w:val="000000"/>
+                              </w:rPr>
                             </w:r>
                           </w:p>
                         </w:txbxContent>
@@ -4564,6 +4619,7 @@
             <w:pPr>
               <w:pStyle w:val="Normal"/>
               <w:widowControl/>
+              <w:suppressAutoHyphens w:val="true"/>
               <w:spacing w:before="0" w:after="0"/>
               <w:jc w:val="center"/>
               <w:rPr>
@@ -4575,17 +4631,15 @@
             <w:r>
               <w:rPr>
                 <w:rFonts w:cs="Arial" w:ascii="Arial" w:hAnsi="Arial"/>
-                <w:kern w:val="0"/>
                 <w:sz w:val="16"/>
                 <w:szCs w:val="16"/>
-                <w:lang w:val="en-US" w:eastAsia="en-US" w:bidi="ar-SA"/>
-              </w:rPr>
-            </w:r>
-          </w:p>
-        </w:tc>
-        <w:tc>
-          <w:tcPr>
-            <w:tcW w:w="1294" w:type="dxa"/>
+              </w:rPr>
+            </w:r>
+          </w:p>
+        </w:tc>
+        <w:tc>
+          <w:tcPr>
+            <w:tcW w:w="1293" w:type="dxa"/>
             <w:gridSpan w:val="3"/>
             <w:tcBorders>
               <w:top w:val="single" w:sz="4" w:space="0" w:color="FFFFFF"/>
@@ -4600,6 +4654,7 @@
             <w:pPr>
               <w:pStyle w:val="Normal"/>
               <w:widowControl/>
+              <w:suppressAutoHyphens w:val="true"/>
               <w:spacing w:before="0" w:after="0"/>
               <w:jc w:val="start"/>
               <w:rPr>
@@ -4611,10 +4666,8 @@
             <w:r>
               <w:rPr>
                 <w:rFonts w:cs="Arial" w:ascii="Arial" w:hAnsi="Arial"/>
-                <w:kern w:val="0"/>
                 <w:sz w:val="16"/>
                 <w:szCs w:val="16"/>
-                <w:lang w:val="en-US" w:eastAsia="en-US" w:bidi="ar-SA"/>
               </w:rPr>
             </w:r>
           </w:p>
@@ -4633,6 +4686,7 @@
             <w:pPr>
               <w:pStyle w:val="Normal"/>
               <w:widowControl/>
+              <w:suppressAutoHyphens w:val="true"/>
               <w:spacing w:before="0" w:after="0"/>
               <w:jc w:val="start"/>
               <w:rPr>
@@ -4649,10 +4703,9 @@
                 <w:rFonts w:cs="Arial" w:ascii="Arial" w:hAnsi="Arial"/>
                 <w:b/>
                 <w:bCs/>
-                <w:kern w:val="0"/>
-                <w:sz w:val="22"/>
-                <w:szCs w:val="22"/>
-                <w:lang w:val="en-PH" w:eastAsia="en-US" w:bidi="ar-SA"/>
+                <w:sz w:val="22"/>
+                <w:szCs w:val="22"/>
+                <w:lang w:val="en-PH"/>
               </w:rPr>
             </w:r>
           </w:p>
@@ -4671,6 +4724,7 @@
             <w:pPr>
               <w:pStyle w:val="Normal"/>
               <w:widowControl/>
+              <w:suppressAutoHyphens w:val="true"/>
               <w:spacing w:before="0" w:after="0"/>
               <w:jc w:val="start"/>
               <w:rPr>
@@ -4687,17 +4741,17 @@
                 <w:rFonts w:cs="Arial" w:ascii="Arial" w:hAnsi="Arial"/>
                 <w:b/>
                 <w:bCs/>
-                <w:kern w:val="0"/>
-                <w:sz w:val="22"/>
-                <w:szCs w:val="22"/>
-                <w:lang w:val="en-PH" w:eastAsia="en-US" w:bidi="ar-SA"/>
-              </w:rPr>
-            </w:r>
-          </w:p>
-          <w:p>
-            <w:pPr>
-              <w:pStyle w:val="Normal"/>
-              <w:widowControl/>
+                <w:sz w:val="22"/>
+                <w:szCs w:val="22"/>
+                <w:lang w:val="en-PH"/>
+              </w:rPr>
+            </w:r>
+          </w:p>
+          <w:p>
+            <w:pPr>
+              <w:pStyle w:val="Normal"/>
+              <w:widowControl/>
+              <w:suppressAutoHyphens w:val="true"/>
               <w:spacing w:before="0" w:after="0"/>
               <w:jc w:val="start"/>
               <w:rPr>
@@ -4714,17 +4768,17 @@
                 <w:rFonts w:cs="Arial" w:ascii="Arial" w:hAnsi="Arial"/>
                 <w:b/>
                 <w:bCs/>
-                <w:kern w:val="0"/>
-                <w:sz w:val="22"/>
-                <w:szCs w:val="22"/>
-                <w:lang w:val="en-PH" w:eastAsia="en-US" w:bidi="ar-SA"/>
-              </w:rPr>
-            </w:r>
-          </w:p>
-          <w:p>
-            <w:pPr>
-              <w:pStyle w:val="Normal"/>
-              <w:widowControl/>
+                <w:sz w:val="22"/>
+                <w:szCs w:val="22"/>
+                <w:lang w:val="en-PH"/>
+              </w:rPr>
+            </w:r>
+          </w:p>
+          <w:p>
+            <w:pPr>
+              <w:pStyle w:val="Normal"/>
+              <w:widowControl/>
+              <w:suppressAutoHyphens w:val="true"/>
               <w:spacing w:before="0" w:after="0"/>
               <w:jc w:val="start"/>
               <w:rPr>
@@ -4741,10 +4795,9 @@
                 <w:rFonts w:cs="Arial" w:ascii="Arial" w:hAnsi="Arial"/>
                 <w:b/>
                 <w:bCs/>
-                <w:kern w:val="0"/>
-                <w:sz w:val="22"/>
-                <w:szCs w:val="22"/>
-                <w:lang w:val="en-PH" w:eastAsia="en-US" w:bidi="ar-SA"/>
+                <w:sz w:val="22"/>
+                <w:szCs w:val="22"/>
+                <w:lang w:val="en-PH"/>
               </w:rPr>
             </w:r>
           </w:p>
@@ -4763,6 +4816,7 @@
             <w:pPr>
               <w:pStyle w:val="Normal"/>
               <w:widowControl/>
+              <w:suppressAutoHyphens w:val="true"/>
               <w:spacing w:lineRule="atLeast" w:line="0" w:before="0" w:after="0"/>
               <w:jc w:val="start"/>
               <w:rPr>
@@ -4771,9 +4825,7 @@
             </w:pPr>
             <w:r>
               <w:rPr>
-                <w:kern w:val="0"/>
                 <w:sz w:val="2"/>
-                <w:lang w:val="en-US" w:eastAsia="en-US" w:bidi="ar-SA"/>
               </w:rPr>
             </w:r>
           </w:p>
@@ -4792,6 +4844,7 @@
             <w:pPr>
               <w:pStyle w:val="Normal"/>
               <w:widowControl/>
+              <w:suppressAutoHyphens w:val="true"/>
               <w:spacing w:lineRule="atLeast" w:line="0" w:before="0" w:after="0"/>
               <w:jc w:val="start"/>
               <w:rPr>
@@ -4800,9 +4853,7 @@
             </w:pPr>
             <w:r>
               <w:rPr>
-                <w:kern w:val="0"/>
                 <w:sz w:val="2"/>
-                <w:lang w:val="en-US" w:eastAsia="en-US" w:bidi="ar-SA"/>
               </w:rPr>
             </w:r>
           </w:p>
@@ -4821,6 +4872,7 @@
             <w:pPr>
               <w:pStyle w:val="Normal"/>
               <w:widowControl/>
+              <w:suppressAutoHyphens w:val="true"/>
               <w:spacing w:lineRule="atLeast" w:line="0" w:before="0" w:after="0"/>
               <w:jc w:val="start"/>
               <w:rPr>
@@ -4829,16 +4881,14 @@
             </w:pPr>
             <w:r>
               <w:rPr>
-                <w:kern w:val="0"/>
                 <w:sz w:val="2"/>
-                <w:lang w:val="en-US" w:eastAsia="en-US" w:bidi="ar-SA"/>
-              </w:rPr>
-            </w:r>
-          </w:p>
-        </w:tc>
-        <w:tc>
-          <w:tcPr>
-            <w:tcW w:w="828" w:type="dxa"/>
+              </w:rPr>
+            </w:r>
+          </w:p>
+        </w:tc>
+        <w:tc>
+          <w:tcPr>
+            <w:tcW w:w="829" w:type="dxa"/>
             <w:tcBorders>
               <w:top w:val="nil"/>
               <w:start w:val="nil"/>
@@ -4850,6 +4900,7 @@
             <w:pPr>
               <w:pStyle w:val="Normal"/>
               <w:widowControl/>
+              <w:suppressAutoHyphens w:val="true"/>
               <w:spacing w:lineRule="atLeast" w:line="0" w:before="0" w:after="0"/>
               <w:jc w:val="start"/>
               <w:rPr>
@@ -4858,9 +4909,7 @@
             </w:pPr>
             <w:r>
               <w:rPr>
-                <w:kern w:val="0"/>
                 <w:sz w:val="2"/>
-                <w:lang w:val="en-US" w:eastAsia="en-US" w:bidi="ar-SA"/>
               </w:rPr>
             </w:r>
           </w:p>
@@ -4879,6 +4928,7 @@
             <w:pPr>
               <w:pStyle w:val="Normal"/>
               <w:widowControl/>
+              <w:suppressAutoHyphens w:val="true"/>
               <w:spacing w:lineRule="atLeast" w:line="0" w:before="0" w:after="0"/>
               <w:jc w:val="start"/>
               <w:rPr>
@@ -4887,9 +4937,7 @@
             </w:pPr>
             <w:r>
               <w:rPr>
-                <w:kern w:val="0"/>
                 <w:sz w:val="2"/>
-                <w:lang w:val="en-US" w:eastAsia="en-US" w:bidi="ar-SA"/>
               </w:rPr>
             </w:r>
           </w:p>
@@ -4906,7 +4954,7 @@
         <mc:AlternateContent>
           <mc:Choice Requires="wpg">
             <w:drawing>
-              <wp:anchor distT="0" distB="0" distL="0" distR="635" simplePos="0" relativeHeight="43" behindDoc="0" locked="0" layoutInCell="0" allowOverlap="1" wp14:anchorId="2ACCEEBD">
+              <wp:anchor distT="0" distB="0" distL="0" distR="635" simplePos="0" relativeHeight="48" behindDoc="0" locked="0" layoutInCell="0" allowOverlap="1" wp14:anchorId="2ACCEEBD">
                 <wp:simplePos x="0" y="0"/>
                 <wp:positionH relativeFrom="page">
                   <wp:posOffset>0</wp:posOffset>
@@ -4944,7 +4992,7 @@
                           <wps:spPr>
                             <a:xfrm>
                               <a:off x="0" y="0"/>
-                              <a:ext cx="7772400" cy="176400"/>
+                              <a:ext cx="7771680" cy="176040"/>
                             </a:xfrm>
                             <a:prstGeom prst="rect">
                               <a:avLst/>
@@ -4973,7 +5021,7 @@
                               </w:p>
                             </w:txbxContent>
                           </wps:txbx>
-                          <wps:bodyPr tIns="85680" bIns="85680" anchor="ctr">
+                          <wps:bodyPr lIns="0" tIns="0" rIns="0" bIns="0" anchor="ctr">
                             <a:noAutofit/>
                           </wps:bodyPr>
                         </wps:wsp>
@@ -4982,8 +5030,8 @@
                           <wps:cNvSpPr/>
                           <wps:spPr>
                             <a:xfrm flipH="1" rot="10800000">
-                              <a:off x="0" y="720"/>
-                              <a:ext cx="7772400" cy="59760"/>
+                              <a:off x="0" y="1440"/>
+                              <a:ext cx="7771680" cy="59040"/>
                             </a:xfrm>
                             <a:prstGeom prst="rect">
                               <a:avLst/>
@@ -5014,7 +5062,7 @@
                               </w:p>
                             </w:txbxContent>
                           </wps:txbx>
-                          <wps:bodyPr tIns="-30960" bIns="-30960" anchor="ctr">
+                          <wps:bodyPr lIns="0" tIns="0" rIns="0" bIns="0" anchor="ctr">
                             <a:noAutofit/>
                           </wps:bodyPr>
                         </wps:wsp>
@@ -5023,8 +5071,8 @@
                           <wps:cNvSpPr/>
                           <wps:spPr>
                             <a:xfrm flipH="1" rot="10800000">
-                              <a:off x="0" y="117360"/>
-                              <a:ext cx="7772400" cy="59760"/>
+                              <a:off x="0" y="118080"/>
+                              <a:ext cx="7771680" cy="59040"/>
                             </a:xfrm>
                             <a:prstGeom prst="rect">
                               <a:avLst/>
@@ -5055,7 +5103,7 @@
                               </w:p>
                             </w:txbxContent>
                           </wps:txbx>
-                          <wps:bodyPr tIns="-30960" bIns="-30960" anchor="ctr">
+                          <wps:bodyPr lIns="0" tIns="0" rIns="0" bIns="0" anchor="ctr">
                             <a:noAutofit/>
                           </wps:bodyPr>
                         </wps:wsp>
@@ -5064,8 +5112,8 @@
                           <wps:cNvSpPr/>
                           <wps:spPr>
                             <a:xfrm flipH="1" rot="10800000">
-                              <a:off x="720" y="59760"/>
-                              <a:ext cx="7771680" cy="58320"/>
+                              <a:off x="1440" y="60480"/>
+                              <a:ext cx="7770960" cy="57960"/>
                             </a:xfrm>
                             <a:prstGeom prst="rect">
                               <a:avLst/>
@@ -5096,7 +5144,7 @@
                               </w:p>
                             </w:txbxContent>
                           </wps:txbx>
-                          <wps:bodyPr tIns="-32400" bIns="-32400" anchor="ctr">
+                          <wps:bodyPr lIns="0" tIns="0" rIns="0" bIns="0" anchor="ctr">
                             <a:noAutofit/>
                           </wps:bodyPr>
                         </wps:wsp>
@@ -5109,9 +5157,9 @@
           </mc:Choice>
           <mc:Fallback>
             <w:pict>
-              <v:group id="shape_0" alt="Group 9" style="position:absolute;margin-left:-0.05pt;margin-top:0.25pt;width:612.05pt;height:13.9pt" coordorigin="-1,5" coordsize="12241,278">
-                <v:group id="shape_0" style="position:absolute;left:-1;top:5;width:12241;height:278">
-                  <v:rect id="shape_0" stroked="f" o:allowincell="f" style="position:absolute;left:0;top:5;width:12239;height:277;mso-wrap-style:none;v-text-anchor:middle;mso-position-horizontal-relative:page">
+              <v:group id="shape_0" alt="Group 9" style="position:absolute;margin-left:-0.1pt;margin-top:0.25pt;width:612.05pt;height:13.9pt" coordorigin="-2,5" coordsize="12241,278">
+                <v:group id="shape_0" style="position:absolute;left:-2;top:5;width:12241;height:278">
+                  <v:rect id="shape_0" stroked="f" o:allowincell="f" style="position:absolute;left:0;top:5;width:12238;height:276;mso-wrap-style:none;v-text-anchor:middle;mso-position-horizontal-relative:page">
                     <v:fill o:detectmouseclick="t" on="false"/>
                     <v:stroke color="#3465a4" joinstyle="round" endcap="flat"/>
                     <v:textbox>
@@ -5129,7 +5177,7 @@
                     </v:textbox>
                     <w10:wrap type="none"/>
                   </v:rect>
-                  <v:rect id="shape_0" fillcolor="#8b0000" stroked="f" o:allowincell="f" style="position:absolute;left:0;top:6;width:12239;height:93;flip:x;mso-wrap-style:none;v-text-anchor:middle;rotation:180;mso-position-horizontal-relative:page">
+                  <v:rect id="shape_0" fillcolor="#8b0000" stroked="f" o:allowincell="f" style="position:absolute;left:0;top:7;width:12238;height:92;flip:x;mso-wrap-style:none;v-text-anchor:middle;rotation:180;mso-position-horizontal-relative:page">
                     <v:fill o:detectmouseclick="t" type="solid" color2="#74ffff"/>
                     <v:stroke color="#3465a4" joinstyle="round" endcap="flat"/>
                     <v:textbox>
@@ -5147,7 +5195,7 @@
                     </v:textbox>
                     <w10:wrap type="none"/>
                   </v:rect>
-                  <v:rect id="shape_0" fillcolor="#0c4b05" stroked="f" o:allowincell="f" style="position:absolute;left:0;top:190;width:12239;height:93;flip:x;mso-wrap-style:none;v-text-anchor:middle;rotation:180;mso-position-horizontal-relative:page">
+                  <v:rect id="shape_0" fillcolor="#0c4b05" stroked="f" o:allowincell="f" style="position:absolute;left:0;top:191;width:12238;height:92;flip:x;mso-wrap-style:none;v-text-anchor:middle;rotation:180;mso-position-horizontal-relative:page">
                     <v:fill o:detectmouseclick="t" type="solid" color2="#f3b4fa"/>
                     <v:stroke color="#3465a4" joinstyle="round" endcap="flat"/>
                     <v:textbox>
@@ -5165,7 +5213,7 @@
                     </v:textbox>
                     <w10:wrap type="none"/>
                   </v:rect>
-                  <v:rect id="shape_0" fillcolor="#ffcd00" stroked="f" o:allowincell="f" style="position:absolute;left:1;top:99;width:12238;height:91;flip:x;mso-wrap-style:none;v-text-anchor:middle;rotation:180;mso-position-horizontal-relative:page">
+                  <v:rect id="shape_0" fillcolor="#ffcd00" stroked="f" o:allowincell="f" style="position:absolute;left:2;top:100;width:12237;height:90;flip:x;mso-wrap-style:none;v-text-anchor:middle;rotation:180;mso-position-horizontal-relative:page">
                     <v:fill o:detectmouseclick="t" type="solid" color2="#0032ff"/>
                     <v:stroke color="#3465a4" joinstyle="round" endcap="flat"/>
                     <v:textbox>
@@ -5191,7 +5239,7 @@
         <mc:AlternateContent>
           <mc:Choice Requires="wpg">
             <w:drawing>
-              <wp:anchor distT="0" distB="1270" distL="0" distR="9525" simplePos="0" relativeHeight="48" behindDoc="0" locked="0" layoutInCell="1" allowOverlap="1" wp14:anchorId="71BD0442">
+              <wp:anchor distT="0" distB="0" distL="635" distR="0" simplePos="0" relativeHeight="53" behindDoc="0" locked="0" layoutInCell="1" allowOverlap="1" wp14:anchorId="71BD0442">
                 <wp:simplePos x="0" y="0"/>
                 <wp:positionH relativeFrom="column">
                   <wp:posOffset>438785</wp:posOffset>
@@ -5220,7 +5268,7 @@
                         <wpg:grpSpPr>
                           <a:xfrm>
                             <a:off x="0" y="0"/>
-                            <a:ext cx="2609280" cy="533520"/>
+                            <a:ext cx="2608560" cy="533520"/>
                           </a:xfrm>
                         </wpg:grpSpPr>
                         <wps:wsp>
@@ -5228,8 +5276,8 @@
                           <wps:cNvSpPr/>
                           <wps:spPr>
                             <a:xfrm>
-                              <a:off x="0" y="334080"/>
-                              <a:ext cx="2609280" cy="198720"/>
+                              <a:off x="0" y="334800"/>
+                              <a:ext cx="2608560" cy="198000"/>
                             </a:xfrm>
                             <a:prstGeom prst="rect">
                               <a:avLst/>
@@ -5258,7 +5306,7 @@
                               </w:p>
                             </w:txbxContent>
                           </wps:txbx>
-                          <wps:bodyPr tIns="91440" bIns="91440" anchor="ctr">
+                          <wps:bodyPr lIns="0" tIns="0" rIns="0" bIns="0" anchor="ctr">
                             <a:noAutofit/>
                           </wps:bodyPr>
                         </wps:wsp>
@@ -5275,7 +5323,7 @@
                           <pic:spPr>
                             <a:xfrm>
                               <a:off x="760680" y="191160"/>
-                              <a:ext cx="1250280" cy="342360"/>
+                              <a:ext cx="1249560" cy="342360"/>
                             </a:xfrm>
                             <a:prstGeom prst="rect">
                               <a:avLst/>
@@ -5298,7 +5346,7 @@
                           <pic:spPr>
                             <a:xfrm>
                               <a:off x="0" y="0"/>
-                              <a:ext cx="730800" cy="533520"/>
+                              <a:ext cx="730080" cy="533520"/>
                             </a:xfrm>
                             <a:prstGeom prst="rect">
                               <a:avLst/>
@@ -5344,8 +5392,8 @@
                         </pic:blipFill>
                         <pic:spPr>
                           <a:xfrm>
-                            <a:off x="4163040" y="47520"/>
-                            <a:ext cx="1675800" cy="490320"/>
+                            <a:off x="4163760" y="47520"/>
+                            <a:ext cx="1675080" cy="490320"/>
                           </a:xfrm>
                           <a:prstGeom prst="rect">
                             <a:avLst/>
@@ -5365,8 +5413,8 @@
           <mc:Fallback>
             <w:pict>
               <v:group id="shape_0" alt="Group 2118022082" style="position:absolute;margin-left:34.55pt;margin-top:12.4pt;width:459.75pt;height:43.4pt" coordorigin="691,248" coordsize="9195,868">
-                <v:group id="shape_0" style="position:absolute;left:691;top:248;width:4109;height:840">
-                  <v:rect id="shape_0" stroked="f" o:allowincell="f" style="position:absolute;left:691;top:774;width:4108;height:312;mso-wrap-style:none;v-text-anchor:middle">
+                <v:group id="shape_0" style="position:absolute;left:691;top:248;width:4108;height:840">
+                  <v:rect id="shape_0" stroked="f" o:allowincell="f" style="position:absolute;left:691;top:775;width:4107;height:311;mso-wrap-style:none;v-text-anchor:middle">
                     <v:fill o:detectmouseclick="t" on="false"/>
                     <v:stroke color="#3465a4" joinstyle="round" endcap="flat"/>
                     <v:textbox>
@@ -5403,12 +5451,12 @@
                     <v:path o:extrusionok="f" gradientshapeok="t" o:connecttype="rect"/>
                     <o:lock v:ext="edit" aspectratio="t"/>
                   </v:shapetype>
-                  <v:shape id="shape_0" stroked="f" o:allowincell="f" style="position:absolute;left:1889;top:549;width:1968;height:538;mso-wrap-style:none;v-text-anchor:middle" type="_x0000_t75">
+                  <v:shape id="shape_0" stroked="f" o:allowincell="f" style="position:absolute;left:1889;top:549;width:1967;height:538;mso-wrap-style:none;v-text-anchor:middle" type="_x0000_t75">
                     <v:imagedata r:id="rId6" o:detectmouseclick="t"/>
                     <v:stroke color="#3465a4" joinstyle="round" endcap="flat"/>
                     <w10:wrap type="none"/>
                   </v:shape>
-                  <v:shape id="shape_0" stroked="f" o:allowincell="f" style="position:absolute;left:691;top:248;width:1150;height:839;mso-wrap-style:none;v-text-anchor:middle" type="_x0000_t75">
+                  <v:shape id="shape_0" stroked="f" o:allowincell="f" style="position:absolute;left:691;top:248;width:1149;height:839;mso-wrap-style:none;v-text-anchor:middle" type="_x0000_t75">
                     <v:imagedata r:id="rId7" o:detectmouseclick="t"/>
                     <v:stroke color="#3465a4" joinstyle="round" endcap="flat"/>
                     <w10:wrap type="none"/>
@@ -5419,7 +5467,7 @@
                   <v:stroke color="#3465a4" joinstyle="round" endcap="flat"/>
                   <w10:wrap type="none"/>
                 </v:shape>
-                <v:shape id="shape_0" stroked="f" o:allowincell="f" style="position:absolute;left:7247;top:323;width:2638;height:771;mso-wrap-style:none;v-text-anchor:middle" type="_x0000_t75">
+                <v:shape id="shape_0" stroked="f" o:allowincell="f" style="position:absolute;left:7248;top:323;width:2637;height:771;mso-wrap-style:none;v-text-anchor:middle" type="_x0000_t75">
                   <v:imagedata r:id="rId9" o:detectmouseclick="t"/>
                   <v:stroke color="#3465a4" joinstyle="round" endcap="flat"/>
                   <w10:wrap type="none"/>
@@ -5594,7 +5642,6 @@
     <w:p>
       <w:pPr>
         <w:pStyle w:val="Normal"/>
-        <w:pBdr/>
         <w:tabs>
           <w:tab w:val="clear" w:pos="720"/>
           <w:tab w:val="center" w:pos="4680" w:leader="none"/>
@@ -5612,7 +5659,7 @@
         <mc:AlternateContent>
           <mc:Choice Requires="wps">
             <w:drawing>
-              <wp:anchor distT="0" distB="3810" distL="0" distR="0" simplePos="0" relativeHeight="34" behindDoc="1" locked="0" layoutInCell="0" allowOverlap="1" wp14:anchorId="73252CC4">
+              <wp:anchor distT="0" distB="3810" distL="0" distR="0" simplePos="0" relativeHeight="39" behindDoc="1" locked="0" layoutInCell="0" allowOverlap="1" wp14:anchorId="73252CC4">
                 <wp:simplePos x="0" y="0"/>
                 <wp:positionH relativeFrom="margin">
                   <wp:align>center</wp:align>
@@ -5651,7 +5698,7 @@
                         <w:txbxContent>
                           <w:p>
                             <w:pPr>
-                              <w:pStyle w:val="FrameContents"/>
+                              <w:pStyle w:val="FrameContentsuser"/>
                               <w:rPr/>
                             </w:pPr>
                             <w:r>
@@ -5663,7 +5710,7 @@
                           </w:p>
                           <w:p>
                             <w:pPr>
-                              <w:pStyle w:val="FrameContents"/>
+                              <w:pStyle w:val="FrameContentsuser"/>
                               <w:rPr/>
                             </w:pPr>
                             <w:r>
@@ -5676,7 +5723,7 @@
                           </w:p>
                           <w:p>
                             <w:pPr>
-                              <w:pStyle w:val="FrameContents"/>
+                              <w:pStyle w:val="FrameContentsuser"/>
                               <w:rPr/>
                             </w:pPr>
                             <w:r>
@@ -5715,7 +5762,7 @@
                   <w:txbxContent>
                     <w:p>
                       <w:pPr>
-                        <w:pStyle w:val="FrameContents"/>
+                        <w:pStyle w:val="FrameContentsuser"/>
                         <w:rPr/>
                       </w:pPr>
                       <w:r>
@@ -5727,7 +5774,7 @@
                     </w:p>
                     <w:p>
                       <w:pPr>
-                        <w:pStyle w:val="FrameContents"/>
+                        <w:pStyle w:val="FrameContentsuser"/>
                         <w:rPr/>
                       </w:pPr>
                       <w:r>
@@ -5740,7 +5787,7 @@
                     </w:p>
                     <w:p>
                       <w:pPr>
-                        <w:pStyle w:val="FrameContents"/>
+                        <w:pStyle w:val="FrameContentsuser"/>
                         <w:rPr/>
                       </w:pPr>
                       <w:r>
@@ -5769,7 +5816,7 @@
         <mc:AlternateContent>
           <mc:Choice Requires="wpg">
             <w:drawing>
-              <wp:anchor distT="0" distB="0" distL="0" distR="0" simplePos="0" relativeHeight="36" behindDoc="1" locked="0" layoutInCell="1" allowOverlap="1" wp14:anchorId="0D611418">
+              <wp:anchor distT="0" distB="0" distL="0" distR="0" simplePos="0" relativeHeight="41" behindDoc="1" locked="0" layoutInCell="1" allowOverlap="1" wp14:anchorId="0D611418">
                 <wp:simplePos x="0" y="0"/>
                 <wp:positionH relativeFrom="column">
                   <wp:posOffset>23495</wp:posOffset>
@@ -5836,7 +5883,7 @@
                               </w:p>
                             </w:txbxContent>
                           </wps:txbx>
-                          <wps:bodyPr tIns="91440" bIns="91440" anchor="ctr">
+                          <wps:bodyPr lIns="0" tIns="0" rIns="0" bIns="0" anchor="ctr">
                             <a:noAutofit/>
                           </wps:bodyPr>
                         </wps:wsp>
@@ -5876,7 +5923,7 @@
                           <pic:spPr>
                             <a:xfrm>
                               <a:off x="0" y="0"/>
-                              <a:ext cx="805320" cy="763920"/>
+                              <a:ext cx="804600" cy="763920"/>
                             </a:xfrm>
                             <a:prstGeom prst="rect">
                               <a:avLst/>
@@ -5921,7 +5968,7 @@
                     <v:stroke color="#3465a4" joinstyle="round" endcap="flat"/>
                     <w10:wrap type="none"/>
                   </v:shape>
-                  <v:shape id="shape_0" stroked="f" o:allowincell="f" style="position:absolute;left:37;top:-586;width:1267;height:1202;mso-wrap-style:none;v-text-anchor:middle" type="_x0000_t75">
+                  <v:shape id="shape_0" stroked="f" o:allowincell="f" style="position:absolute;left:37;top:-586;width:1266;height:1202;mso-wrap-style:none;v-text-anchor:middle" type="_x0000_t75">
                     <v:imagedata r:id="rId13" o:detectmouseclick="t"/>
                     <v:stroke color="#3465a4" joinstyle="round" endcap="flat"/>
                     <w10:wrap type="none"/>
@@ -5936,7 +5983,6 @@
     <w:p>
       <w:pPr>
         <w:pStyle w:val="Normal"/>
-        <w:pBdr/>
         <w:tabs>
           <w:tab w:val="clear" w:pos="720"/>
           <w:tab w:val="center" w:pos="4680" w:leader="none"/>
@@ -5956,7 +6002,6 @@
     <w:p>
       <w:pPr>
         <w:pStyle w:val="Normal"/>
-        <w:pBdr/>
         <w:tabs>
           <w:tab w:val="clear" w:pos="720"/>
           <w:tab w:val="center" w:pos="4680" w:leader="none"/>
@@ -5972,7 +6017,7 @@
         <mc:AlternateContent>
           <mc:Choice Requires="wpg">
             <w:drawing>
-              <wp:anchor distT="0" distB="9525" distL="0" distR="0" simplePos="0" relativeHeight="38" behindDoc="1" locked="0" layoutInCell="0" allowOverlap="1" wp14:anchorId="6FB9C85F">
+              <wp:anchor distT="0" distB="9525" distL="0" distR="0" simplePos="0" relativeHeight="43" behindDoc="1" locked="0" layoutInCell="0" allowOverlap="1" wp14:anchorId="6FB9C85F">
                 <wp:simplePos x="0" y="0"/>
                 <wp:positionH relativeFrom="page">
                   <wp:posOffset>-38100</wp:posOffset>
@@ -6010,7 +6055,7 @@
                           <wps:spPr>
                             <a:xfrm>
                               <a:off x="0" y="0"/>
-                              <a:ext cx="7810560" cy="180360"/>
+                              <a:ext cx="7810560" cy="179640"/>
                             </a:xfrm>
                             <a:prstGeom prst="rect">
                               <a:avLst/>
@@ -6039,7 +6084,7 @@
                               </w:p>
                             </w:txbxContent>
                           </wps:txbx>
-                          <wps:bodyPr tIns="89640" bIns="89640" anchor="ctr">
+                          <wps:bodyPr lIns="0" tIns="0" rIns="0" bIns="0" anchor="ctr">
                             <a:noAutofit/>
                           </wps:bodyPr>
                         </wps:wsp>
@@ -6048,8 +6093,8 @@
                           <wps:cNvSpPr/>
                           <wps:spPr>
                             <a:xfrm flipH="1" rot="10800000">
-                              <a:off x="0" y="720"/>
-                              <a:ext cx="7810560" cy="60840"/>
+                              <a:off x="0" y="1440"/>
+                              <a:ext cx="7810560" cy="60480"/>
                             </a:xfrm>
                             <a:prstGeom prst="rect">
                               <a:avLst/>
@@ -6080,7 +6125,7 @@
                               </w:p>
                             </w:txbxContent>
                           </wps:txbx>
-                          <wps:bodyPr tIns="-29880" bIns="-29880" anchor="ctr">
+                          <wps:bodyPr lIns="0" tIns="0" rIns="0" bIns="0" anchor="ctr">
                             <a:noAutofit/>
                           </wps:bodyPr>
                         </wps:wsp>
@@ -6089,8 +6134,8 @@
                           <wps:cNvSpPr/>
                           <wps:spPr>
                             <a:xfrm flipH="1" rot="10800000">
-                              <a:off x="0" y="119880"/>
-                              <a:ext cx="7810560" cy="60840"/>
+                              <a:off x="0" y="120600"/>
+                              <a:ext cx="7810560" cy="60480"/>
                             </a:xfrm>
                             <a:prstGeom prst="rect">
                               <a:avLst/>
@@ -6121,7 +6166,7 @@
                               </w:p>
                             </w:txbxContent>
                           </wps:txbx>
-                          <wps:bodyPr tIns="-29880" bIns="-29880" anchor="ctr">
+                          <wps:bodyPr lIns="0" tIns="0" rIns="0" bIns="0" anchor="ctr">
                             <a:noAutofit/>
                           </wps:bodyPr>
                         </wps:wsp>
@@ -6130,8 +6175,8 @@
                           <wps:cNvSpPr/>
                           <wps:spPr>
                             <a:xfrm flipH="1" rot="10800000">
-                              <a:off x="0" y="60840"/>
-                              <a:ext cx="7810560" cy="59760"/>
+                              <a:off x="0" y="61560"/>
+                              <a:ext cx="7810560" cy="59040"/>
                             </a:xfrm>
                             <a:prstGeom prst="rect">
                               <a:avLst/>
@@ -6162,7 +6207,7 @@
                               </w:p>
                             </w:txbxContent>
                           </wps:txbx>
-                          <wps:bodyPr tIns="-30960" bIns="-30960" anchor="ctr">
+                          <wps:bodyPr lIns="0" tIns="0" rIns="0" bIns="0" anchor="ctr">
                             <a:noAutofit/>
                           </wps:bodyPr>
                         </wps:wsp>
@@ -6177,7 +6222,7 @@
             <w:pict>
               <v:group id="shape_0" alt="Group 15" style="position:absolute;margin-left:-3.05pt;margin-top:10.2pt;width:615.05pt;height:14.2pt" coordorigin="-61,204" coordsize="12301,284">
                 <v:group id="shape_0" style="position:absolute;left:-61;top:204;width:12301;height:284">
-                  <v:rect id="shape_0" stroked="f" o:allowincell="f" style="position:absolute;left:-60;top:204;width:12299;height:283;mso-wrap-style:none;v-text-anchor:middle;mso-position-horizontal-relative:page">
+                  <v:rect id="shape_0" stroked="f" o:allowincell="f" style="position:absolute;left:-60;top:204;width:12299;height:282;mso-wrap-style:none;v-text-anchor:middle;mso-position-horizontal-relative:page">
                     <v:fill o:detectmouseclick="t" on="false"/>
                     <v:stroke color="#3465a4" joinstyle="round" endcap="flat"/>
                     <v:textbox>
@@ -6195,7 +6240,7 @@
                     </v:textbox>
                     <w10:wrap type="none"/>
                   </v:rect>
-                  <v:rect id="shape_0" fillcolor="#8b0000" stroked="f" o:allowincell="f" style="position:absolute;left:-60;top:205;width:12299;height:95;flip:x;mso-wrap-style:none;v-text-anchor:middle;rotation:180;mso-position-horizontal-relative:page">
+                  <v:rect id="shape_0" fillcolor="#8b0000" stroked="f" o:allowincell="f" style="position:absolute;left:-60;top:206;width:12299;height:94;flip:x;mso-wrap-style:none;v-text-anchor:middle;rotation:180;mso-position-horizontal-relative:page">
                     <v:fill o:detectmouseclick="t" type="solid" color2="#74ffff"/>
                     <v:stroke color="#3465a4" joinstyle="round" endcap="flat"/>
                     <v:textbox>
@@ -6213,7 +6258,7 @@
                     </v:textbox>
                     <w10:wrap type="none"/>
                   </v:rect>
-                  <v:rect id="shape_0" fillcolor="#0c4b05" stroked="f" o:allowincell="f" style="position:absolute;left:-60;top:393;width:12299;height:95;flip:x;mso-wrap-style:none;v-text-anchor:middle;rotation:180;mso-position-horizontal-relative:page">
+                  <v:rect id="shape_0" fillcolor="#0c4b05" stroked="f" o:allowincell="f" style="position:absolute;left:-60;top:394;width:12299;height:94;flip:x;mso-wrap-style:none;v-text-anchor:middle;rotation:180;mso-position-horizontal-relative:page">
                     <v:fill o:detectmouseclick="t" type="solid" color2="#f3b4fa"/>
                     <v:stroke color="#3465a4" joinstyle="round" endcap="flat"/>
                     <v:textbox>
@@ -6231,7 +6276,7 @@
                     </v:textbox>
                     <w10:wrap type="none"/>
                   </v:rect>
-                  <v:rect id="shape_0" fillcolor="#ffcd00" stroked="f" o:allowincell="f" style="position:absolute;left:-60;top:300;width:12299;height:93;flip:x;mso-wrap-style:none;v-text-anchor:middle;rotation:180;mso-position-horizontal-relative:page">
+                  <v:rect id="shape_0" fillcolor="#ffcd00" stroked="f" o:allowincell="f" style="position:absolute;left:-60;top:301;width:12299;height:92;flip:x;mso-wrap-style:none;v-text-anchor:middle;rotation:180;mso-position-horizontal-relative:page">
                     <v:fill o:detectmouseclick="t" type="solid" color2="#0032ff"/>
                     <v:stroke color="#3465a4" joinstyle="round" endcap="flat"/>
                     <v:textbox>
@@ -6524,13 +6569,13 @@
         <w:gridCol w:w="1173"/>
         <w:gridCol w:w="687"/>
         <w:gridCol w:w="392"/>
-        <w:gridCol w:w="215"/>
+        <w:gridCol w:w="214"/>
         <w:gridCol w:w="324"/>
         <w:gridCol w:w="372"/>
         <w:gridCol w:w="2622"/>
         <w:gridCol w:w="354"/>
         <w:gridCol w:w="1134"/>
-        <w:gridCol w:w="897"/>
+        <w:gridCol w:w="898"/>
         <w:gridCol w:w="827"/>
       </w:tblGrid>
       <w:tr>
@@ -6545,6 +6590,7 @@
             <w:pPr>
               <w:pStyle w:val="Normal"/>
               <w:widowControl/>
+              <w:suppressAutoHyphens w:val="true"/>
               <w:spacing w:before="0" w:after="0"/>
               <w:jc w:val="center"/>
               <w:rPr>
@@ -6559,6 +6605,33 @@
             <w:r>
               <w:rPr>
                 <w:rFonts w:cs="Arial" w:ascii="Arial" w:hAnsi="Arial"/>
+                <w:b/>
+                <w:bCs/>
+                <w:sz w:val="16"/>
+                <w:szCs w:val="16"/>
+                <w:lang w:val="en-PH"/>
+              </w:rPr>
+              <w:t>{{strand}}</w:t>
+            </w:r>
+          </w:p>
+        </w:tc>
+        <w:tc>
+          <w:tcPr>
+            <w:tcW w:w="2252" w:type="dxa"/>
+            <w:gridSpan w:val="3"/>
+            <w:tcBorders/>
+            <w:vAlign w:val="bottom"/>
+          </w:tcPr>
+          <w:p>
+            <w:pPr>
+              <w:pStyle w:val="Normal"/>
+              <w:widowControl/>
+              <w:suppressAutoHyphens w:val="true"/>
+              <w:bidi w:val="0"/>
+              <w:spacing w:before="0" w:after="0"/>
+              <w:jc w:val="center"/>
+              <w:rPr>
+                <w:rFonts w:ascii="Arial" w:hAnsi="Arial" w:cs="Arial"/>
                 <w:b/>
                 <w:bCs/>
                 <w:kern w:val="0"/>
@@ -6566,25 +6639,10 @@
                 <w:szCs w:val="16"/>
                 <w:lang w:val="en-PH" w:eastAsia="en-US" w:bidi="ar-SA"/>
               </w:rPr>
-            </w:r>
-          </w:p>
-        </w:tc>
-        <w:tc>
-          <w:tcPr>
-            <w:tcW w:w="2252" w:type="dxa"/>
-            <w:gridSpan w:val="3"/>
-            <w:tcBorders/>
-            <w:vAlign w:val="bottom"/>
-          </w:tcPr>
-          <w:p>
-            <w:pPr>
-              <w:pStyle w:val="Normal"/>
-              <w:widowControl/>
-              <w:bidi w:val="0"/>
-              <w:spacing w:before="0" w:after="0"/>
-              <w:jc w:val="center"/>
-              <w:rPr>
-                <w:rFonts w:ascii="Arial" w:hAnsi="Arial" w:cs="Arial"/>
+            </w:pPr>
+            <w:r>
+              <w:rPr>
+                <w:rFonts w:cs="Arial" w:ascii="Arial" w:hAnsi="Arial"/>
                 <w:b/>
                 <w:bCs/>
                 <w:kern w:val="0"/>
@@ -6592,6 +6650,32 @@
                 <w:szCs w:val="16"/>
                 <w:lang w:val="en-PH" w:eastAsia="en-US" w:bidi="ar-SA"/>
               </w:rPr>
+              <w:t>{{family_name}}</w:t>
+            </w:r>
+          </w:p>
+        </w:tc>
+        <w:tc>
+          <w:tcPr>
+            <w:tcW w:w="3532" w:type="dxa"/>
+            <w:gridSpan w:val="4"/>
+            <w:tcBorders/>
+            <w:vAlign w:val="bottom"/>
+          </w:tcPr>
+          <w:p>
+            <w:pPr>
+              <w:pStyle w:val="Normal"/>
+              <w:widowControl/>
+              <w:suppressAutoHyphens w:val="true"/>
+              <w:spacing w:before="0" w:after="0"/>
+              <w:jc w:val="center"/>
+              <w:rPr>
+                <w:rFonts w:ascii="Arial" w:hAnsi="Arial" w:cs="Arial"/>
+                <w:b/>
+                <w:bCs/>
+                <w:sz w:val="16"/>
+                <w:szCs w:val="16"/>
+                <w:lang w:val="en-PH"/>
+              </w:rPr>
             </w:pPr>
             <w:r>
               <w:rPr>
@@ -6603,14 +6687,14 @@
                 <w:szCs w:val="16"/>
                 <w:lang w:val="en-PH" w:eastAsia="en-US" w:bidi="ar-SA"/>
               </w:rPr>
-              <w:t>{{family_name}}</w:t>
-            </w:r>
-          </w:p>
-        </w:tc>
-        <w:tc>
-          <w:tcPr>
-            <w:tcW w:w="3533" w:type="dxa"/>
-            <w:gridSpan w:val="4"/>
+              <w:t>{{first_name}}</w:t>
+            </w:r>
+          </w:p>
+        </w:tc>
+        <w:tc>
+          <w:tcPr>
+            <w:tcW w:w="1488" w:type="dxa"/>
+            <w:gridSpan w:val="2"/>
             <w:tcBorders/>
             <w:vAlign w:val="bottom"/>
           </w:tcPr>
@@ -6618,6 +6702,7 @@
             <w:pPr>
               <w:pStyle w:val="Normal"/>
               <w:widowControl/>
+              <w:suppressAutoHyphens w:val="true"/>
               <w:spacing w:before="0" w:after="0"/>
               <w:jc w:val="center"/>
               <w:rPr>
@@ -6639,21 +6724,21 @@
                 <w:szCs w:val="16"/>
                 <w:lang w:val="en-PH" w:eastAsia="en-US" w:bidi="ar-SA"/>
               </w:rPr>
-              <w:t>{{first_name}}</w:t>
-            </w:r>
-          </w:p>
-        </w:tc>
-        <w:tc>
-          <w:tcPr>
-            <w:tcW w:w="1488" w:type="dxa"/>
-            <w:gridSpan w:val="2"/>
+              <w:t>{{middle_name}}</w:t>
+            </w:r>
+          </w:p>
+        </w:tc>
+        <w:tc>
+          <w:tcPr>
+            <w:tcW w:w="898" w:type="dxa"/>
             <w:tcBorders/>
-            <w:vAlign w:val="bottom"/>
-          </w:tcPr>
-          <w:p>
-            <w:pPr>
-              <w:pStyle w:val="Normal"/>
-              <w:widowControl/>
+            <w:vAlign w:val="center"/>
+          </w:tcPr>
+          <w:p>
+            <w:pPr>
+              <w:pStyle w:val="Normal"/>
+              <w:widowControl/>
+              <w:suppressAutoHyphens w:val="true"/>
               <w:spacing w:before="0" w:after="0"/>
               <w:jc w:val="center"/>
               <w:rPr>
@@ -6675,13 +6760,13 @@
                 <w:szCs w:val="16"/>
                 <w:lang w:val="en-PH" w:eastAsia="en-US" w:bidi="ar-SA"/>
               </w:rPr>
-              <w:t>{{middle_name}}</w:t>
-            </w:r>
-          </w:p>
-        </w:tc>
-        <w:tc>
-          <w:tcPr>
-            <w:tcW w:w="897" w:type="dxa"/>
+              <w:t>{{sex}}</w:t>
+            </w:r>
+          </w:p>
+        </w:tc>
+        <w:tc>
+          <w:tcPr>
+            <w:tcW w:w="827" w:type="dxa"/>
             <w:tcBorders/>
             <w:vAlign w:val="center"/>
           </w:tcPr>
@@ -6689,6 +6774,7 @@
             <w:pPr>
               <w:pStyle w:val="Normal"/>
               <w:widowControl/>
+              <w:suppressAutoHyphens w:val="true"/>
               <w:spacing w:before="0" w:after="0"/>
               <w:jc w:val="center"/>
               <w:rPr>
@@ -6710,41 +6796,6 @@
                 <w:szCs w:val="16"/>
                 <w:lang w:val="en-PH" w:eastAsia="en-US" w:bidi="ar-SA"/>
               </w:rPr>
-              <w:t>{{sex}}</w:t>
-            </w:r>
-          </w:p>
-        </w:tc>
-        <w:tc>
-          <w:tcPr>
-            <w:tcW w:w="827" w:type="dxa"/>
-            <w:tcBorders/>
-            <w:vAlign w:val="center"/>
-          </w:tcPr>
-          <w:p>
-            <w:pPr>
-              <w:pStyle w:val="Normal"/>
-              <w:widowControl/>
-              <w:spacing w:before="0" w:after="0"/>
-              <w:jc w:val="center"/>
-              <w:rPr>
-                <w:rFonts w:ascii="Arial" w:hAnsi="Arial" w:cs="Arial"/>
-                <w:b/>
-                <w:bCs/>
-                <w:sz w:val="16"/>
-                <w:szCs w:val="16"/>
-                <w:lang w:val="en-PH"/>
-              </w:rPr>
-            </w:pPr>
-            <w:r>
-              <w:rPr>
-                <w:rFonts w:cs="Arial" w:ascii="Arial" w:hAnsi="Arial"/>
-                <w:b/>
-                <w:bCs/>
-                <w:kern w:val="0"/>
-                <w:sz w:val="16"/>
-                <w:szCs w:val="16"/>
-                <w:lang w:val="en-PH" w:eastAsia="en-US" w:bidi="ar-SA"/>
-              </w:rPr>
               <w:t>{{gwa}}</w:t>
             </w:r>
           </w:p>
@@ -6765,6 +6816,7 @@
             <w:pPr>
               <w:pStyle w:val="Normal"/>
               <w:widowControl/>
+              <w:suppressAutoHyphens w:val="true"/>
               <w:spacing w:before="0" w:after="0"/>
               <w:jc w:val="center"/>
               <w:rPr>
@@ -6804,6 +6856,7 @@
             <w:pPr>
               <w:pStyle w:val="Normal"/>
               <w:widowControl/>
+              <w:suppressAutoHyphens w:val="true"/>
               <w:spacing w:before="0" w:after="0"/>
               <w:jc w:val="center"/>
               <w:rPr>
@@ -6831,7 +6884,7 @@
         </w:tc>
         <w:tc>
           <w:tcPr>
-            <w:tcW w:w="3533" w:type="dxa"/>
+            <w:tcW w:w="3532" w:type="dxa"/>
             <w:gridSpan w:val="4"/>
             <w:tcBorders>
               <w:start w:val="nil"/>
@@ -6843,6 +6896,7 @@
             <w:pPr>
               <w:pStyle w:val="Normal"/>
               <w:widowControl/>
+              <w:suppressAutoHyphens w:val="true"/>
               <w:spacing w:before="0" w:after="0"/>
               <w:jc w:val="center"/>
               <w:rPr>
@@ -6882,6 +6936,7 @@
             <w:pPr>
               <w:pStyle w:val="Normal"/>
               <w:widowControl/>
+              <w:suppressAutoHyphens w:val="true"/>
               <w:spacing w:before="0" w:after="0"/>
               <w:jc w:val="center"/>
               <w:rPr>
@@ -6909,7 +6964,7 @@
         </w:tc>
         <w:tc>
           <w:tcPr>
-            <w:tcW w:w="897" w:type="dxa"/>
+            <w:tcW w:w="898" w:type="dxa"/>
             <w:tcBorders>
               <w:start w:val="nil"/>
               <w:bottom w:val="nil"/>
@@ -6920,6 +6975,7 @@
             <w:pPr>
               <w:pStyle w:val="Normal"/>
               <w:widowControl/>
+              <w:suppressAutoHyphens w:val="true"/>
               <w:spacing w:before="0" w:after="0"/>
               <w:jc w:val="center"/>
               <w:rPr>
@@ -6958,6 +7014,7 @@
             <w:pPr>
               <w:pStyle w:val="Normal"/>
               <w:widowControl/>
+              <w:suppressAutoHyphens w:val="true"/>
               <w:spacing w:before="0" w:after="0"/>
               <w:jc w:val="center"/>
               <w:rPr>
@@ -7002,6 +7059,7 @@
             <w:pPr>
               <w:pStyle w:val="Normal"/>
               <w:widowControl/>
+              <w:suppressAutoHyphens w:val="true"/>
               <w:spacing w:before="0" w:after="0"/>
               <w:jc w:val="start"/>
               <w:rPr>
@@ -7018,10 +7076,9 @@
                 <w:rFonts w:cs="Arial" w:ascii="Arial" w:hAnsi="Arial"/>
                 <w:b/>
                 <w:bCs/>
-                <w:kern w:val="0"/>
-                <w:sz w:val="22"/>
-                <w:szCs w:val="22"/>
-                <w:lang w:val="en-PH" w:eastAsia="en-US" w:bidi="ar-SA"/>
+                <w:sz w:val="22"/>
+                <w:szCs w:val="22"/>
+                <w:lang w:val="en-PH"/>
               </w:rPr>
             </w:r>
           </w:p>
@@ -7040,6 +7097,7 @@
             <w:pPr>
               <w:pStyle w:val="Normal"/>
               <w:widowControl/>
+              <w:suppressAutoHyphens w:val="true"/>
               <w:spacing w:before="0" w:after="0"/>
               <w:jc w:val="start"/>
               <w:rPr>
@@ -7056,17 +7114,16 @@
                 <w:rFonts w:cs="Arial" w:ascii="Arial" w:hAnsi="Arial"/>
                 <w:b/>
                 <w:bCs/>
-                <w:kern w:val="0"/>
-                <w:sz w:val="22"/>
-                <w:szCs w:val="22"/>
-                <w:lang w:val="en-PH" w:eastAsia="en-US" w:bidi="ar-SA"/>
-              </w:rPr>
-            </w:r>
-          </w:p>
-        </w:tc>
-        <w:tc>
-          <w:tcPr>
-            <w:tcW w:w="1294" w:type="dxa"/>
+                <w:sz w:val="22"/>
+                <w:szCs w:val="22"/>
+                <w:lang w:val="en-PH"/>
+              </w:rPr>
+            </w:r>
+          </w:p>
+        </w:tc>
+        <w:tc>
+          <w:tcPr>
+            <w:tcW w:w="1293" w:type="dxa"/>
             <w:gridSpan w:val="3"/>
             <w:tcBorders>
               <w:top w:val="nil"/>
@@ -7079,6 +7136,7 @@
             <w:pPr>
               <w:pStyle w:val="Normal"/>
               <w:widowControl/>
+              <w:suppressAutoHyphens w:val="true"/>
               <w:spacing w:before="0" w:after="0"/>
               <w:jc w:val="start"/>
               <w:rPr>
@@ -7095,17 +7153,16 @@
                 <w:rFonts w:cs="Arial" w:ascii="Arial" w:hAnsi="Arial"/>
                 <w:b/>
                 <w:bCs/>
-                <w:kern w:val="0"/>
-                <w:sz w:val="22"/>
-                <w:szCs w:val="22"/>
-                <w:lang w:val="en-PH" w:eastAsia="en-US" w:bidi="ar-SA"/>
-              </w:rPr>
-            </w:r>
-          </w:p>
-        </w:tc>
-        <w:tc>
-          <w:tcPr>
-            <w:tcW w:w="6530" w:type="dxa"/>
+                <w:sz w:val="22"/>
+                <w:szCs w:val="22"/>
+                <w:lang w:val="en-PH"/>
+              </w:rPr>
+            </w:r>
+          </w:p>
+        </w:tc>
+        <w:tc>
+          <w:tcPr>
+            <w:tcW w:w="6531" w:type="dxa"/>
             <w:gridSpan w:val="7"/>
             <w:tcBorders>
               <w:top w:val="nil"/>
@@ -7118,6 +7175,7 @@
             <w:pPr>
               <w:pStyle w:val="Normal"/>
               <w:widowControl/>
+              <w:suppressAutoHyphens w:val="true"/>
               <w:spacing w:before="0" w:after="0"/>
               <w:jc w:val="start"/>
               <w:rPr>
@@ -7134,10 +7192,9 @@
                 <w:rFonts w:cs="Arial" w:ascii="Arial" w:hAnsi="Arial"/>
                 <w:b/>
                 <w:bCs/>
-                <w:kern w:val="0"/>
-                <w:sz w:val="22"/>
-                <w:szCs w:val="22"/>
-                <w:lang w:val="en-PH" w:eastAsia="en-US" w:bidi="ar-SA"/>
+                <w:sz w:val="22"/>
+                <w:szCs w:val="22"/>
+                <w:lang w:val="en-PH"/>
               </w:rPr>
             </w:r>
           </w:p>
@@ -7155,6 +7212,7 @@
             <w:pPr>
               <w:pStyle w:val="Normal"/>
               <w:widowControl/>
+              <w:suppressAutoHyphens w:val="true"/>
               <w:spacing w:before="0" w:after="0"/>
               <w:jc w:val="center"/>
               <w:rPr>
@@ -7191,6 +7249,7 @@
             <w:pPr>
               <w:pStyle w:val="Normal"/>
               <w:widowControl/>
+              <w:suppressAutoHyphens w:val="true"/>
               <w:spacing w:before="0" w:after="0"/>
               <w:jc w:val="center"/>
               <w:rPr>
@@ -7218,7 +7277,7 @@
         </w:tc>
         <w:tc>
           <w:tcPr>
-            <w:tcW w:w="931" w:type="dxa"/>
+            <w:tcW w:w="930" w:type="dxa"/>
             <w:gridSpan w:val="3"/>
             <w:tcBorders>
               <w:top w:val="nil"/>
@@ -7230,6 +7289,7 @@
             <w:pPr>
               <w:pStyle w:val="Normal"/>
               <w:widowControl/>
+              <w:suppressAutoHyphens w:val="true"/>
               <w:spacing w:before="0" w:after="0"/>
               <w:jc w:val="start"/>
               <w:rPr>
@@ -7246,17 +7306,16 @@
                 <w:rFonts w:cs="Arial" w:ascii="Arial" w:hAnsi="Arial"/>
                 <w:b/>
                 <w:bCs/>
-                <w:kern w:val="0"/>
-                <w:sz w:val="22"/>
-                <w:szCs w:val="22"/>
-                <w:lang w:val="en-PH" w:eastAsia="en-US" w:bidi="ar-SA"/>
-              </w:rPr>
-            </w:r>
-          </w:p>
-        </w:tc>
-        <w:tc>
-          <w:tcPr>
-            <w:tcW w:w="6206" w:type="dxa"/>
+                <w:sz w:val="22"/>
+                <w:szCs w:val="22"/>
+                <w:lang w:val="en-PH"/>
+              </w:rPr>
+            </w:r>
+          </w:p>
+        </w:tc>
+        <w:tc>
+          <w:tcPr>
+            <w:tcW w:w="6207" w:type="dxa"/>
             <w:gridSpan w:val="6"/>
             <w:tcBorders>
               <w:top w:val="nil"/>
@@ -7271,6 +7330,7 @@
             <w:pPr>
               <w:pStyle w:val="Normal"/>
               <w:widowControl/>
+              <w:suppressAutoHyphens w:val="true"/>
               <w:spacing w:before="0" w:after="0"/>
               <w:ind w:start="-114"/>
               <w:jc w:val="start"/>
@@ -7320,6 +7380,7 @@
             <w:pPr>
               <w:pStyle w:val="Normal"/>
               <w:widowControl/>
+              <w:suppressAutoHyphens w:val="true"/>
               <w:spacing w:before="0" w:after="0"/>
               <w:jc w:val="center"/>
               <w:rPr>
@@ -7359,6 +7420,7 @@
             <w:pPr>
               <w:pStyle w:val="Normal"/>
               <w:widowControl/>
+              <w:suppressAutoHyphens w:val="true"/>
               <w:spacing w:before="0" w:after="0"/>
               <w:jc w:val="center"/>
               <w:rPr>
@@ -7386,7 +7448,7 @@
         </w:tc>
         <w:tc>
           <w:tcPr>
-            <w:tcW w:w="931" w:type="dxa"/>
+            <w:tcW w:w="930" w:type="dxa"/>
             <w:gridSpan w:val="3"/>
             <w:tcBorders>
               <w:top w:val="nil"/>
@@ -7400,6 +7462,7 @@
             <w:pPr>
               <w:pStyle w:val="Normal"/>
               <w:widowControl/>
+              <w:suppressAutoHyphens w:val="true"/>
               <w:spacing w:before="0" w:after="0"/>
               <w:jc w:val="center"/>
               <w:rPr>
@@ -7416,17 +7479,16 @@
                 <w:rFonts w:cs="Arial" w:ascii="Arial" w:hAnsi="Arial"/>
                 <w:b/>
                 <w:bCs/>
-                <w:kern w:val="0"/>
-                <w:sz w:val="22"/>
-                <w:szCs w:val="22"/>
-                <w:lang w:val="en-PH" w:eastAsia="en-US" w:bidi="ar-SA"/>
-              </w:rPr>
-            </w:r>
-          </w:p>
-        </w:tc>
-        <w:tc>
-          <w:tcPr>
-            <w:tcW w:w="6206" w:type="dxa"/>
+                <w:sz w:val="22"/>
+                <w:szCs w:val="22"/>
+                <w:lang w:val="en-PH"/>
+              </w:rPr>
+            </w:r>
+          </w:p>
+        </w:tc>
+        <w:tc>
+          <w:tcPr>
+            <w:tcW w:w="6207" w:type="dxa"/>
             <w:gridSpan w:val="6"/>
             <w:tcBorders>
               <w:top w:val="single" w:sz="18" w:space="0" w:color="000000"/>
@@ -7441,6 +7503,7 @@
             <w:pPr>
               <w:pStyle w:val="Normal"/>
               <w:widowControl/>
+              <w:suppressAutoHyphens w:val="true"/>
               <w:spacing w:before="0" w:after="0"/>
               <w:jc w:val="start"/>
               <w:rPr>
@@ -7483,6 +7546,7 @@
             <w:pPr>
               <w:pStyle w:val="Normal"/>
               <w:widowControl/>
+              <w:suppressAutoHyphens w:val="true"/>
               <w:spacing w:before="0" w:after="0"/>
               <w:jc w:val="start"/>
               <w:rPr>
@@ -7499,10 +7563,9 @@
                 <w:rFonts w:cs="Arial" w:ascii="Arial" w:hAnsi="Arial"/>
                 <w:b/>
                 <w:bCs/>
-                <w:kern w:val="0"/>
-                <w:sz w:val="22"/>
-                <w:szCs w:val="22"/>
-                <w:lang w:val="en-PH" w:eastAsia="en-US" w:bidi="ar-SA"/>
+                <w:sz w:val="22"/>
+                <w:szCs w:val="22"/>
+                <w:lang w:val="en-PH"/>
               </w:rPr>
             </w:r>
           </w:p>
@@ -7521,6 +7584,7 @@
             <w:pPr>
               <w:pStyle w:val="Normal"/>
               <w:widowControl/>
+              <w:suppressAutoHyphens w:val="true"/>
               <w:spacing w:before="0" w:after="0"/>
               <w:jc w:val="start"/>
               <w:rPr>
@@ -7537,17 +7601,16 @@
                 <w:rFonts w:cs="Arial" w:ascii="Arial" w:hAnsi="Arial"/>
                 <w:b/>
                 <w:bCs/>
-                <w:kern w:val="0"/>
-                <w:sz w:val="22"/>
-                <w:szCs w:val="22"/>
-                <w:lang w:val="en-PH" w:eastAsia="en-US" w:bidi="ar-SA"/>
-              </w:rPr>
-            </w:r>
-          </w:p>
-        </w:tc>
-        <w:tc>
-          <w:tcPr>
-            <w:tcW w:w="1294" w:type="dxa"/>
+                <w:sz w:val="22"/>
+                <w:szCs w:val="22"/>
+                <w:lang w:val="en-PH"/>
+              </w:rPr>
+            </w:r>
+          </w:p>
+        </w:tc>
+        <w:tc>
+          <w:tcPr>
+            <w:tcW w:w="1293" w:type="dxa"/>
             <w:gridSpan w:val="3"/>
             <w:tcBorders>
               <w:top w:val="nil"/>
@@ -7560,6 +7623,7 @@
             <w:pPr>
               <w:pStyle w:val="Normal"/>
               <w:widowControl/>
+              <w:suppressAutoHyphens w:val="true"/>
               <w:spacing w:before="0" w:after="0"/>
               <w:jc w:val="start"/>
               <w:rPr>
@@ -7576,10 +7640,9 @@
                 <w:rFonts w:cs="Arial" w:ascii="Arial" w:hAnsi="Arial"/>
                 <w:b/>
                 <w:bCs/>
-                <w:kern w:val="0"/>
-                <w:sz w:val="22"/>
-                <w:szCs w:val="22"/>
-                <w:lang w:val="en-PH" w:eastAsia="en-US" w:bidi="ar-SA"/>
+                <w:sz w:val="22"/>
+                <w:szCs w:val="22"/>
+                <w:lang w:val="en-PH"/>
               </w:rPr>
             </w:r>
           </w:p>
@@ -7598,6 +7661,7 @@
             <w:pPr>
               <w:pStyle w:val="Normal"/>
               <w:widowControl/>
+              <w:suppressAutoHyphens w:val="true"/>
               <w:spacing w:before="0" w:after="0"/>
               <w:jc w:val="start"/>
               <w:rPr>
@@ -7614,10 +7678,9 @@
                 <w:rFonts w:cs="Arial" w:ascii="Arial" w:hAnsi="Arial"/>
                 <w:b/>
                 <w:bCs/>
-                <w:kern w:val="0"/>
-                <w:sz w:val="22"/>
-                <w:szCs w:val="22"/>
-                <w:lang w:val="en-PH" w:eastAsia="en-US" w:bidi="ar-SA"/>
+                <w:sz w:val="22"/>
+                <w:szCs w:val="22"/>
+                <w:lang w:val="en-PH"/>
               </w:rPr>
             </w:r>
           </w:p>
@@ -7638,6 +7701,7 @@
             <w:pPr>
               <w:pStyle w:val="Normal"/>
               <w:widowControl/>
+              <w:suppressAutoHyphens w:val="true"/>
               <w:spacing w:before="0" w:after="0"/>
               <w:jc w:val="center"/>
               <w:rPr>
@@ -7654,10 +7718,9 @@
                 <w:rFonts w:cs="Arial" w:ascii="Arial" w:hAnsi="Arial"/>
                 <w:b/>
                 <w:bCs/>
-                <w:kern w:val="0"/>
                 <w:sz w:val="16"/>
                 <w:szCs w:val="16"/>
-                <w:lang w:val="en-PH" w:eastAsia="en-US" w:bidi="ar-SA"/>
+                <w:lang w:val="en-PH"/>
               </w:rPr>
             </w:r>
           </w:p>
@@ -7678,6 +7741,7 @@
             <w:pPr>
               <w:pStyle w:val="Normal"/>
               <w:widowControl/>
+              <w:suppressAutoHyphens w:val="true"/>
               <w:spacing w:before="0" w:after="0"/>
               <w:jc w:val="start"/>
               <w:rPr>
@@ -7717,6 +7781,7 @@
             <w:pPr>
               <w:pStyle w:val="Normal"/>
               <w:widowControl/>
+              <w:suppressAutoHyphens w:val="true"/>
               <w:spacing w:before="0" w:after="0"/>
               <w:jc w:val="center"/>
               <w:rPr>
@@ -7733,17 +7798,16 @@
                 <w:rFonts w:cs="Arial" w:ascii="Arial" w:hAnsi="Arial"/>
                 <w:b/>
                 <w:bCs/>
-                <w:kern w:val="0"/>
-                <w:sz w:val="22"/>
-                <w:szCs w:val="22"/>
-                <w:lang w:val="en-PH" w:eastAsia="en-US" w:bidi="ar-SA"/>
-              </w:rPr>
-            </w:r>
-          </w:p>
-        </w:tc>
-        <w:tc>
-          <w:tcPr>
-            <w:tcW w:w="2858" w:type="dxa"/>
+                <w:sz w:val="22"/>
+                <w:szCs w:val="22"/>
+                <w:lang w:val="en-PH"/>
+              </w:rPr>
+            </w:r>
+          </w:p>
+        </w:tc>
+        <w:tc>
+          <w:tcPr>
+            <w:tcW w:w="2859" w:type="dxa"/>
             <w:gridSpan w:val="3"/>
             <w:tcBorders>
               <w:top w:val="single" w:sz="18" w:space="0" w:color="000000"/>
@@ -7758,6 +7822,7 @@
             <w:pPr>
               <w:pStyle w:val="Normal"/>
               <w:widowControl/>
+              <w:suppressAutoHyphens w:val="true"/>
               <w:spacing w:before="0" w:after="0"/>
               <w:jc w:val="start"/>
               <w:rPr>
@@ -7800,6 +7865,7 @@
             <w:pPr>
               <w:pStyle w:val="Normal"/>
               <w:widowControl/>
+              <w:suppressAutoHyphens w:val="true"/>
               <w:spacing w:before="0" w:after="0"/>
               <w:ind w:start="-108"/>
               <w:jc w:val="start"/>
@@ -7832,7 +7898,7 @@
         </w:tc>
         <w:tc>
           <w:tcPr>
-            <w:tcW w:w="1294" w:type="dxa"/>
+            <w:tcW w:w="1293" w:type="dxa"/>
             <w:gridSpan w:val="3"/>
             <w:tcBorders>
               <w:top w:val="nil"/>
@@ -7845,6 +7911,7 @@
             <w:pPr>
               <w:pStyle w:val="Normal"/>
               <w:widowControl/>
+              <w:suppressAutoHyphens w:val="true"/>
               <w:spacing w:before="0" w:after="0"/>
               <w:jc w:val="start"/>
               <w:rPr>
@@ -7861,10 +7928,9 @@
                 <w:rFonts w:cs="Arial" w:ascii="Arial" w:hAnsi="Arial"/>
                 <w:b/>
                 <w:bCs/>
-                <w:kern w:val="0"/>
-                <w:sz w:val="22"/>
-                <w:szCs w:val="22"/>
-                <w:lang w:val="en-PH" w:eastAsia="en-US" w:bidi="ar-SA"/>
+                <w:sz w:val="22"/>
+                <w:szCs w:val="22"/>
+                <w:lang w:val="en-PH"/>
               </w:rPr>
             </w:r>
           </w:p>
@@ -7883,6 +7949,7 @@
             <w:pPr>
               <w:pStyle w:val="Normal"/>
               <w:widowControl/>
+              <w:suppressAutoHyphens w:val="true"/>
               <w:spacing w:before="0" w:after="0"/>
               <w:jc w:val="start"/>
               <w:rPr>
@@ -7899,10 +7966,9 @@
                 <w:rFonts w:cs="Arial" w:ascii="Arial" w:hAnsi="Arial"/>
                 <w:b/>
                 <w:bCs/>
-                <w:kern w:val="0"/>
-                <w:sz w:val="22"/>
-                <w:szCs w:val="22"/>
-                <w:lang w:val="en-PH" w:eastAsia="en-US" w:bidi="ar-SA"/>
+                <w:sz w:val="22"/>
+                <w:szCs w:val="22"/>
+                <w:lang w:val="en-PH"/>
               </w:rPr>
             </w:r>
           </w:p>
@@ -7922,6 +7988,7 @@
             <w:pPr>
               <w:pStyle w:val="Normal"/>
               <w:widowControl/>
+              <w:suppressAutoHyphens w:val="true"/>
               <w:spacing w:before="0" w:after="0"/>
               <w:jc w:val="center"/>
               <w:rPr>
@@ -7938,10 +8005,9 @@
                 <w:rFonts w:cs="Arial" w:ascii="Arial" w:hAnsi="Arial"/>
                 <w:b/>
                 <w:bCs/>
-                <w:kern w:val="0"/>
                 <w:sz w:val="16"/>
                 <w:szCs w:val="16"/>
-                <w:lang w:val="en-PH" w:eastAsia="en-US" w:bidi="ar-SA"/>
+                <w:lang w:val="en-PH"/>
               </w:rPr>
             </w:r>
           </w:p>
@@ -7962,6 +8028,7 @@
             <w:pPr>
               <w:pStyle w:val="Normal"/>
               <w:widowControl/>
+              <w:suppressAutoHyphens w:val="true"/>
               <w:spacing w:before="0" w:after="0"/>
               <w:jc w:val="start"/>
               <w:rPr>
@@ -8001,6 +8068,7 @@
             <w:pPr>
               <w:pStyle w:val="Normal"/>
               <w:widowControl/>
+              <w:suppressAutoHyphens w:val="true"/>
               <w:spacing w:before="0" w:after="0"/>
               <w:jc w:val="center"/>
               <w:rPr>
@@ -8028,7 +8096,7 @@
         </w:tc>
         <w:tc>
           <w:tcPr>
-            <w:tcW w:w="2858" w:type="dxa"/>
+            <w:tcW w:w="2859" w:type="dxa"/>
             <w:gridSpan w:val="3"/>
             <w:tcBorders>
               <w:top w:val="single" w:sz="2" w:space="0" w:color="FFFFFF"/>
@@ -8043,6 +8111,7 @@
             <w:pPr>
               <w:pStyle w:val="Normal"/>
               <w:widowControl/>
+              <w:suppressAutoHyphens w:val="true"/>
               <w:spacing w:before="0" w:after="0"/>
               <w:jc w:val="start"/>
               <w:rPr>
@@ -8084,6 +8153,7 @@
             <w:pPr>
               <w:pStyle w:val="Normal"/>
               <w:widowControl/>
+              <w:suppressAutoHyphens w:val="true"/>
               <w:spacing w:before="0" w:after="0"/>
               <w:jc w:val="center"/>
               <w:rPr>
@@ -8125,6 +8195,7 @@
             <w:pPr>
               <w:pStyle w:val="Normal"/>
               <w:widowControl/>
+              <w:suppressAutoHyphens w:val="true"/>
               <w:spacing w:before="0" w:after="0"/>
               <w:jc w:val="center"/>
               <w:rPr>
@@ -8153,7 +8224,7 @@
         </w:tc>
         <w:tc>
           <w:tcPr>
-            <w:tcW w:w="1294" w:type="dxa"/>
+            <w:tcW w:w="1293" w:type="dxa"/>
             <w:gridSpan w:val="3"/>
             <w:vMerge w:val="restart"/>
             <w:tcBorders>
@@ -8168,6 +8239,7 @@
             <w:pPr>
               <w:pStyle w:val="Normal"/>
               <w:widowControl/>
+              <w:suppressAutoHyphens w:val="true"/>
               <w:spacing w:before="0" w:after="0"/>
               <w:jc w:val="center"/>
               <w:rPr>
@@ -8208,6 +8280,7 @@
             <w:pPr>
               <w:pStyle w:val="Normal"/>
               <w:widowControl/>
+              <w:suppressAutoHyphens w:val="true"/>
               <w:spacing w:before="0" w:after="0"/>
               <w:jc w:val="start"/>
               <w:rPr>
@@ -8224,10 +8297,9 @@
                 <w:rFonts w:cs="Arial" w:ascii="Arial" w:hAnsi="Arial"/>
                 <w:b/>
                 <w:bCs/>
-                <w:kern w:val="0"/>
-                <w:sz w:val="22"/>
-                <w:szCs w:val="22"/>
-                <w:lang w:val="en-PH" w:eastAsia="en-US" w:bidi="ar-SA"/>
+                <w:sz w:val="22"/>
+                <w:szCs w:val="22"/>
+                <w:lang w:val="en-PH"/>
               </w:rPr>
             </w:r>
           </w:p>
@@ -8247,6 +8319,7 @@
             <w:pPr>
               <w:pStyle w:val="Normal"/>
               <w:widowControl/>
+              <w:suppressAutoHyphens w:val="true"/>
               <w:spacing w:before="0" w:after="0"/>
               <w:jc w:val="center"/>
               <w:rPr>
@@ -8263,10 +8336,9 @@
                 <w:rFonts w:cs="Arial" w:ascii="Arial" w:hAnsi="Arial"/>
                 <w:b/>
                 <w:bCs/>
-                <w:kern w:val="0"/>
-                <w:sz w:val="22"/>
-                <w:szCs w:val="22"/>
-                <w:lang w:val="en-PH" w:eastAsia="en-US" w:bidi="ar-SA"/>
+                <w:sz w:val="22"/>
+                <w:szCs w:val="22"/>
+                <w:lang w:val="en-PH"/>
               </w:rPr>
             </w:r>
           </w:p>
@@ -8286,6 +8358,7 @@
             <w:pPr>
               <w:pStyle w:val="Normal"/>
               <w:widowControl/>
+              <w:suppressAutoHyphens w:val="true"/>
               <w:spacing w:before="0" w:after="0"/>
               <w:jc w:val="start"/>
               <w:rPr>
@@ -8325,6 +8398,7 @@
             <w:pPr>
               <w:pStyle w:val="Normal"/>
               <w:widowControl/>
+              <w:suppressAutoHyphens w:val="true"/>
               <w:spacing w:before="0" w:after="0"/>
               <w:jc w:val="center"/>
               <w:rPr>
@@ -8341,17 +8415,16 @@
                 <w:rFonts w:cs="Arial" w:ascii="Arial" w:hAnsi="Arial"/>
                 <w:b/>
                 <w:bCs/>
-                <w:kern w:val="0"/>
-                <w:sz w:val="22"/>
-                <w:szCs w:val="22"/>
-                <w:lang w:val="en-PH" w:eastAsia="en-US" w:bidi="ar-SA"/>
-              </w:rPr>
-            </w:r>
-          </w:p>
-        </w:tc>
-        <w:tc>
-          <w:tcPr>
-            <w:tcW w:w="2858" w:type="dxa"/>
+                <w:sz w:val="22"/>
+                <w:szCs w:val="22"/>
+                <w:lang w:val="en-PH"/>
+              </w:rPr>
+            </w:r>
+          </w:p>
+        </w:tc>
+        <w:tc>
+          <w:tcPr>
+            <w:tcW w:w="2859" w:type="dxa"/>
             <w:gridSpan w:val="3"/>
             <w:tcBorders>
               <w:top w:val="single" w:sz="2" w:space="0" w:color="FFFFFF"/>
@@ -8366,6 +8439,7 @@
             <w:pPr>
               <w:pStyle w:val="Normal"/>
               <w:widowControl/>
+              <w:suppressAutoHyphens w:val="true"/>
               <w:spacing w:before="0" w:after="0"/>
               <w:jc w:val="start"/>
               <w:rPr>
@@ -8410,6 +8484,7 @@
             <w:pPr>
               <w:pStyle w:val="Normal"/>
               <w:widowControl/>
+              <w:suppressAutoHyphens w:val="true"/>
               <w:spacing w:before="0" w:after="0"/>
               <w:jc w:val="center"/>
               <w:rPr>
@@ -8426,10 +8501,9 @@
                 <w:rFonts w:cs="Arial" w:ascii="Arial" w:hAnsi="Arial"/>
                 <w:b/>
                 <w:bCs/>
-                <w:kern w:val="0"/>
-                <w:sz w:val="22"/>
-                <w:szCs w:val="22"/>
-                <w:lang w:val="en-PH" w:eastAsia="en-US" w:bidi="ar-SA"/>
+                <w:sz w:val="22"/>
+                <w:szCs w:val="22"/>
+                <w:lang w:val="en-PH"/>
               </w:rPr>
             </w:r>
           </w:p>
@@ -8448,6 +8522,7 @@
             <w:pPr>
               <w:pStyle w:val="Normal"/>
               <w:widowControl/>
+              <w:suppressAutoHyphens w:val="true"/>
               <w:spacing w:before="0" w:after="0"/>
               <w:jc w:val="center"/>
               <w:rPr>
@@ -8464,17 +8539,16 @@
                 <w:rFonts w:cs="Arial" w:ascii="Arial" w:hAnsi="Arial"/>
                 <w:b/>
                 <w:bCs/>
-                <w:kern w:val="0"/>
-                <w:sz w:val="22"/>
-                <w:szCs w:val="22"/>
-                <w:lang w:val="en-PH" w:eastAsia="en-US" w:bidi="ar-SA"/>
-              </w:rPr>
-            </w:r>
-          </w:p>
-        </w:tc>
-        <w:tc>
-          <w:tcPr>
-            <w:tcW w:w="1294" w:type="dxa"/>
+                <w:sz w:val="22"/>
+                <w:szCs w:val="22"/>
+                <w:lang w:val="en-PH"/>
+              </w:rPr>
+            </w:r>
+          </w:p>
+        </w:tc>
+        <w:tc>
+          <w:tcPr>
+            <w:tcW w:w="1293" w:type="dxa"/>
             <w:gridSpan w:val="3"/>
             <w:vMerge w:val="continue"/>
             <w:tcBorders>
@@ -8488,6 +8562,7 @@
             <w:pPr>
               <w:pStyle w:val="Normal"/>
               <w:widowControl/>
+              <w:suppressAutoHyphens w:val="true"/>
               <w:spacing w:before="0" w:after="0"/>
               <w:jc w:val="center"/>
               <w:rPr>
@@ -8504,10 +8579,9 @@
                 <w:rFonts w:cs="Arial" w:ascii="Arial" w:hAnsi="Arial"/>
                 <w:b/>
                 <w:bCs/>
-                <w:kern w:val="0"/>
-                <w:sz w:val="22"/>
-                <w:szCs w:val="22"/>
-                <w:lang w:val="en-PH" w:eastAsia="en-US" w:bidi="ar-SA"/>
+                <w:sz w:val="22"/>
+                <w:szCs w:val="22"/>
+                <w:lang w:val="en-PH"/>
               </w:rPr>
             </w:r>
           </w:p>
@@ -8526,6 +8600,7 @@
             <w:pPr>
               <w:pStyle w:val="Normal"/>
               <w:widowControl/>
+              <w:suppressAutoHyphens w:val="true"/>
               <w:spacing w:before="0" w:after="0"/>
               <w:jc w:val="start"/>
               <w:rPr>
@@ -8542,10 +8617,9 @@
                 <w:rFonts w:cs="Arial" w:ascii="Arial" w:hAnsi="Arial"/>
                 <w:b/>
                 <w:bCs/>
-                <w:kern w:val="0"/>
-                <w:sz w:val="22"/>
-                <w:szCs w:val="22"/>
-                <w:lang w:val="en-PH" w:eastAsia="en-US" w:bidi="ar-SA"/>
+                <w:sz w:val="22"/>
+                <w:szCs w:val="22"/>
+                <w:lang w:val="en-PH"/>
               </w:rPr>
             </w:r>
           </w:p>
@@ -8565,6 +8639,7 @@
             <w:pPr>
               <w:pStyle w:val="Normal"/>
               <w:widowControl/>
+              <w:suppressAutoHyphens w:val="true"/>
               <w:spacing w:before="0" w:after="0"/>
               <w:jc w:val="center"/>
               <w:rPr>
@@ -8581,10 +8656,9 @@
                 <w:rFonts w:cs="Arial" w:ascii="Arial" w:hAnsi="Arial"/>
                 <w:b/>
                 <w:bCs/>
-                <w:kern w:val="0"/>
-                <w:sz w:val="22"/>
-                <w:szCs w:val="22"/>
-                <w:lang w:val="en-PH" w:eastAsia="en-US" w:bidi="ar-SA"/>
+                <w:sz w:val="22"/>
+                <w:szCs w:val="22"/>
+                <w:lang w:val="en-PH"/>
               </w:rPr>
             </w:r>
           </w:p>
@@ -8605,6 +8679,7 @@
             <w:pPr>
               <w:pStyle w:val="Normal"/>
               <w:widowControl/>
+              <w:suppressAutoHyphens w:val="true"/>
               <w:spacing w:before="0" w:after="0"/>
               <w:jc w:val="start"/>
               <w:rPr>
@@ -8644,6 +8719,7 @@
             <w:pPr>
               <w:pStyle w:val="Normal"/>
               <w:widowControl/>
+              <w:suppressAutoHyphens w:val="true"/>
               <w:spacing w:before="0" w:after="0"/>
               <w:jc w:val="center"/>
               <w:rPr>
@@ -8660,17 +8736,16 @@
                 <w:rFonts w:cs="Arial" w:ascii="Arial" w:hAnsi="Arial"/>
                 <w:b/>
                 <w:bCs/>
-                <w:kern w:val="0"/>
-                <w:sz w:val="22"/>
-                <w:szCs w:val="22"/>
-                <w:lang w:val="en-PH" w:eastAsia="en-US" w:bidi="ar-SA"/>
-              </w:rPr>
-            </w:r>
-          </w:p>
-        </w:tc>
-        <w:tc>
-          <w:tcPr>
-            <w:tcW w:w="2858" w:type="dxa"/>
+                <w:sz w:val="22"/>
+                <w:szCs w:val="22"/>
+                <w:lang w:val="en-PH"/>
+              </w:rPr>
+            </w:r>
+          </w:p>
+        </w:tc>
+        <w:tc>
+          <w:tcPr>
+            <w:tcW w:w="2859" w:type="dxa"/>
             <w:gridSpan w:val="3"/>
             <w:tcBorders>
               <w:top w:val="single" w:sz="2" w:space="0" w:color="FFFFFF"/>
@@ -8685,6 +8760,7 @@
             <w:pPr>
               <w:pStyle w:val="Normal"/>
               <w:widowControl/>
+              <w:suppressAutoHyphens w:val="true"/>
               <w:spacing w:before="0" w:after="0"/>
               <w:jc w:val="start"/>
               <w:rPr>
@@ -8727,6 +8803,7 @@
             <w:pPr>
               <w:pStyle w:val="Normal"/>
               <w:widowControl/>
+              <w:suppressAutoHyphens w:val="true"/>
               <w:spacing w:before="0" w:after="0"/>
               <w:jc w:val="start"/>
               <w:rPr>
@@ -8769,6 +8846,8 @@
             <w:pPr>
               <w:pStyle w:val="Normal"/>
               <w:widowControl/>
+              <w:suppressAutoHyphens w:val="true"/>
+              <w:bidi w:val="0"/>
               <w:spacing w:before="0" w:after="0"/>
               <w:jc w:val="center"/>
               <w:rPr>
@@ -8785,17 +8864,17 @@
                 <w:rFonts w:cs="Arial" w:ascii="Arial" w:hAnsi="Arial"/>
                 <w:b/>
                 <w:bCs/>
-                <w:kern w:val="0"/>
                 <w:sz w:val="16"/>
                 <w:szCs w:val="16"/>
-                <w:lang w:val="en-PH" w:eastAsia="en-US" w:bidi="ar-SA"/>
-              </w:rPr>
-            </w:r>
-          </w:p>
-        </w:tc>
-        <w:tc>
-          <w:tcPr>
-            <w:tcW w:w="1294" w:type="dxa"/>
+                <w:lang w:val="en-PH"/>
+              </w:rPr>
+              <w:t>{{general_ability_rating}}</w:t>
+            </w:r>
+          </w:p>
+        </w:tc>
+        <w:tc>
+          <w:tcPr>
+            <w:tcW w:w="1293" w:type="dxa"/>
             <w:gridSpan w:val="3"/>
             <w:tcBorders>
               <w:top w:val="single" w:sz="18" w:space="0" w:color="000000"/>
@@ -8810,6 +8889,7 @@
             <w:pPr>
               <w:pStyle w:val="Normal"/>
               <w:widowControl/>
+              <w:suppressAutoHyphens w:val="true"/>
               <w:spacing w:before="0" w:after="0"/>
               <w:jc w:val="center"/>
               <w:rPr>
@@ -8826,10 +8906,9 @@
                 <w:rFonts w:cs="Arial" w:ascii="Arial" w:hAnsi="Arial"/>
                 <w:b/>
                 <w:bCs/>
-                <w:kern w:val="0"/>
                 <w:sz w:val="16"/>
                 <w:szCs w:val="16"/>
-                <w:lang w:val="en-PH" w:eastAsia="en-US" w:bidi="ar-SA"/>
+                <w:lang w:val="en-PH"/>
               </w:rPr>
             </w:r>
           </w:p>
@@ -8848,6 +8927,7 @@
             <w:pPr>
               <w:pStyle w:val="Normal"/>
               <w:widowControl/>
+              <w:suppressAutoHyphens w:val="true"/>
               <w:spacing w:before="0" w:after="0"/>
               <w:jc w:val="start"/>
               <w:rPr>
@@ -8864,10 +8944,9 @@
                 <w:rFonts w:cs="Arial" w:ascii="Arial" w:hAnsi="Arial"/>
                 <w:b/>
                 <w:bCs/>
-                <w:kern w:val="0"/>
-                <w:sz w:val="22"/>
-                <w:szCs w:val="22"/>
-                <w:lang w:val="en-PH" w:eastAsia="en-US" w:bidi="ar-SA"/>
+                <w:sz w:val="22"/>
+                <w:szCs w:val="22"/>
+                <w:lang w:val="en-PH"/>
               </w:rPr>
             </w:r>
           </w:p>
@@ -8887,6 +8966,7 @@
             <w:pPr>
               <w:pStyle w:val="Normal"/>
               <w:widowControl/>
+              <w:suppressAutoHyphens w:val="true"/>
               <w:spacing w:before="0" w:after="0"/>
               <w:jc w:val="center"/>
               <w:rPr>
@@ -8903,10 +8983,9 @@
                 <w:rFonts w:cs="Arial" w:ascii="Arial" w:hAnsi="Arial"/>
                 <w:b/>
                 <w:bCs/>
-                <w:kern w:val="0"/>
-                <w:sz w:val="22"/>
-                <w:szCs w:val="22"/>
-                <w:lang w:val="en-PH" w:eastAsia="en-US" w:bidi="ar-SA"/>
+                <w:sz w:val="22"/>
+                <w:szCs w:val="22"/>
+                <w:lang w:val="en-PH"/>
               </w:rPr>
             </w:r>
           </w:p>
@@ -8927,6 +9006,7 @@
             <w:pPr>
               <w:pStyle w:val="Normal"/>
               <w:widowControl/>
+              <w:suppressAutoHyphens w:val="true"/>
               <w:spacing w:before="0" w:after="0"/>
               <w:jc w:val="start"/>
               <w:rPr>
@@ -8966,6 +9046,7 @@
             <w:pPr>
               <w:pStyle w:val="Normal"/>
               <w:widowControl/>
+              <w:suppressAutoHyphens w:val="true"/>
               <w:spacing w:before="0" w:after="0"/>
               <w:jc w:val="center"/>
               <w:rPr>
@@ -8982,17 +9063,16 @@
                 <w:rFonts w:cs="Arial" w:ascii="Arial" w:hAnsi="Arial"/>
                 <w:b/>
                 <w:bCs/>
-                <w:kern w:val="0"/>
-                <w:sz w:val="22"/>
-                <w:szCs w:val="22"/>
-                <w:lang w:val="en-PH" w:eastAsia="en-US" w:bidi="ar-SA"/>
-              </w:rPr>
-            </w:r>
-          </w:p>
-        </w:tc>
-        <w:tc>
-          <w:tcPr>
-            <w:tcW w:w="2858" w:type="dxa"/>
+                <w:sz w:val="22"/>
+                <w:szCs w:val="22"/>
+                <w:lang w:val="en-PH"/>
+              </w:rPr>
+            </w:r>
+          </w:p>
+        </w:tc>
+        <w:tc>
+          <w:tcPr>
+            <w:tcW w:w="2859" w:type="dxa"/>
             <w:gridSpan w:val="3"/>
             <w:tcBorders>
               <w:top w:val="single" w:sz="2" w:space="0" w:color="FFFFFF"/>
@@ -9007,6 +9087,7 @@
             <w:pPr>
               <w:pStyle w:val="Normal"/>
               <w:widowControl/>
+              <w:suppressAutoHyphens w:val="true"/>
               <w:spacing w:before="0" w:after="0"/>
               <w:jc w:val="start"/>
               <w:rPr>
@@ -9023,17 +9104,18 @@
                 <w:rFonts w:cs="Arial" w:ascii="Arial" w:hAnsi="Arial"/>
                 <w:b/>
                 <w:bCs/>
-                <w:kern w:val="0"/>
-                <w:sz w:val="22"/>
-                <w:szCs w:val="22"/>
-                <w:lang w:val="en-PH" w:eastAsia="en-US" w:bidi="ar-SA"/>
+                <w:sz w:val="22"/>
+                <w:szCs w:val="22"/>
+                <w:lang w:val="en-PH"/>
               </w:rPr>
             </w:r>
           </w:p>
         </w:tc>
       </w:tr>
       <w:tr>
-        <w:trPr/>
+        <w:trPr>
+          <w:trHeight w:val="308" w:hRule="atLeast"/>
+        </w:trPr>
         <w:tc>
           <w:tcPr>
             <w:tcW w:w="1793" w:type="dxa"/>
@@ -9050,6 +9132,7 @@
             <w:pPr>
               <w:pStyle w:val="Normal"/>
               <w:widowControl/>
+              <w:suppressAutoHyphens w:val="true"/>
               <w:spacing w:before="0" w:after="0"/>
               <w:jc w:val="start"/>
               <w:rPr>
@@ -9092,6 +9175,7 @@
             <w:pPr>
               <w:pStyle w:val="Normal"/>
               <w:widowControl/>
+              <w:suppressAutoHyphens w:val="true"/>
               <w:spacing w:before="0" w:after="0"/>
               <w:jc w:val="center"/>
               <w:rPr>
@@ -9113,13 +9197,13 @@
                 <w:szCs w:val="16"/>
                 <w:lang w:val="en-PH" w:eastAsia="en-US" w:bidi="ar-SA"/>
               </w:rPr>
-              <w:t>{{verbal_reasoning}}</w:t>
-            </w:r>
-          </w:p>
-        </w:tc>
-        <w:tc>
-          <w:tcPr>
-            <w:tcW w:w="1294" w:type="dxa"/>
+              <w:t>{{verbal_aptitude_rating}}</w:t>
+            </w:r>
+          </w:p>
+        </w:tc>
+        <w:tc>
+          <w:tcPr>
+            <w:tcW w:w="1293" w:type="dxa"/>
             <w:gridSpan w:val="3"/>
             <w:tcBorders>
               <w:top w:val="single" w:sz="4" w:space="0" w:color="FFFFFF"/>
@@ -9134,6 +9218,7 @@
             <w:pPr>
               <w:pStyle w:val="Normal"/>
               <w:widowControl/>
+              <w:suppressAutoHyphens w:val="true"/>
               <w:spacing w:before="0" w:after="0"/>
               <w:jc w:val="center"/>
               <w:rPr>
@@ -9150,10 +9235,9 @@
                 <w:rFonts w:cs="Arial" w:ascii="Arial" w:hAnsi="Arial"/>
                 <w:b/>
                 <w:bCs/>
-                <w:kern w:val="0"/>
                 <w:sz w:val="16"/>
                 <w:szCs w:val="16"/>
-                <w:lang w:val="en-PH" w:eastAsia="en-US" w:bidi="ar-SA"/>
+                <w:lang w:val="en-PH"/>
               </w:rPr>
             </w:r>
           </w:p>
@@ -9172,6 +9256,7 @@
             <w:pPr>
               <w:pStyle w:val="Normal"/>
               <w:widowControl/>
+              <w:suppressAutoHyphens w:val="true"/>
               <w:spacing w:before="0" w:after="0"/>
               <w:jc w:val="start"/>
               <w:rPr>
@@ -9188,17 +9273,16 @@
                 <w:rFonts w:cs="Arial" w:ascii="Arial" w:hAnsi="Arial"/>
                 <w:b/>
                 <w:bCs/>
-                <w:kern w:val="0"/>
-                <w:sz w:val="22"/>
-                <w:szCs w:val="22"/>
-                <w:lang w:val="en-PH" w:eastAsia="en-US" w:bidi="ar-SA"/>
-              </w:rPr>
-            </w:r>
-          </w:p>
-        </w:tc>
-        <w:tc>
-          <w:tcPr>
-            <w:tcW w:w="6206" w:type="dxa"/>
+                <w:sz w:val="22"/>
+                <w:szCs w:val="22"/>
+                <w:lang w:val="en-PH"/>
+              </w:rPr>
+            </w:r>
+          </w:p>
+        </w:tc>
+        <w:tc>
+          <w:tcPr>
+            <w:tcW w:w="6207" w:type="dxa"/>
             <w:gridSpan w:val="6"/>
             <w:vMerge w:val="restart"/>
             <w:tcBorders>
@@ -9212,6 +9296,7 @@
             <w:pPr>
               <w:pStyle w:val="Normal"/>
               <w:widowControl/>
+              <w:suppressAutoHyphens w:val="true"/>
               <w:spacing w:before="0" w:after="0"/>
               <w:ind w:start="-24"/>
               <w:jc w:val="start"/>
@@ -9269,6 +9354,7 @@
             <w:pPr>
               <w:pStyle w:val="Normal"/>
               <w:widowControl/>
+              <w:suppressAutoHyphens w:val="true"/>
               <w:spacing w:before="0" w:after="0"/>
               <w:jc w:val="start"/>
               <w:rPr>
@@ -9311,6 +9397,7 @@
             <w:pPr>
               <w:pStyle w:val="Normal"/>
               <w:widowControl/>
+              <w:suppressAutoHyphens w:val="true"/>
               <w:spacing w:before="0" w:after="0"/>
               <w:jc w:val="center"/>
               <w:rPr>
@@ -9332,13 +9419,13 @@
                 <w:szCs w:val="16"/>
                 <w:lang w:val="en-PH" w:eastAsia="en-US" w:bidi="ar-SA"/>
               </w:rPr>
-              <w:t>{{numerical_ability}}</w:t>
-            </w:r>
-          </w:p>
-        </w:tc>
-        <w:tc>
-          <w:tcPr>
-            <w:tcW w:w="1294" w:type="dxa"/>
+              <w:t>{{numerical_aptitude_rating}}</w:t>
+            </w:r>
+          </w:p>
+        </w:tc>
+        <w:tc>
+          <w:tcPr>
+            <w:tcW w:w="1293" w:type="dxa"/>
             <w:gridSpan w:val="3"/>
             <w:tcBorders>
               <w:top w:val="single" w:sz="4" w:space="0" w:color="FFFFFF"/>
@@ -9353,6 +9440,7 @@
             <w:pPr>
               <w:pStyle w:val="Normal"/>
               <w:widowControl/>
+              <w:suppressAutoHyphens w:val="true"/>
               <w:spacing w:before="0" w:after="0"/>
               <w:jc w:val="center"/>
               <w:rPr>
@@ -9369,10 +9457,9 @@
                 <w:rFonts w:cs="Arial" w:ascii="Arial" w:hAnsi="Arial"/>
                 <w:b/>
                 <w:bCs/>
-                <w:kern w:val="0"/>
                 <w:sz w:val="16"/>
                 <w:szCs w:val="16"/>
-                <w:lang w:val="en-PH" w:eastAsia="en-US" w:bidi="ar-SA"/>
+                <w:lang w:val="en-PH"/>
               </w:rPr>
             </w:r>
           </w:p>
@@ -9391,6 +9478,7 @@
             <w:pPr>
               <w:pStyle w:val="Normal"/>
               <w:widowControl/>
+              <w:suppressAutoHyphens w:val="true"/>
               <w:spacing w:before="0" w:after="0"/>
               <w:jc w:val="start"/>
               <w:rPr>
@@ -9407,17 +9495,16 @@
                 <w:rFonts w:cs="Arial" w:ascii="Arial" w:hAnsi="Arial"/>
                 <w:b/>
                 <w:bCs/>
-                <w:kern w:val="0"/>
-                <w:sz w:val="22"/>
-                <w:szCs w:val="22"/>
-                <w:lang w:val="en-PH" w:eastAsia="en-US" w:bidi="ar-SA"/>
-              </w:rPr>
-            </w:r>
-          </w:p>
-        </w:tc>
-        <w:tc>
-          <w:tcPr>
-            <w:tcW w:w="6206" w:type="dxa"/>
+                <w:sz w:val="22"/>
+                <w:szCs w:val="22"/>
+                <w:lang w:val="en-PH"/>
+              </w:rPr>
+            </w:r>
+          </w:p>
+        </w:tc>
+        <w:tc>
+          <w:tcPr>
+            <w:tcW w:w="6207" w:type="dxa"/>
             <w:gridSpan w:val="6"/>
             <w:vMerge w:val="continue"/>
             <w:tcBorders>
@@ -9430,6 +9517,7 @@
             <w:pPr>
               <w:pStyle w:val="Normal"/>
               <w:widowControl/>
+              <w:suppressAutoHyphens w:val="true"/>
               <w:spacing w:before="0" w:after="0"/>
               <w:jc w:val="start"/>
               <w:rPr>
@@ -9446,10 +9534,9 @@
                 <w:rFonts w:cs="Arial" w:ascii="Arial" w:hAnsi="Arial"/>
                 <w:b/>
                 <w:bCs/>
-                <w:kern w:val="0"/>
-                <w:sz w:val="22"/>
-                <w:szCs w:val="22"/>
-                <w:lang w:val="en-PH" w:eastAsia="en-US" w:bidi="ar-SA"/>
+                <w:sz w:val="22"/>
+                <w:szCs w:val="22"/>
+                <w:lang w:val="en-PH"/>
               </w:rPr>
             </w:r>
           </w:p>
@@ -9473,6 +9560,7 @@
             <w:pPr>
               <w:pStyle w:val="Normal"/>
               <w:widowControl/>
+              <w:suppressAutoHyphens w:val="true"/>
               <w:spacing w:before="0" w:after="0"/>
               <w:jc w:val="start"/>
               <w:rPr>
@@ -9515,6 +9603,7 @@
             <w:pPr>
               <w:pStyle w:val="Normal"/>
               <w:widowControl/>
+              <w:suppressAutoHyphens w:val="true"/>
               <w:spacing w:before="0" w:after="0"/>
               <w:jc w:val="center"/>
               <w:rPr>
@@ -9536,13 +9625,13 @@
                 <w:szCs w:val="16"/>
                 <w:lang w:val="en-PH" w:eastAsia="en-US" w:bidi="ar-SA"/>
               </w:rPr>
-              <w:t>{{spatial_awareness}}</w:t>
-            </w:r>
-          </w:p>
-        </w:tc>
-        <w:tc>
-          <w:tcPr>
-            <w:tcW w:w="1294" w:type="dxa"/>
+              <w:t>{{spatial_aptitude_rating}}</w:t>
+            </w:r>
+          </w:p>
+        </w:tc>
+        <w:tc>
+          <w:tcPr>
+            <w:tcW w:w="1293" w:type="dxa"/>
             <w:gridSpan w:val="3"/>
             <w:tcBorders>
               <w:top w:val="single" w:sz="4" w:space="0" w:color="FFFFFF"/>
@@ -9557,6 +9646,7 @@
             <w:pPr>
               <w:pStyle w:val="Normal"/>
               <w:widowControl/>
+              <w:suppressAutoHyphens w:val="true"/>
               <w:spacing w:before="0" w:after="0"/>
               <w:jc w:val="center"/>
               <w:rPr>
@@ -9573,10 +9663,9 @@
                 <w:rFonts w:cs="Arial" w:ascii="Arial" w:hAnsi="Arial"/>
                 <w:b/>
                 <w:bCs/>
-                <w:kern w:val="0"/>
                 <w:sz w:val="16"/>
                 <w:szCs w:val="16"/>
-                <w:lang w:val="en-PH" w:eastAsia="en-US" w:bidi="ar-SA"/>
+                <w:lang w:val="en-PH"/>
               </w:rPr>
             </w:r>
           </w:p>
@@ -9595,6 +9684,7 @@
             <w:pPr>
               <w:pStyle w:val="Normal"/>
               <w:widowControl/>
+              <w:suppressAutoHyphens w:val="true"/>
               <w:spacing w:before="0" w:after="0"/>
               <w:jc w:val="start"/>
               <w:rPr>
@@ -9611,10 +9701,9 @@
                 <w:rFonts w:cs="Arial" w:ascii="Arial" w:hAnsi="Arial"/>
                 <w:b/>
                 <w:bCs/>
-                <w:kern w:val="0"/>
-                <w:sz w:val="22"/>
-                <w:szCs w:val="22"/>
-                <w:lang w:val="en-PH" w:eastAsia="en-US" w:bidi="ar-SA"/>
+                <w:sz w:val="22"/>
+                <w:szCs w:val="22"/>
+                <w:lang w:val="en-PH"/>
               </w:rPr>
             </w:r>
           </w:p>
@@ -9633,6 +9722,7 @@
             <w:pPr>
               <w:pStyle w:val="Normal"/>
               <w:widowControl/>
+              <w:suppressAutoHyphens w:val="true"/>
               <w:spacing w:before="0" w:after="0"/>
               <w:jc w:val="start"/>
               <w:rPr>
@@ -9649,10 +9739,9 @@
                 <w:rFonts w:cs="Arial" w:ascii="Arial" w:hAnsi="Arial"/>
                 <w:b/>
                 <w:bCs/>
-                <w:kern w:val="0"/>
-                <w:sz w:val="22"/>
-                <w:szCs w:val="22"/>
-                <w:lang w:val="en-PH" w:eastAsia="en-US" w:bidi="ar-SA"/>
+                <w:sz w:val="22"/>
+                <w:szCs w:val="22"/>
+                <w:lang w:val="en-PH"/>
               </w:rPr>
             </w:r>
           </w:p>
@@ -9671,6 +9760,7 @@
             <w:pPr>
               <w:pStyle w:val="Normal"/>
               <w:widowControl/>
+              <w:suppressAutoHyphens w:val="true"/>
               <w:spacing w:before="0" w:after="0"/>
               <w:jc w:val="start"/>
               <w:rPr>
@@ -9687,10 +9777,9 @@
                 <w:rFonts w:cs="Arial" w:ascii="Arial" w:hAnsi="Arial"/>
                 <w:b/>
                 <w:bCs/>
-                <w:kern w:val="0"/>
-                <w:sz w:val="22"/>
-                <w:szCs w:val="22"/>
-                <w:lang w:val="en-PH" w:eastAsia="en-US" w:bidi="ar-SA"/>
+                <w:sz w:val="22"/>
+                <w:szCs w:val="22"/>
+                <w:lang w:val="en-PH"/>
               </w:rPr>
             </w:r>
           </w:p>
@@ -9709,6 +9798,7 @@
             <w:pPr>
               <w:pStyle w:val="Normal"/>
               <w:widowControl/>
+              <w:suppressAutoHyphens w:val="true"/>
               <w:spacing w:before="0" w:after="0"/>
               <w:jc w:val="start"/>
               <w:rPr>
@@ -9725,17 +9815,16 @@
                 <w:rFonts w:cs="Arial" w:ascii="Arial" w:hAnsi="Arial"/>
                 <w:b/>
                 <w:bCs/>
-                <w:kern w:val="0"/>
-                <w:sz w:val="22"/>
-                <w:szCs w:val="22"/>
-                <w:lang w:val="en-PH" w:eastAsia="en-US" w:bidi="ar-SA"/>
-              </w:rPr>
-            </w:r>
-          </w:p>
-        </w:tc>
-        <w:tc>
-          <w:tcPr>
-            <w:tcW w:w="2858" w:type="dxa"/>
+                <w:sz w:val="22"/>
+                <w:szCs w:val="22"/>
+                <w:lang w:val="en-PH"/>
+              </w:rPr>
+            </w:r>
+          </w:p>
+        </w:tc>
+        <w:tc>
+          <w:tcPr>
+            <w:tcW w:w="2859" w:type="dxa"/>
             <w:gridSpan w:val="3"/>
             <w:tcBorders>
               <w:top w:val="nil"/>
@@ -9748,6 +9837,7 @@
             <w:pPr>
               <w:pStyle w:val="Normal"/>
               <w:widowControl/>
+              <w:suppressAutoHyphens w:val="true"/>
               <w:spacing w:before="0" w:after="0"/>
               <w:jc w:val="start"/>
               <w:rPr>
@@ -9764,10 +9854,9 @@
                 <w:rFonts w:cs="Arial" w:ascii="Arial" w:hAnsi="Arial"/>
                 <w:b/>
                 <w:bCs/>
-                <w:kern w:val="0"/>
-                <w:sz w:val="22"/>
-                <w:szCs w:val="22"/>
-                <w:lang w:val="en-PH" w:eastAsia="en-US" w:bidi="ar-SA"/>
+                <w:sz w:val="22"/>
+                <w:szCs w:val="22"/>
+                <w:lang w:val="en-PH"/>
               </w:rPr>
             </w:r>
           </w:p>
@@ -9793,6 +9882,7 @@
             <w:pPr>
               <w:pStyle w:val="Normal"/>
               <w:widowControl/>
+              <w:suppressAutoHyphens w:val="true"/>
               <w:spacing w:before="0" w:after="0"/>
               <w:jc w:val="start"/>
               <w:rPr>
@@ -9835,16 +9925,11 @@
             <w:pPr>
               <w:pStyle w:val="Normal"/>
               <w:widowControl/>
+              <w:suppressAutoHyphens w:val="true"/>
+              <w:bidi w:val="0"/>
               <w:spacing w:before="0" w:after="0"/>
               <w:jc w:val="center"/>
-              <w:rPr>
-                <w:rFonts w:ascii="Arial" w:hAnsi="Arial" w:cs="Arial"/>
-                <w:b/>
-                <w:bCs/>
-                <w:sz w:val="16"/>
-                <w:szCs w:val="16"/>
-                <w:lang w:val="en-PH"/>
-              </w:rPr>
+              <w:rPr/>
             </w:pPr>
             <w:r>
               <w:rPr>
@@ -9856,13 +9941,13 @@
                 <w:szCs w:val="16"/>
                 <w:lang w:val="en-PH" w:eastAsia="en-US" w:bidi="ar-SA"/>
               </w:rPr>
-              <w:t>{{perceptual_speed_accuracy}}</w:t>
-            </w:r>
-          </w:p>
-        </w:tc>
-        <w:tc>
-          <w:tcPr>
-            <w:tcW w:w="1294" w:type="dxa"/>
+              <w:t>{{perceptual_aptitude_rating}}</w:t>
+            </w:r>
+          </w:p>
+        </w:tc>
+        <w:tc>
+          <w:tcPr>
+            <w:tcW w:w="1293" w:type="dxa"/>
             <w:gridSpan w:val="3"/>
             <w:tcBorders>
               <w:top w:val="single" w:sz="4" w:space="0" w:color="FFFFFF"/>
@@ -9877,6 +9962,7 @@
             <w:pPr>
               <w:pStyle w:val="Normal"/>
               <w:widowControl/>
+              <w:suppressAutoHyphens w:val="true"/>
               <w:spacing w:before="0" w:after="0"/>
               <w:jc w:val="center"/>
               <w:rPr>
@@ -9893,10 +9979,9 @@
                 <w:rFonts w:cs="Arial" w:ascii="Arial" w:hAnsi="Arial"/>
                 <w:b/>
                 <w:bCs/>
-                <w:kern w:val="0"/>
                 <w:sz w:val="16"/>
                 <w:szCs w:val="16"/>
-                <w:lang w:val="en-PH" w:eastAsia="en-US" w:bidi="ar-SA"/>
+                <w:lang w:val="en-PH"/>
               </w:rPr>
             </w:r>
           </w:p>
@@ -9915,6 +10000,7 @@
             <w:pPr>
               <w:pStyle w:val="Normal"/>
               <w:widowControl/>
+              <w:suppressAutoHyphens w:val="true"/>
               <w:spacing w:before="0" w:after="0"/>
               <w:jc w:val="start"/>
               <w:rPr>
@@ -9931,10 +10017,9 @@
                 <w:rFonts w:cs="Arial" w:ascii="Arial" w:hAnsi="Arial"/>
                 <w:b/>
                 <w:bCs/>
-                <w:kern w:val="0"/>
-                <w:sz w:val="22"/>
-                <w:szCs w:val="22"/>
-                <w:lang w:val="en-PH" w:eastAsia="en-US" w:bidi="ar-SA"/>
+                <w:sz w:val="22"/>
+                <w:szCs w:val="22"/>
+                <w:lang w:val="en-PH"/>
               </w:rPr>
             </w:r>
           </w:p>
@@ -9953,6 +10038,7 @@
             <w:pPr>
               <w:pStyle w:val="Normal"/>
               <w:widowControl/>
+              <w:suppressAutoHyphens w:val="true"/>
               <w:spacing w:before="0" w:after="0"/>
               <w:jc w:val="start"/>
               <w:rPr>
@@ -9969,17 +10055,16 @@
                 <w:rFonts w:cs="Arial" w:ascii="Arial" w:hAnsi="Arial"/>
                 <w:b/>
                 <w:bCs/>
-                <w:kern w:val="0"/>
-                <w:sz w:val="22"/>
-                <w:szCs w:val="22"/>
-                <w:lang w:val="en-PH" w:eastAsia="en-US" w:bidi="ar-SA"/>
-              </w:rPr>
-            </w:r>
-          </w:p>
-        </w:tc>
-        <w:tc>
-          <w:tcPr>
-            <w:tcW w:w="5834" w:type="dxa"/>
+                <w:sz w:val="22"/>
+                <w:szCs w:val="22"/>
+                <w:lang w:val="en-PH"/>
+              </w:rPr>
+            </w:r>
+          </w:p>
+        </w:tc>
+        <w:tc>
+          <w:tcPr>
+            <w:tcW w:w="5835" w:type="dxa"/>
             <w:gridSpan w:val="5"/>
             <w:tcBorders>
               <w:top w:val="nil"/>
@@ -9992,6 +10077,7 @@
             <w:pPr>
               <w:pStyle w:val="Normal"/>
               <w:widowControl/>
+              <w:suppressAutoHyphens w:val="true"/>
               <w:spacing w:before="0" w:after="0"/>
               <w:jc w:val="center"/>
               <w:rPr>
@@ -10007,7 +10093,7 @@
               <mc:AlternateContent>
                 <mc:Choice Requires="wps">
                   <w:drawing>
-                    <wp:anchor distT="0" distB="0" distL="0" distR="0" simplePos="0" relativeHeight="52" behindDoc="0" locked="0" layoutInCell="1" allowOverlap="1" wp14:anchorId="788A2566">
+                    <wp:anchor distT="6985" distB="6985" distL="635" distR="635" simplePos="0" relativeHeight="57" behindDoc="0" locked="0" layoutInCell="1" allowOverlap="1" wp14:anchorId="788A2566">
                       <wp:simplePos x="0" y="0"/>
                       <wp:positionH relativeFrom="column">
                         <wp:posOffset>615315</wp:posOffset>
@@ -10102,6 +10188,7 @@
             <w:pPr>
               <w:pStyle w:val="Normal"/>
               <w:widowControl/>
+              <w:suppressAutoHyphens w:val="true"/>
               <w:spacing w:before="0" w:after="0"/>
               <w:jc w:val="start"/>
               <w:rPr>
@@ -10144,6 +10231,8 @@
             <w:pPr>
               <w:pStyle w:val="Normal"/>
               <w:widowControl/>
+              <w:suppressAutoHyphens w:val="true"/>
+              <w:bidi w:val="0"/>
               <w:spacing w:before="0" w:after="0"/>
               <w:jc w:val="center"/>
               <w:rPr>
@@ -10160,17 +10249,17 @@
                 <w:rFonts w:cs="Arial" w:ascii="Arial" w:hAnsi="Arial"/>
                 <w:b/>
                 <w:bCs/>
-                <w:kern w:val="0"/>
                 <w:sz w:val="16"/>
                 <w:szCs w:val="16"/>
-                <w:lang w:val="en-PH" w:eastAsia="en-US" w:bidi="ar-SA"/>
-              </w:rPr>
-            </w:r>
-          </w:p>
-        </w:tc>
-        <w:tc>
-          <w:tcPr>
-            <w:tcW w:w="1294" w:type="dxa"/>
+                <w:lang w:val="en-PH"/>
+              </w:rPr>
+              <w:t>{{manual_dexterity_rating}}</w:t>
+            </w:r>
+          </w:p>
+        </w:tc>
+        <w:tc>
+          <w:tcPr>
+            <w:tcW w:w="1293" w:type="dxa"/>
             <w:gridSpan w:val="3"/>
             <w:tcBorders>
               <w:top w:val="single" w:sz="4" w:space="0" w:color="FFFFFF"/>
@@ -10185,6 +10274,7 @@
             <w:pPr>
               <w:pStyle w:val="Normal"/>
               <w:widowControl/>
+              <w:suppressAutoHyphens w:val="true"/>
               <w:spacing w:before="0" w:after="0"/>
               <w:jc w:val="center"/>
               <w:rPr>
@@ -10201,10 +10291,9 @@
                 <w:rFonts w:cs="Arial" w:ascii="Arial" w:hAnsi="Arial"/>
                 <w:b/>
                 <w:bCs/>
-                <w:kern w:val="0"/>
                 <w:sz w:val="16"/>
                 <w:szCs w:val="16"/>
-                <w:lang w:val="en-PH" w:eastAsia="en-US" w:bidi="ar-SA"/>
+                <w:lang w:val="en-PH"/>
               </w:rPr>
             </w:r>
           </w:p>
@@ -10223,6 +10312,7 @@
             <w:pPr>
               <w:pStyle w:val="Normal"/>
               <w:widowControl/>
+              <w:suppressAutoHyphens w:val="true"/>
               <w:spacing w:before="0" w:after="0"/>
               <w:jc w:val="start"/>
               <w:rPr>
@@ -10239,10 +10329,9 @@
                 <w:rFonts w:cs="Arial" w:ascii="Arial" w:hAnsi="Arial"/>
                 <w:b/>
                 <w:bCs/>
-                <w:kern w:val="0"/>
-                <w:sz w:val="22"/>
-                <w:szCs w:val="22"/>
-                <w:lang w:val="en-PH" w:eastAsia="en-US" w:bidi="ar-SA"/>
+                <w:sz w:val="22"/>
+                <w:szCs w:val="22"/>
+                <w:lang w:val="en-PH"/>
               </w:rPr>
             </w:r>
           </w:p>
@@ -10261,6 +10350,7 @@
             <w:pPr>
               <w:pStyle w:val="Normal"/>
               <w:widowControl/>
+              <w:suppressAutoHyphens w:val="true"/>
               <w:spacing w:before="0" w:after="0"/>
               <w:jc w:val="start"/>
               <w:rPr>
@@ -10277,17 +10367,16 @@
                 <w:rFonts w:cs="Arial" w:ascii="Arial" w:hAnsi="Arial"/>
                 <w:b/>
                 <w:bCs/>
-                <w:kern w:val="0"/>
-                <w:sz w:val="22"/>
-                <w:szCs w:val="22"/>
-                <w:lang w:val="en-PH" w:eastAsia="en-US" w:bidi="ar-SA"/>
-              </w:rPr>
-            </w:r>
-          </w:p>
-        </w:tc>
-        <w:tc>
-          <w:tcPr>
-            <w:tcW w:w="5834" w:type="dxa"/>
+                <w:sz w:val="22"/>
+                <w:szCs w:val="22"/>
+                <w:lang w:val="en-PH"/>
+              </w:rPr>
+            </w:r>
+          </w:p>
+        </w:tc>
+        <w:tc>
+          <w:tcPr>
+            <w:tcW w:w="5835" w:type="dxa"/>
             <w:gridSpan w:val="5"/>
             <w:tcBorders>
               <w:top w:val="nil"/>
@@ -10300,6 +10389,7 @@
             <w:pPr>
               <w:pStyle w:val="Normal"/>
               <w:widowControl/>
+              <w:suppressAutoHyphens w:val="true"/>
               <w:spacing w:before="0" w:after="0"/>
               <w:jc w:val="center"/>
               <w:rPr>
@@ -10347,13 +10437,13 @@
         <mc:AlternateContent>
           <mc:Choice Requires="wps">
             <w:drawing>
-              <wp:anchor distT="0" distB="25400" distL="0" distR="28575" simplePos="0" relativeHeight="50" behindDoc="0" locked="0" layoutInCell="1" allowOverlap="1" wp14:anchorId="3E375A78">
+              <wp:anchor distT="6985" distB="5715" distL="6985" distR="5715" simplePos="0" relativeHeight="55" behindDoc="0" locked="0" layoutInCell="1" allowOverlap="1" wp14:anchorId="3E375A78">
                 <wp:simplePos x="0" y="0"/>
                 <wp:positionH relativeFrom="column">
                   <wp:posOffset>162560</wp:posOffset>
                 </wp:positionH>
                 <wp:positionV relativeFrom="paragraph">
-                  <wp:posOffset>90805</wp:posOffset>
+                  <wp:posOffset>54610</wp:posOffset>
                 </wp:positionV>
                 <wp:extent cx="6505575" cy="222885"/>
                 <wp:effectExtent l="6985" t="6985" r="5715" b="5715"/>
@@ -10391,7 +10481,7 @@
                         <w:txbxContent>
                           <w:p>
                             <w:pPr>
-                              <w:pStyle w:val="FrameContents"/>
+                              <w:pStyle w:val="FrameContentsuser"/>
                               <w:jc w:val="center"/>
                               <w:rPr>
                                 <w:rFonts w:ascii="Courier New" w:hAnsi="Courier New" w:cs="Courier New"/>
@@ -10406,6 +10496,7 @@
                                 <w:rFonts w:cs="Courier New" w:ascii="Courier New" w:hAnsi="Courier New"/>
                                 <w:b/>
                                 <w:bCs/>
+                                <w:color w:val="000000"/>
                                 <w:sz w:val="16"/>
                                 <w:szCs w:val="16"/>
                               </w:rPr>
@@ -10414,7 +10505,7 @@
                           </w:p>
                           <w:p>
                             <w:pPr>
-                              <w:pStyle w:val="FrameContents"/>
+                              <w:pStyle w:val="FrameContentsuser"/>
                               <w:jc w:val="center"/>
                               <w:rPr>
                                 <w:rFonts w:ascii="Courier New" w:hAnsi="Courier New" w:cs="Courier New"/>
@@ -10438,7 +10529,7 @@
                           </w:p>
                           <w:p>
                             <w:pPr>
-                              <w:pStyle w:val="FrameContents"/>
+                              <w:pStyle w:val="FrameContentsuser"/>
                               <w:jc w:val="center"/>
                               <w:rPr>
                                 <w:rFonts w:ascii="Courier New" w:hAnsi="Courier New" w:cs="Courier New"/>
@@ -10451,6 +10542,7 @@
                                 <w:rFonts w:cs="Courier New" w:ascii="Courier New" w:hAnsi="Courier New"/>
                                 <w:b/>
                                 <w:bCs/>
+                                <w:color w:val="000000"/>
                               </w:rPr>
                             </w:r>
                           </w:p>
@@ -10488,7 +10580,7 @@
                                 </w:tcPr>
                                 <w:p>
                                   <w:pPr>
-                                    <w:pStyle w:val="FrameContents"/>
+                                    <w:pStyle w:val="FrameContentsuser"/>
                                     <w:jc w:val="center"/>
                                     <w:rPr>
                                       <w:sz w:val="20"/>
@@ -10511,7 +10603,7 @@
                                 </w:tcPr>
                                 <w:p>
                                   <w:pPr>
-                                    <w:pStyle w:val="FrameContents"/>
+                                    <w:pStyle w:val="FrameContentsuser"/>
                                     <w:jc w:val="center"/>
                                     <w:rPr>
                                       <w:sz w:val="20"/>
@@ -10534,7 +10626,7 @@
                                 </w:tcPr>
                                 <w:p>
                                   <w:pPr>
-                                    <w:pStyle w:val="FrameContents"/>
+                                    <w:pStyle w:val="FrameContentsuser"/>
                                     <w:jc w:val="center"/>
                                     <w:rPr>
                                       <w:sz w:val="20"/>
@@ -10557,7 +10649,7 @@
                                 </w:tcPr>
                                 <w:p>
                                   <w:pPr>
-                                    <w:pStyle w:val="FrameContents"/>
+                                    <w:pStyle w:val="FrameContentsuser"/>
                                     <w:jc w:val="center"/>
                                     <w:rPr>
                                       <w:sz w:val="20"/>
@@ -10580,7 +10672,7 @@
                                 </w:tcPr>
                                 <w:p>
                                   <w:pPr>
-                                    <w:pStyle w:val="FrameContents"/>
+                                    <w:pStyle w:val="FrameContentsuser"/>
                                     <w:jc w:val="center"/>
                                     <w:rPr>
                                       <w:sz w:val="20"/>
@@ -10603,7 +10695,7 @@
                                 </w:tcPr>
                                 <w:p>
                                   <w:pPr>
-                                    <w:pStyle w:val="FrameContents"/>
+                                    <w:pStyle w:val="FrameContentsuser"/>
                                     <w:jc w:val="center"/>
                                     <w:rPr>
                                       <w:sz w:val="20"/>
@@ -10622,7 +10714,7 @@
                           </w:tbl>
                           <w:p>
                             <w:pPr>
-                              <w:pStyle w:val="FrameContents"/>
+                              <w:pStyle w:val="FrameContentsuser"/>
                               <w:jc w:val="center"/>
                               <w:rPr>
                                 <w:rFonts w:ascii="Arial" w:hAnsi="Arial" w:cs="Arial"/>
@@ -10635,19 +10727,22 @@
                                 <w:rFonts w:cs="Arial" w:ascii="Arial" w:hAnsi="Arial"/>
                                 <w:b/>
                                 <w:bCs/>
+                                <w:color w:val="000000"/>
                               </w:rPr>
                             </w:r>
                           </w:p>
                           <w:p>
                             <w:pPr>
-                              <w:pStyle w:val="FrameContents"/>
+                              <w:pStyle w:val="FrameContentsuser"/>
                               <w:jc w:val="center"/>
                               <w:rPr>
                                 <w:rFonts w:ascii="Courier New" w:hAnsi="Courier New" w:cs="Courier New"/>
                               </w:rPr>
                             </w:pPr>
                             <w:r>
-                              <w:rPr/>
+                              <w:rPr>
+                                <w:color w:val="000000"/>
+                              </w:rPr>
                             </w:r>
                           </w:p>
                         </w:txbxContent>
@@ -10663,14 +10758,14 @@
           </mc:Choice>
           <mc:Fallback>
             <w:pict>
-              <v:rect id="shape_0" fillcolor="white" stroked="t" o:allowincell="f" style="position:absolute;margin-left:12.8pt;margin-top:7.15pt;width:512.2pt;height:17.5pt;mso-wrap-style:square;v-text-anchor:top" wp14:anchorId="3E375A78">
+              <v:rect id="shape_0" fillcolor="white" stroked="t" o:allowincell="f" style="position:absolute;margin-left:12.8pt;margin-top:4.3pt;width:512.2pt;height:17.5pt;mso-wrap-style:square;v-text-anchor:top" wp14:anchorId="3E375A78">
                 <v:fill o:detectmouseclick="t" type="solid" color2="black"/>
                 <v:stroke color="black" weight="12600" joinstyle="miter" endcap="flat"/>
                 <v:textbox>
                   <w:txbxContent>
                     <w:p>
                       <w:pPr>
-                        <w:pStyle w:val="FrameContents"/>
+                        <w:pStyle w:val="FrameContentsuser"/>
                         <w:jc w:val="center"/>
                         <w:rPr>
                           <w:rFonts w:ascii="Courier New" w:hAnsi="Courier New" w:cs="Courier New"/>
@@ -10685,6 +10780,7 @@
                           <w:rFonts w:cs="Courier New" w:ascii="Courier New" w:hAnsi="Courier New"/>
                           <w:b/>
                           <w:bCs/>
+                          <w:color w:val="000000"/>
                           <w:sz w:val="16"/>
                           <w:szCs w:val="16"/>
                         </w:rPr>
@@ -10693,7 +10789,7 @@
                     </w:p>
                     <w:p>
                       <w:pPr>
-                        <w:pStyle w:val="FrameContents"/>
+                        <w:pStyle w:val="FrameContentsuser"/>
                         <w:jc w:val="center"/>
                         <w:rPr>
                           <w:rFonts w:ascii="Courier New" w:hAnsi="Courier New" w:cs="Courier New"/>
@@ -10717,7 +10813,7 @@
                     </w:p>
                     <w:p>
                       <w:pPr>
-                        <w:pStyle w:val="FrameContents"/>
+                        <w:pStyle w:val="FrameContentsuser"/>
                         <w:jc w:val="center"/>
                         <w:rPr>
                           <w:rFonts w:ascii="Courier New" w:hAnsi="Courier New" w:cs="Courier New"/>
@@ -10730,6 +10826,7 @@
                           <w:rFonts w:cs="Courier New" w:ascii="Courier New" w:hAnsi="Courier New"/>
                           <w:b/>
                           <w:bCs/>
+                          <w:color w:val="000000"/>
                         </w:rPr>
                       </w:r>
                     </w:p>
@@ -10767,7 +10864,7 @@
                           </w:tcPr>
                           <w:p>
                             <w:pPr>
-                              <w:pStyle w:val="FrameContents"/>
+                              <w:pStyle w:val="FrameContentsuser"/>
                               <w:jc w:val="center"/>
                               <w:rPr>
                                 <w:sz w:val="20"/>
@@ -10790,7 +10887,7 @@
                           </w:tcPr>
                           <w:p>
                             <w:pPr>
-                              <w:pStyle w:val="FrameContents"/>
+                              <w:pStyle w:val="FrameContentsuser"/>
                               <w:jc w:val="center"/>
                               <w:rPr>
                                 <w:sz w:val="20"/>
@@ -10813,7 +10910,7 @@
                           </w:tcPr>
                           <w:p>
                             <w:pPr>
-                              <w:pStyle w:val="FrameContents"/>
+                              <w:pStyle w:val="FrameContentsuser"/>
                               <w:jc w:val="center"/>
                               <w:rPr>
                                 <w:sz w:val="20"/>
@@ -10836,7 +10933,7 @@
                           </w:tcPr>
                           <w:p>
                             <w:pPr>
-                              <w:pStyle w:val="FrameContents"/>
+                              <w:pStyle w:val="FrameContentsuser"/>
                               <w:jc w:val="center"/>
                               <w:rPr>
                                 <w:sz w:val="20"/>
@@ -10859,7 +10956,7 @@
                           </w:tcPr>
                           <w:p>
                             <w:pPr>
-                              <w:pStyle w:val="FrameContents"/>
+                              <w:pStyle w:val="FrameContentsuser"/>
                               <w:jc w:val="center"/>
                               <w:rPr>
                                 <w:sz w:val="20"/>
@@ -10882,7 +10979,7 @@
                           </w:tcPr>
                           <w:p>
                             <w:pPr>
-                              <w:pStyle w:val="FrameContents"/>
+                              <w:pStyle w:val="FrameContentsuser"/>
                               <w:jc w:val="center"/>
                               <w:rPr>
                                 <w:sz w:val="20"/>
@@ -10901,7 +10998,7 @@
                     </w:tbl>
                     <w:p>
                       <w:pPr>
-                        <w:pStyle w:val="FrameContents"/>
+                        <w:pStyle w:val="FrameContentsuser"/>
                         <w:jc w:val="center"/>
                         <w:rPr>
                           <w:rFonts w:ascii="Arial" w:hAnsi="Arial" w:cs="Arial"/>
@@ -10914,19 +11011,22 @@
                           <w:rFonts w:cs="Arial" w:ascii="Arial" w:hAnsi="Arial"/>
                           <w:b/>
                           <w:bCs/>
+                          <w:color w:val="000000"/>
                         </w:rPr>
                       </w:r>
                     </w:p>
                     <w:p>
                       <w:pPr>
-                        <w:pStyle w:val="FrameContents"/>
+                        <w:pStyle w:val="FrameContentsuser"/>
                         <w:jc w:val="center"/>
                         <w:rPr>
                           <w:rFonts w:ascii="Courier New" w:hAnsi="Courier New" w:cs="Courier New"/>
                         </w:rPr>
                       </w:pPr>
                       <w:r>
-                        <w:rPr/>
+                        <w:rPr>
+                          <w:color w:val="000000"/>
+                        </w:rPr>
                       </w:r>
                     </w:p>
                   </w:txbxContent>
@@ -10983,7 +11083,7 @@
       <mc:AlternateContent>
         <mc:Choice Requires="wpg">
           <w:drawing>
-            <wp:anchor distT="0" distB="0" distL="0" distR="635" simplePos="0" relativeHeight="11" behindDoc="1" locked="0" layoutInCell="0" allowOverlap="1" wp14:anchorId="631606F5">
+            <wp:anchor distT="0" distB="0" distL="0" distR="635" simplePos="0" relativeHeight="12" behindDoc="1" locked="0" layoutInCell="0" allowOverlap="1" wp14:anchorId="631606F5">
               <wp:simplePos x="0" y="0"/>
               <wp:positionH relativeFrom="page">
                 <wp:posOffset>0</wp:posOffset>
@@ -11021,7 +11121,7 @@
                         <wps:spPr>
                           <a:xfrm>
                             <a:off x="0" y="0"/>
-                            <a:ext cx="7772400" cy="176400"/>
+                            <a:ext cx="7771680" cy="176040"/>
                           </a:xfrm>
                           <a:prstGeom prst="rect">
                             <a:avLst/>
@@ -11050,7 +11150,7 @@
                             </w:p>
                           </w:txbxContent>
                         </wps:txbx>
-                        <wps:bodyPr tIns="85680" bIns="85680" anchor="ctr">
+                        <wps:bodyPr lIns="0" tIns="0" rIns="0" bIns="0" anchor="ctr">
                           <a:noAutofit/>
                         </wps:bodyPr>
                       </wps:wsp>
@@ -11059,8 +11159,8 @@
                         <wps:cNvSpPr/>
                         <wps:spPr>
                           <a:xfrm flipH="1" rot="10800000">
-                            <a:off x="0" y="720"/>
-                            <a:ext cx="7772400" cy="59760"/>
+                            <a:off x="0" y="1440"/>
+                            <a:ext cx="7771680" cy="59040"/>
                           </a:xfrm>
                           <a:prstGeom prst="rect">
                             <a:avLst/>
@@ -11091,7 +11191,7 @@
                             </w:p>
                           </w:txbxContent>
                         </wps:txbx>
-                        <wps:bodyPr tIns="-30960" bIns="-30960" anchor="ctr">
+                        <wps:bodyPr lIns="0" tIns="0" rIns="0" bIns="0" anchor="ctr">
                           <a:noAutofit/>
                         </wps:bodyPr>
                       </wps:wsp>
@@ -11100,8 +11200,8 @@
                         <wps:cNvSpPr/>
                         <wps:spPr>
                           <a:xfrm flipH="1" rot="10800000">
-                            <a:off x="0" y="117360"/>
-                            <a:ext cx="7772400" cy="59760"/>
+                            <a:off x="0" y="118080"/>
+                            <a:ext cx="7771680" cy="59040"/>
                           </a:xfrm>
                           <a:prstGeom prst="rect">
                             <a:avLst/>
@@ -11132,7 +11232,7 @@
                             </w:p>
                           </w:txbxContent>
                         </wps:txbx>
-                        <wps:bodyPr tIns="-30960" bIns="-30960" anchor="ctr">
+                        <wps:bodyPr lIns="0" tIns="0" rIns="0" bIns="0" anchor="ctr">
                           <a:noAutofit/>
                         </wps:bodyPr>
                       </wps:wsp>
@@ -11141,8 +11241,8 @@
                         <wps:cNvSpPr/>
                         <wps:spPr>
                           <a:xfrm flipH="1" rot="10800000">
-                            <a:off x="720" y="59760"/>
-                            <a:ext cx="7771680" cy="58320"/>
+                            <a:off x="1440" y="60480"/>
+                            <a:ext cx="7770960" cy="57960"/>
                           </a:xfrm>
                           <a:prstGeom prst="rect">
                             <a:avLst/>
@@ -11173,7 +11273,7 @@
                             </w:p>
                           </w:txbxContent>
                         </wps:txbx>
-                        <wps:bodyPr tIns="-32400" bIns="-32400" anchor="ctr">
+                        <wps:bodyPr lIns="0" tIns="0" rIns="0" bIns="0" anchor="ctr">
                           <a:noAutofit/>
                         </wps:bodyPr>
                       </wps:wsp>
@@ -11186,9 +11286,9 @@
         </mc:Choice>
         <mc:Fallback>
           <w:pict>
-            <v:group id="shape_0" alt="Group 9" style="position:absolute;margin-left:-0.05pt;margin-top:0.25pt;width:612.05pt;height:13.9pt" coordorigin="-1,5" coordsize="12241,278">
-              <v:group id="shape_0" style="position:absolute;left:-1;top:5;width:12241;height:278">
-                <v:rect id="shape_0" stroked="f" o:allowincell="f" style="position:absolute;left:0;top:5;width:12239;height:277;mso-wrap-style:none;v-text-anchor:middle;mso-position-horizontal-relative:page">
+            <v:group id="shape_0" alt="Group 9" style="position:absolute;margin-left:-0.1pt;margin-top:0.25pt;width:612.05pt;height:13.9pt" coordorigin="-2,5" coordsize="12241,278">
+              <v:group id="shape_0" style="position:absolute;left:-2;top:5;width:12241;height:278">
+                <v:rect id="shape_0" stroked="f" o:allowincell="f" style="position:absolute;left:0;top:5;width:12238;height:276;mso-wrap-style:none;v-text-anchor:middle;mso-position-horizontal-relative:page">
                   <v:fill o:detectmouseclick="t" on="false"/>
                   <v:stroke color="#3465a4" joinstyle="round" endcap="flat"/>
                   <v:textbox>
@@ -11206,7 +11306,7 @@
                   </v:textbox>
                   <w10:wrap type="none"/>
                 </v:rect>
-                <v:rect id="shape_0" fillcolor="#8b0000" stroked="f" o:allowincell="f" style="position:absolute;left:0;top:6;width:12239;height:93;flip:x;mso-wrap-style:none;v-text-anchor:middle;rotation:180;mso-position-horizontal-relative:page">
+                <v:rect id="shape_0" fillcolor="#8b0000" stroked="f" o:allowincell="f" style="position:absolute;left:0;top:7;width:12238;height:92;flip:x;mso-wrap-style:none;v-text-anchor:middle;rotation:180;mso-position-horizontal-relative:page">
                   <v:fill o:detectmouseclick="t" type="solid" color2="#74ffff"/>
                   <v:stroke color="#3465a4" joinstyle="round" endcap="flat"/>
                   <v:textbox>
@@ -11224,7 +11324,7 @@
                   </v:textbox>
                   <w10:wrap type="none"/>
                 </v:rect>
-                <v:rect id="shape_0" fillcolor="#0c4b05" stroked="f" o:allowincell="f" style="position:absolute;left:0;top:190;width:12239;height:93;flip:x;mso-wrap-style:none;v-text-anchor:middle;rotation:180;mso-position-horizontal-relative:page">
+                <v:rect id="shape_0" fillcolor="#0c4b05" stroked="f" o:allowincell="f" style="position:absolute;left:0;top:191;width:12238;height:92;flip:x;mso-wrap-style:none;v-text-anchor:middle;rotation:180;mso-position-horizontal-relative:page">
                   <v:fill o:detectmouseclick="t" type="solid" color2="#f3b4fa"/>
                   <v:stroke color="#3465a4" joinstyle="round" endcap="flat"/>
                   <v:textbox>
@@ -11242,7 +11342,7 @@
                   </v:textbox>
                   <w10:wrap type="none"/>
                 </v:rect>
-                <v:rect id="shape_0" fillcolor="#ffcd00" stroked="f" o:allowincell="f" style="position:absolute;left:1;top:99;width:12238;height:91;flip:x;mso-wrap-style:none;v-text-anchor:middle;rotation:180;mso-position-horizontal-relative:page">
+                <v:rect id="shape_0" fillcolor="#ffcd00" stroked="f" o:allowincell="f" style="position:absolute;left:2;top:100;width:12237;height:90;flip:x;mso-wrap-style:none;v-text-anchor:middle;rotation:180;mso-position-horizontal-relative:page">
                   <v:fill o:detectmouseclick="t" type="solid" color2="#0032ff"/>
                   <v:stroke color="#3465a4" joinstyle="round" endcap="flat"/>
                   <v:textbox>
@@ -11268,7 +11368,7 @@
       <mc:AlternateContent>
         <mc:Choice Requires="wpg">
           <w:drawing>
-            <wp:anchor distT="0" distB="1270" distL="0" distR="9525" simplePos="0" relativeHeight="22" behindDoc="1" locked="0" layoutInCell="1" allowOverlap="1" wp14:anchorId="61BCE554">
+            <wp:anchor distT="0" distB="0" distL="635" distR="0" simplePos="0" relativeHeight="24" behindDoc="1" locked="0" layoutInCell="1" allowOverlap="1" wp14:anchorId="61BCE554">
               <wp:simplePos x="0" y="0"/>
               <wp:positionH relativeFrom="column">
                 <wp:posOffset>438785</wp:posOffset>
@@ -11297,7 +11397,7 @@
                       <wpg:grpSpPr>
                         <a:xfrm>
                           <a:off x="0" y="0"/>
-                          <a:ext cx="2609280" cy="533520"/>
+                          <a:ext cx="2608560" cy="533520"/>
                         </a:xfrm>
                       </wpg:grpSpPr>
                       <wps:wsp>
@@ -11305,8 +11405,8 @@
                         <wps:cNvSpPr/>
                         <wps:spPr>
                           <a:xfrm>
-                            <a:off x="0" y="334080"/>
-                            <a:ext cx="2609280" cy="198720"/>
+                            <a:off x="0" y="334800"/>
+                            <a:ext cx="2608560" cy="198000"/>
                           </a:xfrm>
                           <a:prstGeom prst="rect">
                             <a:avLst/>
@@ -11335,7 +11435,7 @@
                             </w:p>
                           </w:txbxContent>
                         </wps:txbx>
-                        <wps:bodyPr tIns="91440" bIns="91440" anchor="ctr">
+                        <wps:bodyPr lIns="0" tIns="0" rIns="0" bIns="0" anchor="ctr">
                           <a:noAutofit/>
                         </wps:bodyPr>
                       </wps:wsp>
@@ -11352,7 +11452,7 @@
                         <pic:spPr>
                           <a:xfrm>
                             <a:off x="760680" y="191160"/>
-                            <a:ext cx="1250280" cy="342360"/>
+                            <a:ext cx="1249560" cy="342360"/>
                           </a:xfrm>
                           <a:prstGeom prst="rect">
                             <a:avLst/>
@@ -11375,7 +11475,7 @@
                         <pic:spPr>
                           <a:xfrm>
                             <a:off x="0" y="0"/>
-                            <a:ext cx="730800" cy="533520"/>
+                            <a:ext cx="730080" cy="533520"/>
                           </a:xfrm>
                           <a:prstGeom prst="rect">
                             <a:avLst/>
@@ -11421,8 +11521,8 @@
                       </pic:blipFill>
                       <pic:spPr>
                         <a:xfrm>
-                          <a:off x="4163040" y="47520"/>
-                          <a:ext cx="1675800" cy="490320"/>
+                          <a:off x="4163760" y="47520"/>
+                          <a:ext cx="1675080" cy="490320"/>
                         </a:xfrm>
                         <a:prstGeom prst="rect">
                           <a:avLst/>
@@ -11442,8 +11542,8 @@
         <mc:Fallback>
           <w:pict>
             <v:group id="shape_0" alt="Group 21" style="position:absolute;margin-left:34.55pt;margin-top:12.4pt;width:459.75pt;height:43.4pt" coordorigin="691,248" coordsize="9195,868">
-              <v:group id="shape_0" style="position:absolute;left:691;top:248;width:4109;height:840">
-                <v:rect id="shape_0" stroked="f" o:allowincell="f" style="position:absolute;left:691;top:774;width:4108;height:312;mso-wrap-style:none;v-text-anchor:middle">
+              <v:group id="shape_0" style="position:absolute;left:691;top:248;width:4108;height:840">
+                <v:rect id="shape_0" stroked="f" o:allowincell="f" style="position:absolute;left:691;top:775;width:4107;height:311;mso-wrap-style:none;v-text-anchor:middle">
                   <v:fill o:detectmouseclick="t" on="false"/>
                   <v:stroke color="#3465a4" joinstyle="round" endcap="flat"/>
                   <v:textbox>
@@ -11461,12 +11561,12 @@
                   </v:textbox>
                   <w10:wrap type="none"/>
                 </v:rect>
-                <v:shape id="shape_0" stroked="f" o:allowincell="f" style="position:absolute;left:1889;top:549;width:1968;height:538;mso-wrap-style:none;v-text-anchor:middle" type="_x0000_t75">
+                <v:shape id="shape_0" stroked="f" o:allowincell="f" style="position:absolute;left:1889;top:549;width:1967;height:538;mso-wrap-style:none;v-text-anchor:middle" type="_x0000_t75">
                   <v:imagedata r:id="rId5" o:detectmouseclick="t"/>
                   <v:stroke color="#3465a4" joinstyle="round" endcap="flat"/>
                   <w10:wrap type="none"/>
                 </v:shape>
-                <v:shape id="shape_0" stroked="f" o:allowincell="f" style="position:absolute;left:691;top:248;width:1150;height:839;mso-wrap-style:none;v-text-anchor:middle" type="_x0000_t75">
+                <v:shape id="shape_0" stroked="f" o:allowincell="f" style="position:absolute;left:691;top:248;width:1149;height:839;mso-wrap-style:none;v-text-anchor:middle" type="_x0000_t75">
                   <v:imagedata r:id="rId6" o:detectmouseclick="t"/>
                   <v:stroke color="#3465a4" joinstyle="round" endcap="flat"/>
                   <w10:wrap type="none"/>
@@ -11477,7 +11577,7 @@
                 <v:stroke color="#3465a4" joinstyle="round" endcap="flat"/>
                 <w10:wrap type="none"/>
               </v:shape>
-              <v:shape id="shape_0" stroked="f" o:allowincell="f" style="position:absolute;left:7247;top:323;width:2638;height:771;mso-wrap-style:none;v-text-anchor:middle" type="_x0000_t75">
+              <v:shape id="shape_0" stroked="f" o:allowincell="f" style="position:absolute;left:7248;top:323;width:2637;height:771;mso-wrap-style:none;v-text-anchor:middle" type="_x0000_t75">
                 <v:imagedata r:id="rId8" o:detectmouseclick="t"/>
                 <v:stroke color="#3465a4" joinstyle="round" endcap="flat"/>
                 <w10:wrap type="none"/>
@@ -11487,10 +11587,10 @@
         </mc:Fallback>
       </mc:AlternateContent>
     </w:r>
-    <w:bookmarkStart w:id="0" w:name="_Hlk203988036"/>
-    <w:bookmarkStart w:id="1" w:name="_Hlk203988035"/>
-    <w:bookmarkStart w:id="2" w:name="_Hlk203988029"/>
-    <w:bookmarkStart w:id="3" w:name="_Hlk203988028"/>
+    <w:bookmarkStart w:id="0" w:name="_Hlk203988028"/>
+    <w:bookmarkStart w:id="1" w:name="_Hlk203988029"/>
+    <w:bookmarkStart w:id="2" w:name="_Hlk203988035"/>
+    <w:bookmarkStart w:id="3" w:name="_Hlk203988036"/>
     <w:bookmarkEnd w:id="0"/>
     <w:bookmarkEnd w:id="1"/>
     <w:bookmarkEnd w:id="2"/>
@@ -11511,7 +11611,7 @@
       <mc:AlternateContent>
         <mc:Choice Requires="wpg">
           <w:drawing>
-            <wp:anchor distT="0" distB="0" distL="0" distR="635" simplePos="0" relativeHeight="11" behindDoc="1" locked="0" layoutInCell="0" allowOverlap="1" wp14:anchorId="631606F5">
+            <wp:anchor distT="0" distB="0" distL="0" distR="635" simplePos="0" relativeHeight="12" behindDoc="1" locked="0" layoutInCell="0" allowOverlap="1" wp14:anchorId="631606F5">
               <wp:simplePos x="0" y="0"/>
               <wp:positionH relativeFrom="page">
                 <wp:posOffset>0</wp:posOffset>
@@ -11549,7 +11649,7 @@
                         <wps:spPr>
                           <a:xfrm>
                             <a:off x="0" y="0"/>
-                            <a:ext cx="7772400" cy="176400"/>
+                            <a:ext cx="7771680" cy="176040"/>
                           </a:xfrm>
                           <a:prstGeom prst="rect">
                             <a:avLst/>
@@ -11578,7 +11678,7 @@
                             </w:p>
                           </w:txbxContent>
                         </wps:txbx>
-                        <wps:bodyPr tIns="85680" bIns="85680" anchor="ctr">
+                        <wps:bodyPr lIns="0" tIns="0" rIns="0" bIns="0" anchor="ctr">
                           <a:noAutofit/>
                         </wps:bodyPr>
                       </wps:wsp>
@@ -11587,8 +11687,8 @@
                         <wps:cNvSpPr/>
                         <wps:spPr>
                           <a:xfrm flipH="1" rot="10800000">
-                            <a:off x="0" y="720"/>
-                            <a:ext cx="7772400" cy="59760"/>
+                            <a:off x="0" y="1440"/>
+                            <a:ext cx="7771680" cy="59040"/>
                           </a:xfrm>
                           <a:prstGeom prst="rect">
                             <a:avLst/>
@@ -11619,7 +11719,7 @@
                             </w:p>
                           </w:txbxContent>
                         </wps:txbx>
-                        <wps:bodyPr tIns="-30960" bIns="-30960" anchor="ctr">
+                        <wps:bodyPr lIns="0" tIns="0" rIns="0" bIns="0" anchor="ctr">
                           <a:noAutofit/>
                         </wps:bodyPr>
                       </wps:wsp>
@@ -11628,8 +11728,8 @@
                         <wps:cNvSpPr/>
                         <wps:spPr>
                           <a:xfrm flipH="1" rot="10800000">
-                            <a:off x="0" y="117360"/>
-                            <a:ext cx="7772400" cy="59760"/>
+                            <a:off x="0" y="118080"/>
+                            <a:ext cx="7771680" cy="59040"/>
                           </a:xfrm>
                           <a:prstGeom prst="rect">
                             <a:avLst/>
@@ -11660,7 +11760,7 @@
                             </w:p>
                           </w:txbxContent>
                         </wps:txbx>
-                        <wps:bodyPr tIns="-30960" bIns="-30960" anchor="ctr">
+                        <wps:bodyPr lIns="0" tIns="0" rIns="0" bIns="0" anchor="ctr">
                           <a:noAutofit/>
                         </wps:bodyPr>
                       </wps:wsp>
@@ -11669,8 +11769,8 @@
                         <wps:cNvSpPr/>
                         <wps:spPr>
                           <a:xfrm flipH="1" rot="10800000">
-                            <a:off x="720" y="59760"/>
-                            <a:ext cx="7771680" cy="58320"/>
+                            <a:off x="1440" y="60480"/>
+                            <a:ext cx="7770960" cy="57960"/>
                           </a:xfrm>
                           <a:prstGeom prst="rect">
                             <a:avLst/>
@@ -11701,7 +11801,7 @@
                             </w:p>
                           </w:txbxContent>
                         </wps:txbx>
-                        <wps:bodyPr tIns="-32400" bIns="-32400" anchor="ctr">
+                        <wps:bodyPr lIns="0" tIns="0" rIns="0" bIns="0" anchor="ctr">
                           <a:noAutofit/>
                         </wps:bodyPr>
                       </wps:wsp>
@@ -11714,9 +11814,9 @@
         </mc:Choice>
         <mc:Fallback>
           <w:pict>
-            <v:group id="shape_0" alt="Group 9" style="position:absolute;margin-left:-0.05pt;margin-top:0.25pt;width:612.05pt;height:13.9pt" coordorigin="-1,5" coordsize="12241,278">
-              <v:group id="shape_0" style="position:absolute;left:-1;top:5;width:12241;height:278">
-                <v:rect id="shape_0" stroked="f" o:allowincell="f" style="position:absolute;left:0;top:5;width:12239;height:277;mso-wrap-style:none;v-text-anchor:middle;mso-position-horizontal-relative:page">
+            <v:group id="shape_0" alt="Group 9" style="position:absolute;margin-left:-0.1pt;margin-top:0.25pt;width:612.05pt;height:13.9pt" coordorigin="-2,5" coordsize="12241,278">
+              <v:group id="shape_0" style="position:absolute;left:-2;top:5;width:12241;height:278">
+                <v:rect id="shape_0" stroked="f" o:allowincell="f" style="position:absolute;left:0;top:5;width:12238;height:276;mso-wrap-style:none;v-text-anchor:middle;mso-position-horizontal-relative:page">
                   <v:fill o:detectmouseclick="t" on="false"/>
                   <v:stroke color="#3465a4" joinstyle="round" endcap="flat"/>
                   <v:textbox>
@@ -11734,7 +11834,7 @@
                   </v:textbox>
                   <w10:wrap type="none"/>
                 </v:rect>
-                <v:rect id="shape_0" fillcolor="#8b0000" stroked="f" o:allowincell="f" style="position:absolute;left:0;top:6;width:12239;height:93;flip:x;mso-wrap-style:none;v-text-anchor:middle;rotation:180;mso-position-horizontal-relative:page">
+                <v:rect id="shape_0" fillcolor="#8b0000" stroked="f" o:allowincell="f" style="position:absolute;left:0;top:7;width:12238;height:92;flip:x;mso-wrap-style:none;v-text-anchor:middle;rotation:180;mso-position-horizontal-relative:page">
                   <v:fill o:detectmouseclick="t" type="solid" color2="#74ffff"/>
                   <v:stroke color="#3465a4" joinstyle="round" endcap="flat"/>
                   <v:textbox>
@@ -11752,7 +11852,7 @@
                   </v:textbox>
                   <w10:wrap type="none"/>
                 </v:rect>
-                <v:rect id="shape_0" fillcolor="#0c4b05" stroked="f" o:allowincell="f" style="position:absolute;left:0;top:190;width:12239;height:93;flip:x;mso-wrap-style:none;v-text-anchor:middle;rotation:180;mso-position-horizontal-relative:page">
+                <v:rect id="shape_0" fillcolor="#0c4b05" stroked="f" o:allowincell="f" style="position:absolute;left:0;top:191;width:12238;height:92;flip:x;mso-wrap-style:none;v-text-anchor:middle;rotation:180;mso-position-horizontal-relative:page">
                   <v:fill o:detectmouseclick="t" type="solid" color2="#f3b4fa"/>
                   <v:stroke color="#3465a4" joinstyle="round" endcap="flat"/>
                   <v:textbox>
@@ -11770,7 +11870,7 @@
                   </v:textbox>
                   <w10:wrap type="none"/>
                 </v:rect>
-                <v:rect id="shape_0" fillcolor="#ffcd00" stroked="f" o:allowincell="f" style="position:absolute;left:1;top:99;width:12238;height:91;flip:x;mso-wrap-style:none;v-text-anchor:middle;rotation:180;mso-position-horizontal-relative:page">
+                <v:rect id="shape_0" fillcolor="#ffcd00" stroked="f" o:allowincell="f" style="position:absolute;left:2;top:100;width:12237;height:90;flip:x;mso-wrap-style:none;v-text-anchor:middle;rotation:180;mso-position-horizontal-relative:page">
                   <v:fill o:detectmouseclick="t" type="solid" color2="#0032ff"/>
                   <v:stroke color="#3465a4" joinstyle="round" endcap="flat"/>
                   <v:textbox>
@@ -11796,7 +11896,7 @@
       <mc:AlternateContent>
         <mc:Choice Requires="wpg">
           <w:drawing>
-            <wp:anchor distT="0" distB="1270" distL="0" distR="9525" simplePos="0" relativeHeight="22" behindDoc="1" locked="0" layoutInCell="1" allowOverlap="1" wp14:anchorId="61BCE554">
+            <wp:anchor distT="0" distB="0" distL="635" distR="0" simplePos="0" relativeHeight="24" behindDoc="1" locked="0" layoutInCell="1" allowOverlap="1" wp14:anchorId="61BCE554">
               <wp:simplePos x="0" y="0"/>
               <wp:positionH relativeFrom="column">
                 <wp:posOffset>438785</wp:posOffset>
@@ -11825,7 +11925,7 @@
                       <wpg:grpSpPr>
                         <a:xfrm>
                           <a:off x="0" y="0"/>
-                          <a:ext cx="2609280" cy="533520"/>
+                          <a:ext cx="2608560" cy="533520"/>
                         </a:xfrm>
                       </wpg:grpSpPr>
                       <wps:wsp>
@@ -11833,8 +11933,8 @@
                         <wps:cNvSpPr/>
                         <wps:spPr>
                           <a:xfrm>
-                            <a:off x="0" y="334080"/>
-                            <a:ext cx="2609280" cy="198720"/>
+                            <a:off x="0" y="334800"/>
+                            <a:ext cx="2608560" cy="198000"/>
                           </a:xfrm>
                           <a:prstGeom prst="rect">
                             <a:avLst/>
@@ -11863,7 +11963,7 @@
                             </w:p>
                           </w:txbxContent>
                         </wps:txbx>
-                        <wps:bodyPr tIns="91440" bIns="91440" anchor="ctr">
+                        <wps:bodyPr lIns="0" tIns="0" rIns="0" bIns="0" anchor="ctr">
                           <a:noAutofit/>
                         </wps:bodyPr>
                       </wps:wsp>
@@ -11880,7 +11980,7 @@
                         <pic:spPr>
                           <a:xfrm>
                             <a:off x="760680" y="191160"/>
-                            <a:ext cx="1250280" cy="342360"/>
+                            <a:ext cx="1249560" cy="342360"/>
                           </a:xfrm>
                           <a:prstGeom prst="rect">
                             <a:avLst/>
@@ -11903,7 +12003,7 @@
                         <pic:spPr>
                           <a:xfrm>
                             <a:off x="0" y="0"/>
-                            <a:ext cx="730800" cy="533520"/>
+                            <a:ext cx="730080" cy="533520"/>
                           </a:xfrm>
                           <a:prstGeom prst="rect">
                             <a:avLst/>
@@ -11949,8 +12049,8 @@
                       </pic:blipFill>
                       <pic:spPr>
                         <a:xfrm>
-                          <a:off x="4163040" y="47520"/>
-                          <a:ext cx="1675800" cy="490320"/>
+                          <a:off x="4163760" y="47520"/>
+                          <a:ext cx="1675080" cy="490320"/>
                         </a:xfrm>
                         <a:prstGeom prst="rect">
                           <a:avLst/>
@@ -11970,8 +12070,8 @@
         <mc:Fallback>
           <w:pict>
             <v:group id="shape_0" alt="Group 21" style="position:absolute;margin-left:34.55pt;margin-top:12.4pt;width:459.75pt;height:43.4pt" coordorigin="691,248" coordsize="9195,868">
-              <v:group id="shape_0" style="position:absolute;left:691;top:248;width:4109;height:840">
-                <v:rect id="shape_0" stroked="f" o:allowincell="f" style="position:absolute;left:691;top:774;width:4108;height:312;mso-wrap-style:none;v-text-anchor:middle">
+              <v:group id="shape_0" style="position:absolute;left:691;top:248;width:4108;height:840">
+                <v:rect id="shape_0" stroked="f" o:allowincell="f" style="position:absolute;left:691;top:775;width:4107;height:311;mso-wrap-style:none;v-text-anchor:middle">
                   <v:fill o:detectmouseclick="t" on="false"/>
                   <v:stroke color="#3465a4" joinstyle="round" endcap="flat"/>
                   <v:textbox>
@@ -11989,12 +12089,12 @@
                   </v:textbox>
                   <w10:wrap type="none"/>
                 </v:rect>
-                <v:shape id="shape_0" stroked="f" o:allowincell="f" style="position:absolute;left:1889;top:549;width:1968;height:538;mso-wrap-style:none;v-text-anchor:middle" type="_x0000_t75">
+                <v:shape id="shape_0" stroked="f" o:allowincell="f" style="position:absolute;left:1889;top:549;width:1967;height:538;mso-wrap-style:none;v-text-anchor:middle" type="_x0000_t75">
                   <v:imagedata r:id="rId5" o:detectmouseclick="t"/>
                   <v:stroke color="#3465a4" joinstyle="round" endcap="flat"/>
                   <w10:wrap type="none"/>
                 </v:shape>
-                <v:shape id="shape_0" stroked="f" o:allowincell="f" style="position:absolute;left:691;top:248;width:1150;height:839;mso-wrap-style:none;v-text-anchor:middle" type="_x0000_t75">
+                <v:shape id="shape_0" stroked="f" o:allowincell="f" style="position:absolute;left:691;top:248;width:1149;height:839;mso-wrap-style:none;v-text-anchor:middle" type="_x0000_t75">
                   <v:imagedata r:id="rId6" o:detectmouseclick="t"/>
                   <v:stroke color="#3465a4" joinstyle="round" endcap="flat"/>
                   <w10:wrap type="none"/>
@@ -12005,7 +12105,7 @@
                 <v:stroke color="#3465a4" joinstyle="round" endcap="flat"/>
                 <w10:wrap type="none"/>
               </v:shape>
-              <v:shape id="shape_0" stroked="f" o:allowincell="f" style="position:absolute;left:7247;top:323;width:2638;height:771;mso-wrap-style:none;v-text-anchor:middle" type="_x0000_t75">
+              <v:shape id="shape_0" stroked="f" o:allowincell="f" style="position:absolute;left:7248;top:323;width:2637;height:771;mso-wrap-style:none;v-text-anchor:middle" type="_x0000_t75">
                 <v:imagedata r:id="rId8" o:detectmouseclick="t"/>
                 <v:stroke color="#3465a4" joinstyle="round" endcap="flat"/>
                 <w10:wrap type="none"/>
@@ -12015,10 +12115,10 @@
         </mc:Fallback>
       </mc:AlternateContent>
     </w:r>
-    <w:bookmarkStart w:id="4" w:name="_Hlk203988036"/>
-    <w:bookmarkStart w:id="5" w:name="_Hlk203988035"/>
-    <w:bookmarkStart w:id="6" w:name="_Hlk203988029"/>
-    <w:bookmarkStart w:id="7" w:name="_Hlk203988028"/>
+    <w:bookmarkStart w:id="4" w:name="_Hlk203988028"/>
+    <w:bookmarkStart w:id="5" w:name="_Hlk203988029"/>
+    <w:bookmarkStart w:id="6" w:name="_Hlk203988035"/>
+    <w:bookmarkStart w:id="7" w:name="_Hlk203988036"/>
     <w:bookmarkEnd w:id="4"/>
     <w:bookmarkEnd w:id="5"/>
     <w:bookmarkEnd w:id="6"/>
@@ -12046,7 +12146,6 @@
   <w:p>
     <w:pPr>
       <w:pStyle w:val="Normal"/>
-      <w:pBdr/>
       <w:tabs>
         <w:tab w:val="clear" w:pos="720"/>
         <w:tab w:val="center" w:pos="4680" w:leader="none"/>
@@ -12103,7 +12202,7 @@
                       <w:txbxContent>
                         <w:p>
                           <w:pPr>
-                            <w:pStyle w:val="FrameContents"/>
+                            <w:pStyle w:val="FrameContentsuser"/>
                             <w:rPr/>
                           </w:pPr>
                           <w:r>
@@ -12115,7 +12214,7 @@
                         </w:p>
                         <w:p>
                           <w:pPr>
-                            <w:pStyle w:val="FrameContents"/>
+                            <w:pStyle w:val="FrameContentsuser"/>
                             <w:rPr/>
                           </w:pPr>
                           <w:r>
@@ -12128,7 +12227,7 @@
                         </w:p>
                         <w:p>
                           <w:pPr>
-                            <w:pStyle w:val="FrameContents"/>
+                            <w:pStyle w:val="FrameContentsuser"/>
                             <w:rPr/>
                           </w:pPr>
                           <w:r>
@@ -12167,7 +12266,7 @@
                 <w:txbxContent>
                   <w:p>
                     <w:pPr>
-                      <w:pStyle w:val="FrameContents"/>
+                      <w:pStyle w:val="FrameContentsuser"/>
                       <w:rPr/>
                     </w:pPr>
                     <w:r>
@@ -12179,7 +12278,7 @@
                   </w:p>
                   <w:p>
                     <w:pPr>
-                      <w:pStyle w:val="FrameContents"/>
+                      <w:pStyle w:val="FrameContentsuser"/>
                       <w:rPr/>
                     </w:pPr>
                     <w:r>
@@ -12192,7 +12291,7 @@
                   </w:p>
                   <w:p>
                     <w:pPr>
-                      <w:pStyle w:val="FrameContents"/>
+                      <w:pStyle w:val="FrameContentsuser"/>
                       <w:rPr/>
                     </w:pPr>
                     <w:r>
@@ -12221,7 +12320,7 @@
       <mc:AlternateContent>
         <mc:Choice Requires="wpg">
           <w:drawing>
-            <wp:anchor distT="0" distB="0" distL="0" distR="0" simplePos="0" relativeHeight="18" behindDoc="1" locked="0" layoutInCell="1" allowOverlap="1" wp14:anchorId="369764C9">
+            <wp:anchor distT="0" distB="0" distL="0" distR="0" simplePos="0" relativeHeight="20" behindDoc="1" locked="0" layoutInCell="1" allowOverlap="1" wp14:anchorId="369764C9">
               <wp:simplePos x="0" y="0"/>
               <wp:positionH relativeFrom="column">
                 <wp:posOffset>23495</wp:posOffset>
@@ -12288,7 +12387,7 @@
                             </w:p>
                           </w:txbxContent>
                         </wps:txbx>
-                        <wps:bodyPr tIns="91440" bIns="91440" anchor="ctr">
+                        <wps:bodyPr lIns="0" tIns="0" rIns="0" bIns="0" anchor="ctr">
                           <a:noAutofit/>
                         </wps:bodyPr>
                       </wps:wsp>
@@ -12328,7 +12427,7 @@
                         <pic:spPr>
                           <a:xfrm>
                             <a:off x="0" y="0"/>
-                            <a:ext cx="805320" cy="763920"/>
+                            <a:ext cx="804600" cy="763920"/>
                           </a:xfrm>
                           <a:prstGeom prst="rect">
                             <a:avLst/>
@@ -12373,7 +12472,7 @@
                   <v:stroke color="#3465a4" joinstyle="round" endcap="flat"/>
                   <w10:wrap type="none"/>
                 </v:shape>
-                <v:shape id="shape_0" stroked="f" o:allowincell="f" style="position:absolute;left:37;top:-586;width:1267;height:1202;mso-wrap-style:none;v-text-anchor:middle" type="_x0000_t75">
+                <v:shape id="shape_0" stroked="f" o:allowincell="f" style="position:absolute;left:37;top:-586;width:1266;height:1202;mso-wrap-style:none;v-text-anchor:middle" type="_x0000_t75">
                   <v:imagedata r:id="rId4" o:detectmouseclick="t"/>
                   <v:stroke color="#3465a4" joinstyle="round" endcap="flat"/>
                   <w10:wrap type="none"/>
@@ -12388,7 +12487,6 @@
   <w:p>
     <w:pPr>
       <w:pStyle w:val="Normal"/>
-      <w:pBdr/>
       <w:tabs>
         <w:tab w:val="clear" w:pos="720"/>
         <w:tab w:val="center" w:pos="4680" w:leader="none"/>
@@ -12408,7 +12506,6 @@
   <w:p>
     <w:pPr>
       <w:pStyle w:val="Normal"/>
-      <w:pBdr/>
       <w:tabs>
         <w:tab w:val="clear" w:pos="720"/>
         <w:tab w:val="center" w:pos="4680" w:leader="none"/>
@@ -12424,7 +12521,7 @@
       <mc:AlternateContent>
         <mc:Choice Requires="wpg">
           <w:drawing>
-            <wp:anchor distT="0" distB="9525" distL="0" distR="0" simplePos="0" relativeHeight="29" behindDoc="1" locked="0" layoutInCell="0" allowOverlap="1" wp14:anchorId="15C78291">
+            <wp:anchor distT="0" distB="9525" distL="0" distR="0" simplePos="0" relativeHeight="33" behindDoc="1" locked="0" layoutInCell="0" allowOverlap="1" wp14:anchorId="15C78291">
               <wp:simplePos x="0" y="0"/>
               <wp:positionH relativeFrom="page">
                 <wp:posOffset>-38100</wp:posOffset>
@@ -12462,7 +12559,7 @@
                         <wps:spPr>
                           <a:xfrm>
                             <a:off x="0" y="0"/>
-                            <a:ext cx="7810560" cy="180360"/>
+                            <a:ext cx="7810560" cy="179640"/>
                           </a:xfrm>
                           <a:prstGeom prst="rect">
                             <a:avLst/>
@@ -12491,7 +12588,7 @@
                             </w:p>
                           </w:txbxContent>
                         </wps:txbx>
-                        <wps:bodyPr tIns="89640" bIns="89640" anchor="ctr">
+                        <wps:bodyPr lIns="0" tIns="0" rIns="0" bIns="0" anchor="ctr">
                           <a:noAutofit/>
                         </wps:bodyPr>
                       </wps:wsp>
@@ -12500,8 +12597,8 @@
                         <wps:cNvSpPr/>
                         <wps:spPr>
                           <a:xfrm flipH="1" rot="10800000">
-                            <a:off x="0" y="720"/>
-                            <a:ext cx="7810560" cy="60840"/>
+                            <a:off x="0" y="1440"/>
+                            <a:ext cx="7810560" cy="60480"/>
                           </a:xfrm>
                           <a:prstGeom prst="rect">
                             <a:avLst/>
@@ -12532,7 +12629,7 @@
                             </w:p>
                           </w:txbxContent>
                         </wps:txbx>
-                        <wps:bodyPr tIns="-29880" bIns="-29880" anchor="ctr">
+                        <wps:bodyPr lIns="0" tIns="0" rIns="0" bIns="0" anchor="ctr">
                           <a:noAutofit/>
                         </wps:bodyPr>
                       </wps:wsp>
@@ -12541,8 +12638,8 @@
                         <wps:cNvSpPr/>
                         <wps:spPr>
                           <a:xfrm flipH="1" rot="10800000">
-                            <a:off x="0" y="119880"/>
-                            <a:ext cx="7810560" cy="60840"/>
+                            <a:off x="0" y="120600"/>
+                            <a:ext cx="7810560" cy="60480"/>
                           </a:xfrm>
                           <a:prstGeom prst="rect">
                             <a:avLst/>
@@ -12573,7 +12670,7 @@
                             </w:p>
                           </w:txbxContent>
                         </wps:txbx>
-                        <wps:bodyPr tIns="-29880" bIns="-29880" anchor="ctr">
+                        <wps:bodyPr lIns="0" tIns="0" rIns="0" bIns="0" anchor="ctr">
                           <a:noAutofit/>
                         </wps:bodyPr>
                       </wps:wsp>
@@ -12582,8 +12679,8 @@
                         <wps:cNvSpPr/>
                         <wps:spPr>
                           <a:xfrm flipH="1" rot="10800000">
-                            <a:off x="0" y="60840"/>
-                            <a:ext cx="7810560" cy="59760"/>
+                            <a:off x="0" y="61560"/>
+                            <a:ext cx="7810560" cy="59040"/>
                           </a:xfrm>
                           <a:prstGeom prst="rect">
                             <a:avLst/>
@@ -12614,7 +12711,7 @@
                             </w:p>
                           </w:txbxContent>
                         </wps:txbx>
-                        <wps:bodyPr tIns="-30960" bIns="-30960" anchor="ctr">
+                        <wps:bodyPr lIns="0" tIns="0" rIns="0" bIns="0" anchor="ctr">
                           <a:noAutofit/>
                         </wps:bodyPr>
                       </wps:wsp>
@@ -12629,7 +12726,7 @@
           <w:pict>
             <v:group id="shape_0" alt="Group 15" style="position:absolute;margin-left:-3.05pt;margin-top:10.2pt;width:615.05pt;height:14.2pt" coordorigin="-61,204" coordsize="12301,284">
               <v:group id="shape_0" style="position:absolute;left:-61;top:204;width:12301;height:284">
-                <v:rect id="shape_0" stroked="f" o:allowincell="f" style="position:absolute;left:-60;top:204;width:12299;height:283;mso-wrap-style:none;v-text-anchor:middle;mso-position-horizontal-relative:page">
+                <v:rect id="shape_0" stroked="f" o:allowincell="f" style="position:absolute;left:-60;top:204;width:12299;height:282;mso-wrap-style:none;v-text-anchor:middle;mso-position-horizontal-relative:page">
                   <v:fill o:detectmouseclick="t" on="false"/>
                   <v:stroke color="#3465a4" joinstyle="round" endcap="flat"/>
                   <v:textbox>
@@ -12647,7 +12744,7 @@
                   </v:textbox>
                   <w10:wrap type="none"/>
                 </v:rect>
-                <v:rect id="shape_0" fillcolor="#8b0000" stroked="f" o:allowincell="f" style="position:absolute;left:-60;top:205;width:12299;height:95;flip:x;mso-wrap-style:none;v-text-anchor:middle;rotation:180;mso-position-horizontal-relative:page">
+                <v:rect id="shape_0" fillcolor="#8b0000" stroked="f" o:allowincell="f" style="position:absolute;left:-60;top:206;width:12299;height:94;flip:x;mso-wrap-style:none;v-text-anchor:middle;rotation:180;mso-position-horizontal-relative:page">
                   <v:fill o:detectmouseclick="t" type="solid" color2="#74ffff"/>
                   <v:stroke color="#3465a4" joinstyle="round" endcap="flat"/>
                   <v:textbox>
@@ -12665,7 +12762,7 @@
                   </v:textbox>
                   <w10:wrap type="none"/>
                 </v:rect>
-                <v:rect id="shape_0" fillcolor="#0c4b05" stroked="f" o:allowincell="f" style="position:absolute;left:-60;top:393;width:12299;height:95;flip:x;mso-wrap-style:none;v-text-anchor:middle;rotation:180;mso-position-horizontal-relative:page">
+                <v:rect id="shape_0" fillcolor="#0c4b05" stroked="f" o:allowincell="f" style="position:absolute;left:-60;top:394;width:12299;height:94;flip:x;mso-wrap-style:none;v-text-anchor:middle;rotation:180;mso-position-horizontal-relative:page">
                   <v:fill o:detectmouseclick="t" type="solid" color2="#f3b4fa"/>
                   <v:stroke color="#3465a4" joinstyle="round" endcap="flat"/>
                   <v:textbox>
@@ -12683,7 +12780,7 @@
                   </v:textbox>
                   <w10:wrap type="none"/>
                 </v:rect>
-                <v:rect id="shape_0" fillcolor="#ffcd00" stroked="f" o:allowincell="f" style="position:absolute;left:-60;top:300;width:12299;height:93;flip:x;mso-wrap-style:none;v-text-anchor:middle;rotation:180;mso-position-horizontal-relative:page">
+                <v:rect id="shape_0" fillcolor="#ffcd00" stroked="f" o:allowincell="f" style="position:absolute;left:-60;top:301;width:12299;height:92;flip:x;mso-wrap-style:none;v-text-anchor:middle;rotation:180;mso-position-horizontal-relative:page">
                   <v:fill o:detectmouseclick="t" type="solid" color2="#0032ff"/>
                   <v:stroke color="#3465a4" joinstyle="round" endcap="flat"/>
                   <v:textbox>
@@ -12754,7 +12851,7 @@
         <w:sz w:val="16"/>
         <w:szCs w:val="16"/>
       </w:rPr>
-      <w:t>1</w:t>
+      <w:t>2</w:t>
     </w:r>
     <w:r>
       <w:rPr>
@@ -12844,7 +12941,6 @@
   <w:p>
     <w:pPr>
       <w:pStyle w:val="Normal"/>
-      <w:pBdr/>
       <w:tabs>
         <w:tab w:val="clear" w:pos="720"/>
         <w:tab w:val="center" w:pos="4680" w:leader="none"/>
@@ -12901,7 +12997,7 @@
                       <w:txbxContent>
                         <w:p>
                           <w:pPr>
-                            <w:pStyle w:val="FrameContents"/>
+                            <w:pStyle w:val="FrameContentsuser"/>
                             <w:rPr/>
                           </w:pPr>
                           <w:r>
@@ -12913,7 +13009,7 @@
                         </w:p>
                         <w:p>
                           <w:pPr>
-                            <w:pStyle w:val="FrameContents"/>
+                            <w:pStyle w:val="FrameContentsuser"/>
                             <w:rPr/>
                           </w:pPr>
                           <w:r>
@@ -12926,7 +13022,7 @@
                         </w:p>
                         <w:p>
                           <w:pPr>
-                            <w:pStyle w:val="FrameContents"/>
+                            <w:pStyle w:val="FrameContentsuser"/>
                             <w:rPr/>
                           </w:pPr>
                           <w:r>
@@ -12965,7 +13061,7 @@
                 <w:txbxContent>
                   <w:p>
                     <w:pPr>
-                      <w:pStyle w:val="FrameContents"/>
+                      <w:pStyle w:val="FrameContentsuser"/>
                       <w:rPr/>
                     </w:pPr>
                     <w:r>
@@ -12977,7 +13073,7 @@
                   </w:p>
                   <w:p>
                     <w:pPr>
-                      <w:pStyle w:val="FrameContents"/>
+                      <w:pStyle w:val="FrameContentsuser"/>
                       <w:rPr/>
                     </w:pPr>
                     <w:r>
@@ -12990,7 +13086,7 @@
                   </w:p>
                   <w:p>
                     <w:pPr>
-                      <w:pStyle w:val="FrameContents"/>
+                      <w:pStyle w:val="FrameContentsuser"/>
                       <w:rPr/>
                     </w:pPr>
                     <w:r>
@@ -13019,7 +13115,7 @@
       <mc:AlternateContent>
         <mc:Choice Requires="wpg">
           <w:drawing>
-            <wp:anchor distT="0" distB="0" distL="0" distR="0" simplePos="0" relativeHeight="18" behindDoc="1" locked="0" layoutInCell="1" allowOverlap="1" wp14:anchorId="369764C9">
+            <wp:anchor distT="0" distB="0" distL="0" distR="0" simplePos="0" relativeHeight="20" behindDoc="1" locked="0" layoutInCell="1" allowOverlap="1" wp14:anchorId="369764C9">
               <wp:simplePos x="0" y="0"/>
               <wp:positionH relativeFrom="column">
                 <wp:posOffset>23495</wp:posOffset>
@@ -13086,7 +13182,7 @@
                             </w:p>
                           </w:txbxContent>
                         </wps:txbx>
-                        <wps:bodyPr tIns="91440" bIns="91440" anchor="ctr">
+                        <wps:bodyPr lIns="0" tIns="0" rIns="0" bIns="0" anchor="ctr">
                           <a:noAutofit/>
                         </wps:bodyPr>
                       </wps:wsp>
@@ -13126,7 +13222,7 @@
                         <pic:spPr>
                           <a:xfrm>
                             <a:off x="0" y="0"/>
-                            <a:ext cx="805320" cy="763920"/>
+                            <a:ext cx="804600" cy="763920"/>
                           </a:xfrm>
                           <a:prstGeom prst="rect">
                             <a:avLst/>
@@ -13171,7 +13267,7 @@
                   <v:stroke color="#3465a4" joinstyle="round" endcap="flat"/>
                   <w10:wrap type="none"/>
                 </v:shape>
-                <v:shape id="shape_0" stroked="f" o:allowincell="f" style="position:absolute;left:37;top:-586;width:1267;height:1202;mso-wrap-style:none;v-text-anchor:middle" type="_x0000_t75">
+                <v:shape id="shape_0" stroked="f" o:allowincell="f" style="position:absolute;left:37;top:-586;width:1266;height:1202;mso-wrap-style:none;v-text-anchor:middle" type="_x0000_t75">
                   <v:imagedata r:id="rId4" o:detectmouseclick="t"/>
                   <v:stroke color="#3465a4" joinstyle="round" endcap="flat"/>
                   <w10:wrap type="none"/>
@@ -13186,7 +13282,6 @@
   <w:p>
     <w:pPr>
       <w:pStyle w:val="Normal"/>
-      <w:pBdr/>
       <w:tabs>
         <w:tab w:val="clear" w:pos="720"/>
         <w:tab w:val="center" w:pos="4680" w:leader="none"/>
@@ -13206,7 +13301,6 @@
   <w:p>
     <w:pPr>
       <w:pStyle w:val="Normal"/>
-      <w:pBdr/>
       <w:tabs>
         <w:tab w:val="clear" w:pos="720"/>
         <w:tab w:val="center" w:pos="4680" w:leader="none"/>
@@ -13222,7 +13316,7 @@
       <mc:AlternateContent>
         <mc:Choice Requires="wpg">
           <w:drawing>
-            <wp:anchor distT="0" distB="9525" distL="0" distR="0" simplePos="0" relativeHeight="29" behindDoc="1" locked="0" layoutInCell="0" allowOverlap="1" wp14:anchorId="15C78291">
+            <wp:anchor distT="0" distB="9525" distL="0" distR="0" simplePos="0" relativeHeight="33" behindDoc="1" locked="0" layoutInCell="0" allowOverlap="1" wp14:anchorId="15C78291">
               <wp:simplePos x="0" y="0"/>
               <wp:positionH relativeFrom="page">
                 <wp:posOffset>-38100</wp:posOffset>
@@ -13260,7 +13354,7 @@
                         <wps:spPr>
                           <a:xfrm>
                             <a:off x="0" y="0"/>
-                            <a:ext cx="7810560" cy="180360"/>
+                            <a:ext cx="7810560" cy="179640"/>
                           </a:xfrm>
                           <a:prstGeom prst="rect">
                             <a:avLst/>
@@ -13289,7 +13383,7 @@
                             </w:p>
                           </w:txbxContent>
                         </wps:txbx>
-                        <wps:bodyPr tIns="89640" bIns="89640" anchor="ctr">
+                        <wps:bodyPr lIns="0" tIns="0" rIns="0" bIns="0" anchor="ctr">
                           <a:noAutofit/>
                         </wps:bodyPr>
                       </wps:wsp>
@@ -13298,8 +13392,8 @@
                         <wps:cNvSpPr/>
                         <wps:spPr>
                           <a:xfrm flipH="1" rot="10800000">
-                            <a:off x="0" y="720"/>
-                            <a:ext cx="7810560" cy="60840"/>
+                            <a:off x="0" y="1440"/>
+                            <a:ext cx="7810560" cy="60480"/>
                           </a:xfrm>
                           <a:prstGeom prst="rect">
                             <a:avLst/>
@@ -13330,7 +13424,7 @@
                             </w:p>
                           </w:txbxContent>
                         </wps:txbx>
-                        <wps:bodyPr tIns="-29880" bIns="-29880" anchor="ctr">
+                        <wps:bodyPr lIns="0" tIns="0" rIns="0" bIns="0" anchor="ctr">
                           <a:noAutofit/>
                         </wps:bodyPr>
                       </wps:wsp>
@@ -13339,8 +13433,8 @@
                         <wps:cNvSpPr/>
                         <wps:spPr>
                           <a:xfrm flipH="1" rot="10800000">
-                            <a:off x="0" y="119880"/>
-                            <a:ext cx="7810560" cy="60840"/>
+                            <a:off x="0" y="120600"/>
+                            <a:ext cx="7810560" cy="60480"/>
                           </a:xfrm>
                           <a:prstGeom prst="rect">
                             <a:avLst/>
@@ -13371,7 +13465,7 @@
                             </w:p>
                           </w:txbxContent>
                         </wps:txbx>
-                        <wps:bodyPr tIns="-29880" bIns="-29880" anchor="ctr">
+                        <wps:bodyPr lIns="0" tIns="0" rIns="0" bIns="0" anchor="ctr">
                           <a:noAutofit/>
                         </wps:bodyPr>
                       </wps:wsp>
@@ -13380,8 +13474,8 @@
                         <wps:cNvSpPr/>
                         <wps:spPr>
                           <a:xfrm flipH="1" rot="10800000">
-                            <a:off x="0" y="60840"/>
-                            <a:ext cx="7810560" cy="59760"/>
+                            <a:off x="0" y="61560"/>
+                            <a:ext cx="7810560" cy="59040"/>
                           </a:xfrm>
                           <a:prstGeom prst="rect">
                             <a:avLst/>
@@ -13412,7 +13506,7 @@
                             </w:p>
                           </w:txbxContent>
                         </wps:txbx>
-                        <wps:bodyPr tIns="-30960" bIns="-30960" anchor="ctr">
+                        <wps:bodyPr lIns="0" tIns="0" rIns="0" bIns="0" anchor="ctr">
                           <a:noAutofit/>
                         </wps:bodyPr>
                       </wps:wsp>
@@ -13427,7 +13521,7 @@
           <w:pict>
             <v:group id="shape_0" alt="Group 15" style="position:absolute;margin-left:-3.05pt;margin-top:10.2pt;width:615.05pt;height:14.2pt" coordorigin="-61,204" coordsize="12301,284">
               <v:group id="shape_0" style="position:absolute;left:-61;top:204;width:12301;height:284">
-                <v:rect id="shape_0" stroked="f" o:allowincell="f" style="position:absolute;left:-60;top:204;width:12299;height:283;mso-wrap-style:none;v-text-anchor:middle;mso-position-horizontal-relative:page">
+                <v:rect id="shape_0" stroked="f" o:allowincell="f" style="position:absolute;left:-60;top:204;width:12299;height:282;mso-wrap-style:none;v-text-anchor:middle;mso-position-horizontal-relative:page">
                   <v:fill o:detectmouseclick="t" on="false"/>
                   <v:stroke color="#3465a4" joinstyle="round" endcap="flat"/>
                   <v:textbox>
@@ -13445,7 +13539,7 @@
                   </v:textbox>
                   <w10:wrap type="none"/>
                 </v:rect>
-                <v:rect id="shape_0" fillcolor="#8b0000" stroked="f" o:allowincell="f" style="position:absolute;left:-60;top:205;width:12299;height:95;flip:x;mso-wrap-style:none;v-text-anchor:middle;rotation:180;mso-position-horizontal-relative:page">
+                <v:rect id="shape_0" fillcolor="#8b0000" stroked="f" o:allowincell="f" style="position:absolute;left:-60;top:206;width:12299;height:94;flip:x;mso-wrap-style:none;v-text-anchor:middle;rotation:180;mso-position-horizontal-relative:page">
                   <v:fill o:detectmouseclick="t" type="solid" color2="#74ffff"/>
                   <v:stroke color="#3465a4" joinstyle="round" endcap="flat"/>
                   <v:textbox>
@@ -13463,7 +13557,7 @@
                   </v:textbox>
                   <w10:wrap type="none"/>
                 </v:rect>
-                <v:rect id="shape_0" fillcolor="#0c4b05" stroked="f" o:allowincell="f" style="position:absolute;left:-60;top:393;width:12299;height:95;flip:x;mso-wrap-style:none;v-text-anchor:middle;rotation:180;mso-position-horizontal-relative:page">
+                <v:rect id="shape_0" fillcolor="#0c4b05" stroked="f" o:allowincell="f" style="position:absolute;left:-60;top:394;width:12299;height:94;flip:x;mso-wrap-style:none;v-text-anchor:middle;rotation:180;mso-position-horizontal-relative:page">
                   <v:fill o:detectmouseclick="t" type="solid" color2="#f3b4fa"/>
                   <v:stroke color="#3465a4" joinstyle="round" endcap="flat"/>
                   <v:textbox>
@@ -13481,7 +13575,7 @@
                   </v:textbox>
                   <w10:wrap type="none"/>
                 </v:rect>
-                <v:rect id="shape_0" fillcolor="#ffcd00" stroked="f" o:allowincell="f" style="position:absolute;left:-60;top:300;width:12299;height:93;flip:x;mso-wrap-style:none;v-text-anchor:middle;rotation:180;mso-position-horizontal-relative:page">
+                <v:rect id="shape_0" fillcolor="#ffcd00" stroked="f" o:allowincell="f" style="position:absolute;left:-60;top:301;width:12299;height:92;flip:x;mso-wrap-style:none;v-text-anchor:middle;rotation:180;mso-position-horizontal-relative:page">
                   <v:fill o:detectmouseclick="t" type="solid" color2="#0032ff"/>
                   <v:stroke color="#3465a4" joinstyle="round" endcap="flat"/>
                   <v:textbox>
@@ -13552,7 +13646,7 @@
         <w:sz w:val="16"/>
         <w:szCs w:val="16"/>
       </w:rPr>
-      <w:t>1</w:t>
+      <w:t>2</w:t>
     </w:r>
     <w:r>
       <w:rPr>
@@ -14038,6 +14132,7 @@
     <w:rsid w:val="001b17cb"/>
     <w:pPr>
       <w:widowControl/>
+      <w:suppressAutoHyphens w:val="true"/>
       <w:bidi w:val="0"/>
       <w:spacing w:lineRule="auto" w:line="240" w:before="0" w:after="0"/>
       <w:jc w:val="start"/>
@@ -14277,8 +14372,8 @@
     </w:pPr>
     <w:rPr/>
   </w:style>
-  <w:style w:type="paragraph" w:styleId="FrameContents">
-    <w:name w:val="Frame Contents"/>
+  <w:style w:type="paragraph" w:styleId="FrameContentsuser">
+    <w:name w:val="Frame Contents (user)"/>
     <w:basedOn w:val="Normal"/>
     <w:qFormat/>
     <w:pPr/>
@@ -14306,6 +14401,13 @@
       <w:b/>
       <w:bCs/>
     </w:rPr>
+  </w:style>
+  <w:style w:type="paragraph" w:styleId="FrameContents">
+    <w:name w:val="Frame Contents"/>
+    <w:basedOn w:val="Normal"/>
+    <w:qFormat/>
+    <w:pPr/>
+    <w:rPr/>
   </w:style>
   <w:style w:type="numbering" w:styleId="NoList" w:default="1">
     <w:name w:val="No List"/>
